--- a/Manuales_JAME/Manual_Tecnico_Aplicativo_Web_Jame (1).docx
+++ b/Manuales_JAME/Manual_Tecnico_Aplicativo_Web_Jame (1).docx
@@ -6,6 +6,8 @@
       <w:pPr>
         <w:pStyle w:val="Ttulo"/>
       </w:pPr>
+      <w:bookmarkStart w:id="0" w:name="_Hlk200400273"/>
+      <w:bookmarkEnd w:id="0"/>
       <w:r>
         <w:t>Manual Técnico del Aplicativo Web</w:t>
       </w:r>
@@ -355,12 +357,12 @@
       <w:pPr>
         <w:pStyle w:val="Ttulo1"/>
       </w:pPr>
-      <w:bookmarkStart w:id="0" w:name="_Toc199144776"/>
+      <w:bookmarkStart w:id="1" w:name="_Toc200400741"/>
       <w:r>
         <w:lastRenderedPageBreak/>
         <w:t>Índice</w:t>
       </w:r>
-      <w:bookmarkEnd w:id="0"/>
+      <w:bookmarkEnd w:id="1"/>
     </w:p>
     <w:sdt>
       <w:sdtPr>
@@ -410,7 +412,7 @@
           <w:r>
             <w:fldChar w:fldCharType="separate"/>
           </w:r>
-          <w:hyperlink w:anchor="_Toc199144776" w:history="1">
+          <w:hyperlink w:anchor="_Toc200400741" w:history="1">
             <w:r>
               <w:rPr>
                 <w:rStyle w:val="Hipervnculo"/>
@@ -437,7 +439,7 @@
                 <w:noProof/>
                 <w:webHidden/>
               </w:rPr>
-              <w:instrText xml:space="preserve"> PAGEREF _Toc199144776 \h </w:instrText>
+              <w:instrText xml:space="preserve"> PAGEREF _Toc200400741 \h </w:instrText>
             </w:r>
             <w:r>
               <w:rPr>
@@ -484,7 +486,7 @@
               <w14:ligatures w14:val="standardContextual"/>
             </w:rPr>
           </w:pPr>
-          <w:hyperlink w:anchor="_Toc199144777" w:history="1">
+          <w:hyperlink w:anchor="_Toc200400742" w:history="1">
             <w:r>
               <w:rPr>
                 <w:rStyle w:val="Hipervnculo"/>
@@ -529,7 +531,7 @@
                 <w:noProof/>
                 <w:webHidden/>
               </w:rPr>
-              <w:instrText xml:space="preserve"> PAGEREF _Toc199144777 \h </w:instrText>
+              <w:instrText xml:space="preserve"> PAGEREF _Toc200400742 \h </w:instrText>
             </w:r>
             <w:r>
               <w:rPr>
@@ -575,7 +577,7 @@
               <w14:ligatures w14:val="standardContextual"/>
             </w:rPr>
           </w:pPr>
-          <w:hyperlink w:anchor="_Toc199144778" w:history="1">
+          <w:hyperlink w:anchor="_Toc200400743" w:history="1">
             <w:r>
               <w:rPr>
                 <w:rStyle w:val="Hipervnculo"/>
@@ -602,7 +604,7 @@
                 <w:noProof/>
                 <w:webHidden/>
               </w:rPr>
-              <w:instrText xml:space="preserve"> PAGEREF _Toc199144778 \h </w:instrText>
+              <w:instrText xml:space="preserve"> PAGEREF _Toc200400743 \h </w:instrText>
             </w:r>
             <w:r>
               <w:rPr>
@@ -648,13 +650,13 @@
               <w14:ligatures w14:val="standardContextual"/>
             </w:rPr>
           </w:pPr>
-          <w:hyperlink w:anchor="_Toc199144779" w:history="1">
+          <w:hyperlink w:anchor="_Toc200400744" w:history="1">
             <w:r>
               <w:rPr>
                 <w:rStyle w:val="Hipervnculo"/>
                 <w:noProof/>
               </w:rPr>
-              <w:t>3. Tecnologías Utilizadas</w:t>
+              <w:t>3. Requisitos Funcionales (RF)</w:t>
             </w:r>
             <w:r>
               <w:rPr>
@@ -675,7 +677,7 @@
                 <w:noProof/>
                 <w:webHidden/>
               </w:rPr>
-              <w:instrText xml:space="preserve"> PAGEREF _Toc199144779 \h </w:instrText>
+              <w:instrText xml:space="preserve"> PAGEREF _Toc200400744 \h </w:instrText>
             </w:r>
             <w:r>
               <w:rPr>
@@ -721,13 +723,13 @@
               <w14:ligatures w14:val="standardContextual"/>
             </w:rPr>
           </w:pPr>
-          <w:hyperlink w:anchor="_Toc199144780" w:history="1">
+          <w:hyperlink w:anchor="_Toc200400745" w:history="1">
             <w:r>
               <w:rPr>
                 <w:rStyle w:val="Hipervnculo"/>
                 <w:noProof/>
               </w:rPr>
-              <w:t>4. Estructura de Archivos</w:t>
+              <w:t>3.1. Requisitos No Funcionales (RFN)</w:t>
             </w:r>
             <w:r>
               <w:rPr>
@@ -748,7 +750,7 @@
                 <w:noProof/>
                 <w:webHidden/>
               </w:rPr>
-              <w:instrText xml:space="preserve"> PAGEREF _Toc199144780 \h </w:instrText>
+              <w:instrText xml:space="preserve"> PAGEREF _Toc200400745 \h </w:instrText>
             </w:r>
             <w:r>
               <w:rPr>
@@ -768,7 +770,7 @@
                 <w:noProof/>
                 <w:webHidden/>
               </w:rPr>
-              <w:t>7</w:t>
+              <w:t>5</w:t>
             </w:r>
             <w:r>
               <w:rPr>
@@ -794,13 +796,13 @@
               <w14:ligatures w14:val="standardContextual"/>
             </w:rPr>
           </w:pPr>
-          <w:hyperlink w:anchor="_Toc199144781" w:history="1">
+          <w:hyperlink w:anchor="_Toc200400746" w:history="1">
             <w:r>
               <w:rPr>
                 <w:rStyle w:val="Hipervnculo"/>
                 <w:noProof/>
               </w:rPr>
-              <w:t>5. Base de Datos</w:t>
+              <w:t>4. Casos de uso</w:t>
             </w:r>
             <w:r>
               <w:rPr>
@@ -821,7 +823,7 @@
                 <w:noProof/>
                 <w:webHidden/>
               </w:rPr>
-              <w:instrText xml:space="preserve"> PAGEREF _Toc199144781 \h </w:instrText>
+              <w:instrText xml:space="preserve"> PAGEREF _Toc200400746 \h </w:instrText>
             </w:r>
             <w:r>
               <w:rPr>
@@ -841,7 +843,7 @@
                 <w:noProof/>
                 <w:webHidden/>
               </w:rPr>
-              <w:t>23</w:t>
+              <w:t>6</w:t>
             </w:r>
             <w:r>
               <w:rPr>
@@ -867,13 +869,13 @@
               <w14:ligatures w14:val="standardContextual"/>
             </w:rPr>
           </w:pPr>
-          <w:hyperlink w:anchor="_Toc199144782" w:history="1">
+          <w:hyperlink w:anchor="_Toc200400747" w:history="1">
             <w:r>
               <w:rPr>
                 <w:rStyle w:val="Hipervnculo"/>
                 <w:noProof/>
               </w:rPr>
-              <w:t>6. API REST</w:t>
+              <w:t>5. Diagramas de Clases</w:t>
             </w:r>
             <w:r>
               <w:rPr>
@@ -894,7 +896,7 @@
                 <w:noProof/>
                 <w:webHidden/>
               </w:rPr>
-              <w:instrText xml:space="preserve"> PAGEREF _Toc199144782 \h </w:instrText>
+              <w:instrText xml:space="preserve"> PAGEREF _Toc200400747 \h </w:instrText>
             </w:r>
             <w:r>
               <w:rPr>
@@ -914,7 +916,7 @@
                 <w:noProof/>
                 <w:webHidden/>
               </w:rPr>
-              <w:t>33</w:t>
+              <w:t>7</w:t>
             </w:r>
             <w:r>
               <w:rPr>
@@ -940,13 +942,13 @@
               <w14:ligatures w14:val="standardContextual"/>
             </w:rPr>
           </w:pPr>
-          <w:hyperlink w:anchor="_Toc199144783" w:history="1">
+          <w:hyperlink w:anchor="_Toc200400748" w:history="1">
             <w:r>
               <w:rPr>
                 <w:rStyle w:val="Hipervnculo"/>
                 <w:noProof/>
               </w:rPr>
-              <w:t>7. Seguridad</w:t>
+              <w:t>6. Historias de usuario</w:t>
             </w:r>
             <w:r>
               <w:rPr>
@@ -967,7 +969,7 @@
                 <w:noProof/>
                 <w:webHidden/>
               </w:rPr>
-              <w:instrText xml:space="preserve"> PAGEREF _Toc199144783 \h </w:instrText>
+              <w:instrText xml:space="preserve"> PAGEREF _Toc200400748 \h </w:instrText>
             </w:r>
             <w:r>
               <w:rPr>
@@ -987,7 +989,7 @@
                 <w:noProof/>
                 <w:webHidden/>
               </w:rPr>
-              <w:t>34</w:t>
+              <w:t>7</w:t>
             </w:r>
             <w:r>
               <w:rPr>
@@ -1013,13 +1015,13 @@
               <w14:ligatures w14:val="standardContextual"/>
             </w:rPr>
           </w:pPr>
-          <w:hyperlink w:anchor="_Toc199144784" w:history="1">
+          <w:hyperlink w:anchor="_Toc200400749" w:history="1">
             <w:r>
               <w:rPr>
                 <w:rStyle w:val="Hipervnculo"/>
                 <w:noProof/>
               </w:rPr>
-              <w:t>8. Registro de Errores y Logs</w:t>
+              <w:t>7. Modelo Entidad relación (MER)</w:t>
             </w:r>
             <w:r>
               <w:rPr>
@@ -1040,7 +1042,7 @@
                 <w:noProof/>
                 <w:webHidden/>
               </w:rPr>
-              <w:instrText xml:space="preserve"> PAGEREF _Toc199144784 \h </w:instrText>
+              <w:instrText xml:space="preserve"> PAGEREF _Toc200400749 \h </w:instrText>
             </w:r>
             <w:r>
               <w:rPr>
@@ -1060,7 +1062,7 @@
                 <w:noProof/>
                 <w:webHidden/>
               </w:rPr>
-              <w:t>35</w:t>
+              <w:t>16</w:t>
             </w:r>
             <w:r>
               <w:rPr>
@@ -1086,13 +1088,13 @@
               <w14:ligatures w14:val="standardContextual"/>
             </w:rPr>
           </w:pPr>
-          <w:hyperlink w:anchor="_Toc199144785" w:history="1">
+          <w:hyperlink w:anchor="_Toc200400750" w:history="1">
             <w:r>
               <w:rPr>
                 <w:rStyle w:val="Hipervnculo"/>
                 <w:noProof/>
               </w:rPr>
-              <w:t>9. Configuración del Entorno</w:t>
+              <w:t>8. Diccionario de Datos</w:t>
             </w:r>
             <w:r>
               <w:rPr>
@@ -1113,7 +1115,7 @@
                 <w:noProof/>
                 <w:webHidden/>
               </w:rPr>
-              <w:instrText xml:space="preserve"> PAGEREF _Toc199144785 \h </w:instrText>
+              <w:instrText xml:space="preserve"> PAGEREF _Toc200400750 \h </w:instrText>
             </w:r>
             <w:r>
               <w:rPr>
@@ -1133,7 +1135,7 @@
                 <w:noProof/>
                 <w:webHidden/>
               </w:rPr>
-              <w:t>35</w:t>
+              <w:t>20</w:t>
             </w:r>
             <w:r>
               <w:rPr>
@@ -1159,13 +1161,13 @@
               <w14:ligatures w14:val="standardContextual"/>
             </w:rPr>
           </w:pPr>
-          <w:hyperlink w:anchor="_Toc199144786" w:history="1">
+          <w:hyperlink w:anchor="_Toc200400751" w:history="1">
             <w:r>
               <w:rPr>
                 <w:rStyle w:val="Hipervnculo"/>
                 <w:noProof/>
               </w:rPr>
-              <w:t>10. Despliegue</w:t>
+              <w:t>9. Tecnologías Utilizadas</w:t>
             </w:r>
             <w:r>
               <w:rPr>
@@ -1186,7 +1188,7 @@
                 <w:noProof/>
                 <w:webHidden/>
               </w:rPr>
-              <w:instrText xml:space="preserve"> PAGEREF _Toc199144786 \h </w:instrText>
+              <w:instrText xml:space="preserve"> PAGEREF _Toc200400751 \h </w:instrText>
             </w:r>
             <w:r>
               <w:rPr>
@@ -1206,7 +1208,7 @@
                 <w:noProof/>
                 <w:webHidden/>
               </w:rPr>
-              <w:t>35</w:t>
+              <w:t>20</w:t>
             </w:r>
             <w:r>
               <w:rPr>
@@ -1232,13 +1234,13 @@
               <w14:ligatures w14:val="standardContextual"/>
             </w:rPr>
           </w:pPr>
-          <w:hyperlink w:anchor="_Toc199144787" w:history="1">
+          <w:hyperlink w:anchor="_Toc200400752" w:history="1">
             <w:r>
               <w:rPr>
                 <w:rStyle w:val="Hipervnculo"/>
                 <w:noProof/>
               </w:rPr>
-              <w:t>11. Mantenimiento y Actualizaciones</w:t>
+              <w:t>10. Estructura de Archivos</w:t>
             </w:r>
             <w:r>
               <w:rPr>
@@ -1259,7 +1261,7 @@
                 <w:noProof/>
                 <w:webHidden/>
               </w:rPr>
-              <w:instrText xml:space="preserve"> PAGEREF _Toc199144787 \h </w:instrText>
+              <w:instrText xml:space="preserve"> PAGEREF _Toc200400752 \h </w:instrText>
             </w:r>
             <w:r>
               <w:rPr>
@@ -1279,7 +1281,7 @@
                 <w:noProof/>
                 <w:webHidden/>
               </w:rPr>
-              <w:t>35</w:t>
+              <w:t>22</w:t>
             </w:r>
             <w:r>
               <w:rPr>
@@ -1305,13 +1307,13 @@
               <w14:ligatures w14:val="standardContextual"/>
             </w:rPr>
           </w:pPr>
-          <w:hyperlink w:anchor="_Toc199144788" w:history="1">
+          <w:hyperlink w:anchor="_Toc200400753" w:history="1">
             <w:r>
               <w:rPr>
                 <w:rStyle w:val="Hipervnculo"/>
                 <w:noProof/>
               </w:rPr>
-              <w:t>Anexos</w:t>
+              <w:t>11. Base de Datos</w:t>
             </w:r>
             <w:r>
               <w:rPr>
@@ -1332,7 +1334,7 @@
                 <w:noProof/>
                 <w:webHidden/>
               </w:rPr>
-              <w:instrText xml:space="preserve"> PAGEREF _Toc199144788 \h </w:instrText>
+              <w:instrText xml:space="preserve"> PAGEREF _Toc200400753 \h </w:instrText>
             </w:r>
             <w:r>
               <w:rPr>
@@ -1352,7 +1354,153 @@
                 <w:noProof/>
                 <w:webHidden/>
               </w:rPr>
-              <w:t>35</w:t>
+              <w:t>39</w:t>
+            </w:r>
+            <w:r>
+              <w:rPr>
+                <w:noProof/>
+                <w:webHidden/>
+              </w:rPr>
+              <w:fldChar w:fldCharType="end"/>
+            </w:r>
+          </w:hyperlink>
+        </w:p>
+        <w:p>
+          <w:pPr>
+            <w:pStyle w:val="TDC1"/>
+            <w:tabs>
+              <w:tab w:val="right" w:leader="dot" w:pos="8630"/>
+            </w:tabs>
+            <w:rPr>
+              <w:noProof/>
+              <w:kern w:val="2"/>
+              <w:sz w:val="24"/>
+              <w:szCs w:val="24"/>
+              <w:lang w:eastAsia="es-CO"/>
+              <w14:ligatures w14:val="standardContextual"/>
+            </w:rPr>
+          </w:pPr>
+          <w:hyperlink w:anchor="_Toc200400754" w:history="1">
+            <w:r>
+              <w:rPr>
+                <w:rStyle w:val="Hipervnculo"/>
+                <w:noProof/>
+              </w:rPr>
+              <w:t>12. API REST</w:t>
+            </w:r>
+            <w:r>
+              <w:rPr>
+                <w:noProof/>
+                <w:webHidden/>
+              </w:rPr>
+              <w:tab/>
+            </w:r>
+            <w:r>
+              <w:rPr>
+                <w:noProof/>
+                <w:webHidden/>
+              </w:rPr>
+              <w:fldChar w:fldCharType="begin"/>
+            </w:r>
+            <w:r>
+              <w:rPr>
+                <w:noProof/>
+                <w:webHidden/>
+              </w:rPr>
+              <w:instrText xml:space="preserve"> PAGEREF _Toc200400754 \h </w:instrText>
+            </w:r>
+            <w:r>
+              <w:rPr>
+                <w:noProof/>
+                <w:webHidden/>
+              </w:rPr>
+            </w:r>
+            <w:r>
+              <w:rPr>
+                <w:noProof/>
+                <w:webHidden/>
+              </w:rPr>
+              <w:fldChar w:fldCharType="separate"/>
+            </w:r>
+            <w:r>
+              <w:rPr>
+                <w:noProof/>
+                <w:webHidden/>
+              </w:rPr>
+              <w:t>47</w:t>
+            </w:r>
+            <w:r>
+              <w:rPr>
+                <w:noProof/>
+                <w:webHidden/>
+              </w:rPr>
+              <w:fldChar w:fldCharType="end"/>
+            </w:r>
+          </w:hyperlink>
+        </w:p>
+        <w:p>
+          <w:pPr>
+            <w:pStyle w:val="TDC1"/>
+            <w:tabs>
+              <w:tab w:val="right" w:leader="dot" w:pos="8630"/>
+            </w:tabs>
+            <w:rPr>
+              <w:noProof/>
+              <w:kern w:val="2"/>
+              <w:sz w:val="24"/>
+              <w:szCs w:val="24"/>
+              <w:lang w:eastAsia="es-CO"/>
+              <w14:ligatures w14:val="standardContextual"/>
+            </w:rPr>
+          </w:pPr>
+          <w:hyperlink w:anchor="_Toc200400755" w:history="1">
+            <w:r>
+              <w:rPr>
+                <w:rStyle w:val="Hipervnculo"/>
+                <w:noProof/>
+              </w:rPr>
+              <w:t>13. Despliegue</w:t>
+            </w:r>
+            <w:r>
+              <w:rPr>
+                <w:noProof/>
+                <w:webHidden/>
+              </w:rPr>
+              <w:tab/>
+            </w:r>
+            <w:r>
+              <w:rPr>
+                <w:noProof/>
+                <w:webHidden/>
+              </w:rPr>
+              <w:fldChar w:fldCharType="begin"/>
+            </w:r>
+            <w:r>
+              <w:rPr>
+                <w:noProof/>
+                <w:webHidden/>
+              </w:rPr>
+              <w:instrText xml:space="preserve"> PAGEREF _Toc200400755 \h </w:instrText>
+            </w:r>
+            <w:r>
+              <w:rPr>
+                <w:noProof/>
+                <w:webHidden/>
+              </w:rPr>
+            </w:r>
+            <w:r>
+              <w:rPr>
+                <w:noProof/>
+                <w:webHidden/>
+              </w:rPr>
+              <w:fldChar w:fldCharType="separate"/>
+            </w:r>
+            <w:r>
+              <w:rPr>
+                <w:noProof/>
+                <w:webHidden/>
+              </w:rPr>
+              <w:t>48</w:t>
             </w:r>
             <w:r>
               <w:rPr>
@@ -1388,12 +1536,12 @@
           <w:numId w:val="10"/>
         </w:numPr>
       </w:pPr>
-      <w:bookmarkStart w:id="1" w:name="_Toc199144777"/>
+      <w:bookmarkStart w:id="2" w:name="_Toc200400742"/>
       <w:r>
         <w:lastRenderedPageBreak/>
         <w:t>Introducción</w:t>
       </w:r>
-      <w:bookmarkEnd w:id="1"/>
+      <w:bookmarkEnd w:id="2"/>
     </w:p>
     <w:p/>
     <w:p>
@@ -1453,12 +1601,12 @@
       <w:pPr>
         <w:pStyle w:val="Ttulo1"/>
       </w:pPr>
-      <w:bookmarkStart w:id="2" w:name="_Toc199144778"/>
+      <w:bookmarkStart w:id="3" w:name="_Toc200400743"/>
       <w:r>
         <w:lastRenderedPageBreak/>
         <w:t>2. Arquitectura del Sistema</w:t>
       </w:r>
-      <w:bookmarkEnd w:id="2"/>
+      <w:bookmarkEnd w:id="3"/>
     </w:p>
     <w:p>
       <w:r>
@@ -1665,71 +1813,3788 @@
         </w:drawing>
       </w:r>
     </w:p>
-    <w:p>
-      <w:r>
-        <w:t>- Componentes principales (</w:t>
-      </w:r>
-      <w:proofErr w:type="spellStart"/>
-      <w:r>
-        <w:t>Frontend</w:t>
-      </w:r>
-      <w:proofErr w:type="spellEnd"/>
-      <w:r>
-        <w:t xml:space="preserve">, </w:t>
-      </w:r>
-      <w:proofErr w:type="spellStart"/>
-      <w:r>
-        <w:t>Backend</w:t>
-      </w:r>
-      <w:proofErr w:type="spellEnd"/>
-      <w:r>
-        <w:t xml:space="preserve">, Base de datos, </w:t>
-      </w:r>
-      <w:proofErr w:type="spellStart"/>
-      <w:r>
-        <w:t>APIs</w:t>
-      </w:r>
-      <w:proofErr w:type="spellEnd"/>
-      <w:r>
-        <w:t>, etc.).</w:t>
-      </w:r>
-    </w:p>
-    <w:p/>
     <w:p/>
     <w:p/>
     <w:p>
       <w:pPr>
         <w:pStyle w:val="Ttulo1"/>
       </w:pPr>
-      <w:bookmarkStart w:id="3" w:name="_Toc199144779"/>
-      <w:r>
+      <w:bookmarkStart w:id="4" w:name="_Toc200400744"/>
+      <w:r>
+        <w:lastRenderedPageBreak/>
         <w:t xml:space="preserve">3. </w:t>
       </w:r>
       <w:r>
-        <w:t xml:space="preserve">Modelo Entidad </w:t>
-      </w:r>
-      <w:r>
-        <w:t>relación</w:t>
-      </w:r>
-      <w:r>
-        <w:t xml:space="preserve"> (</w:t>
-      </w:r>
-      <w:r>
-        <w:t>MER</w:t>
-      </w:r>
-      <w:r>
-        <w:t>)</w:t>
+        <w:t>Requisitos Funcionales (RF)</w:t>
+      </w:r>
+      <w:bookmarkEnd w:id="4"/>
+    </w:p>
+    <w:tbl>
+      <w:tblPr>
+        <w:tblW w:w="10632" w:type="dxa"/>
+        <w:tblInd w:w="-998" w:type="dxa"/>
+        <w:tblCellMar>
+          <w:left w:w="70" w:type="dxa"/>
+          <w:right w:w="70" w:type="dxa"/>
+        </w:tblCellMar>
+        <w:tblLook w:val="04A0" w:firstRow="1" w:lastRow="0" w:firstColumn="1" w:lastColumn="0" w:noHBand="0" w:noVBand="1"/>
+      </w:tblPr>
+      <w:tblGrid>
+        <w:gridCol w:w="1475"/>
+        <w:gridCol w:w="8120"/>
+        <w:gridCol w:w="1037"/>
+      </w:tblGrid>
+      <w:tr>
+        <w:trPr>
+          <w:trHeight w:val="300"/>
+        </w:trPr>
+        <w:tc>
+          <w:tcPr>
+            <w:tcW w:w="1475" w:type="dxa"/>
+            <w:tcBorders>
+              <w:top w:val="single" w:sz="4" w:space="0" w:color="000000"/>
+              <w:left w:val="single" w:sz="4" w:space="0" w:color="000000"/>
+              <w:bottom w:val="single" w:sz="4" w:space="0" w:color="000000"/>
+              <w:right w:val="single" w:sz="4" w:space="0" w:color="000000"/>
+            </w:tcBorders>
+            <w:shd w:val="clear" w:color="92D050" w:fill="92D050"/>
+            <w:noWrap/>
+            <w:hideMark/>
+          </w:tcPr>
+          <w:p>
+            <w:pPr>
+              <w:spacing w:after="0" w:line="240" w:lineRule="auto"/>
+              <w:jc w:val="center"/>
+              <w:rPr>
+                <w:rFonts w:ascii="Calibri" w:eastAsia="Times New Roman" w:hAnsi="Calibri" w:cs="Calibri"/>
+                <w:color w:val="000000"/>
+                <w:sz w:val="24"/>
+                <w:szCs w:val="24"/>
+                <w:lang w:eastAsia="es-CO"/>
+              </w:rPr>
+            </w:pPr>
+            <w:r>
+              <w:rPr>
+                <w:rFonts w:ascii="Calibri" w:eastAsia="Times New Roman" w:hAnsi="Calibri" w:cs="Calibri"/>
+                <w:color w:val="000000"/>
+                <w:sz w:val="24"/>
+                <w:szCs w:val="24"/>
+                <w:lang w:eastAsia="es-CO"/>
+              </w:rPr>
+              <w:t>No. de requisito</w:t>
+            </w:r>
+          </w:p>
+        </w:tc>
+        <w:tc>
+          <w:tcPr>
+            <w:tcW w:w="8120" w:type="dxa"/>
+            <w:tcBorders>
+              <w:top w:val="single" w:sz="4" w:space="0" w:color="000000"/>
+              <w:left w:val="nil"/>
+              <w:bottom w:val="single" w:sz="4" w:space="0" w:color="000000"/>
+              <w:right w:val="single" w:sz="4" w:space="0" w:color="000000"/>
+            </w:tcBorders>
+            <w:shd w:val="clear" w:color="92D050" w:fill="92D050"/>
+            <w:noWrap/>
+            <w:vAlign w:val="bottom"/>
+            <w:hideMark/>
+          </w:tcPr>
+          <w:p>
+            <w:pPr>
+              <w:spacing w:after="0" w:line="240" w:lineRule="auto"/>
+              <w:jc w:val="center"/>
+              <w:rPr>
+                <w:rFonts w:ascii="Calibri" w:eastAsia="Times New Roman" w:hAnsi="Calibri" w:cs="Calibri"/>
+                <w:color w:val="000000"/>
+                <w:lang w:eastAsia="es-CO"/>
+              </w:rPr>
+            </w:pPr>
+            <w:r>
+              <w:rPr>
+                <w:rFonts w:ascii="Calibri" w:eastAsia="Times New Roman" w:hAnsi="Calibri" w:cs="Calibri"/>
+                <w:color w:val="000000"/>
+                <w:lang w:eastAsia="es-CO"/>
+              </w:rPr>
+              <w:t>Nombre de requisito</w:t>
+            </w:r>
+          </w:p>
+        </w:tc>
+        <w:tc>
+          <w:tcPr>
+            <w:tcW w:w="1037" w:type="dxa"/>
+            <w:tcBorders>
+              <w:top w:val="single" w:sz="4" w:space="0" w:color="000000"/>
+              <w:left w:val="nil"/>
+              <w:bottom w:val="single" w:sz="4" w:space="0" w:color="000000"/>
+              <w:right w:val="single" w:sz="4" w:space="0" w:color="000000"/>
+            </w:tcBorders>
+            <w:shd w:val="clear" w:color="6AA84F" w:fill="6AA84F"/>
+            <w:noWrap/>
+            <w:vAlign w:val="bottom"/>
+            <w:hideMark/>
+          </w:tcPr>
+          <w:p>
+            <w:pPr>
+              <w:spacing w:after="0" w:line="240" w:lineRule="auto"/>
+              <w:rPr>
+                <w:rFonts w:ascii="Calibri" w:eastAsia="Times New Roman" w:hAnsi="Calibri" w:cs="Calibri"/>
+                <w:color w:val="000000"/>
+                <w:lang w:eastAsia="es-CO"/>
+              </w:rPr>
+            </w:pPr>
+            <w:r>
+              <w:rPr>
+                <w:rFonts w:ascii="Calibri" w:eastAsia="Times New Roman" w:hAnsi="Calibri" w:cs="Calibri"/>
+                <w:color w:val="000000"/>
+                <w:lang w:eastAsia="es-CO"/>
+              </w:rPr>
+              <w:t>Prioridad</w:t>
+            </w:r>
+          </w:p>
+        </w:tc>
+      </w:tr>
+      <w:tr>
+        <w:trPr>
+          <w:trHeight w:val="300"/>
+        </w:trPr>
+        <w:tc>
+          <w:tcPr>
+            <w:tcW w:w="1475" w:type="dxa"/>
+            <w:tcBorders>
+              <w:top w:val="single" w:sz="4" w:space="0" w:color="000000"/>
+              <w:left w:val="single" w:sz="4" w:space="0" w:color="000000"/>
+              <w:bottom w:val="single" w:sz="4" w:space="0" w:color="000000"/>
+              <w:right w:val="single" w:sz="4" w:space="0" w:color="000000"/>
+            </w:tcBorders>
+            <w:shd w:val="clear" w:color="auto" w:fill="auto"/>
+            <w:noWrap/>
+            <w:hideMark/>
+          </w:tcPr>
+          <w:p>
+            <w:pPr>
+              <w:spacing w:after="0" w:line="240" w:lineRule="auto"/>
+              <w:jc w:val="center"/>
+              <w:rPr>
+                <w:rFonts w:ascii="Calibri" w:eastAsia="Times New Roman" w:hAnsi="Calibri" w:cs="Calibri"/>
+                <w:color w:val="000000"/>
+                <w:sz w:val="24"/>
+                <w:szCs w:val="24"/>
+                <w:lang w:eastAsia="es-CO"/>
+              </w:rPr>
+            </w:pPr>
+            <w:r>
+              <w:rPr>
+                <w:rFonts w:ascii="Calibri" w:eastAsia="Times New Roman" w:hAnsi="Calibri" w:cs="Calibri"/>
+                <w:color w:val="000000"/>
+                <w:sz w:val="24"/>
+                <w:szCs w:val="24"/>
+                <w:lang w:eastAsia="es-CO"/>
+              </w:rPr>
+              <w:t>RF1</w:t>
+            </w:r>
+          </w:p>
+        </w:tc>
+        <w:tc>
+          <w:tcPr>
+            <w:tcW w:w="8120" w:type="dxa"/>
+            <w:tcBorders>
+              <w:top w:val="single" w:sz="4" w:space="0" w:color="000000"/>
+              <w:left w:val="nil"/>
+              <w:bottom w:val="single" w:sz="4" w:space="0" w:color="000000"/>
+              <w:right w:val="single" w:sz="4" w:space="0" w:color="000000"/>
+            </w:tcBorders>
+            <w:shd w:val="clear" w:color="FFFF00" w:fill="FFFF00"/>
+            <w:noWrap/>
+            <w:vAlign w:val="bottom"/>
+            <w:hideMark/>
+          </w:tcPr>
+          <w:p>
+            <w:pPr>
+              <w:spacing w:after="0" w:line="240" w:lineRule="auto"/>
+              <w:rPr>
+                <w:rFonts w:ascii="Calibri" w:eastAsia="Times New Roman" w:hAnsi="Calibri" w:cs="Calibri"/>
+                <w:color w:val="000000"/>
+                <w:lang w:eastAsia="es-CO"/>
+              </w:rPr>
+            </w:pPr>
+            <w:r>
+              <w:rPr>
+                <w:rFonts w:ascii="Calibri" w:eastAsia="Times New Roman" w:hAnsi="Calibri" w:cs="Calibri"/>
+                <w:color w:val="000000"/>
+                <w:lang w:eastAsia="es-CO"/>
+              </w:rPr>
+              <w:t xml:space="preserve">El </w:t>
+            </w:r>
+            <w:proofErr w:type="gramStart"/>
+            <w:r>
+              <w:rPr>
+                <w:rFonts w:ascii="Calibri" w:eastAsia="Times New Roman" w:hAnsi="Calibri" w:cs="Calibri"/>
+                <w:color w:val="000000"/>
+                <w:lang w:eastAsia="es-CO"/>
+              </w:rPr>
+              <w:t xml:space="preserve">usuario  </w:t>
+            </w:r>
+            <w:proofErr w:type="spellStart"/>
+            <w:r>
+              <w:rPr>
+                <w:rFonts w:ascii="Calibri" w:eastAsia="Times New Roman" w:hAnsi="Calibri" w:cs="Calibri"/>
+                <w:color w:val="000000"/>
+                <w:lang w:eastAsia="es-CO"/>
+              </w:rPr>
+              <w:t>tendra</w:t>
+            </w:r>
+            <w:proofErr w:type="spellEnd"/>
+            <w:proofErr w:type="gramEnd"/>
+            <w:r>
+              <w:rPr>
+                <w:rFonts w:ascii="Calibri" w:eastAsia="Times New Roman" w:hAnsi="Calibri" w:cs="Calibri"/>
+                <w:color w:val="000000"/>
+                <w:lang w:eastAsia="es-CO"/>
+              </w:rPr>
+              <w:t xml:space="preserve"> un apartado para registrarse en el sistema</w:t>
+            </w:r>
+          </w:p>
+        </w:tc>
+        <w:tc>
+          <w:tcPr>
+            <w:tcW w:w="1037" w:type="dxa"/>
+            <w:tcBorders>
+              <w:top w:val="nil"/>
+              <w:left w:val="nil"/>
+              <w:bottom w:val="single" w:sz="4" w:space="0" w:color="000000"/>
+              <w:right w:val="single" w:sz="4" w:space="0" w:color="000000"/>
+            </w:tcBorders>
+            <w:shd w:val="clear" w:color="auto" w:fill="auto"/>
+            <w:noWrap/>
+            <w:vAlign w:val="bottom"/>
+            <w:hideMark/>
+          </w:tcPr>
+          <w:p>
+            <w:pPr>
+              <w:spacing w:after="0" w:line="240" w:lineRule="auto"/>
+              <w:rPr>
+                <w:rFonts w:ascii="Calibri" w:eastAsia="Times New Roman" w:hAnsi="Calibri" w:cs="Calibri"/>
+                <w:color w:val="000000"/>
+                <w:lang w:eastAsia="es-CO"/>
+              </w:rPr>
+            </w:pPr>
+            <w:r>
+              <w:rPr>
+                <w:rFonts w:ascii="Calibri" w:eastAsia="Times New Roman" w:hAnsi="Calibri" w:cs="Calibri"/>
+                <w:color w:val="000000"/>
+                <w:lang w:eastAsia="es-CO"/>
+              </w:rPr>
+              <w:t>Alta</w:t>
+            </w:r>
+          </w:p>
+        </w:tc>
+      </w:tr>
+      <w:tr>
+        <w:trPr>
+          <w:trHeight w:val="288"/>
+        </w:trPr>
+        <w:tc>
+          <w:tcPr>
+            <w:tcW w:w="1475" w:type="dxa"/>
+            <w:tcBorders>
+              <w:top w:val="single" w:sz="4" w:space="0" w:color="000000"/>
+              <w:left w:val="single" w:sz="4" w:space="0" w:color="000000"/>
+              <w:bottom w:val="single" w:sz="4" w:space="0" w:color="000000"/>
+              <w:right w:val="single" w:sz="4" w:space="0" w:color="000000"/>
+            </w:tcBorders>
+            <w:shd w:val="clear" w:color="auto" w:fill="auto"/>
+            <w:noWrap/>
+            <w:vAlign w:val="bottom"/>
+            <w:hideMark/>
+          </w:tcPr>
+          <w:p>
+            <w:pPr>
+              <w:spacing w:after="0" w:line="240" w:lineRule="auto"/>
+              <w:jc w:val="center"/>
+              <w:rPr>
+                <w:rFonts w:ascii="Calibri" w:eastAsia="Times New Roman" w:hAnsi="Calibri" w:cs="Calibri"/>
+                <w:color w:val="000000"/>
+                <w:lang w:eastAsia="es-CO"/>
+              </w:rPr>
+            </w:pPr>
+            <w:r>
+              <w:rPr>
+                <w:rFonts w:ascii="Calibri" w:eastAsia="Times New Roman" w:hAnsi="Calibri" w:cs="Calibri"/>
+                <w:color w:val="000000"/>
+                <w:lang w:eastAsia="es-CO"/>
+              </w:rPr>
+              <w:t>RF2</w:t>
+            </w:r>
+          </w:p>
+        </w:tc>
+        <w:tc>
+          <w:tcPr>
+            <w:tcW w:w="8120" w:type="dxa"/>
+            <w:tcBorders>
+              <w:top w:val="single" w:sz="4" w:space="0" w:color="000000"/>
+              <w:left w:val="nil"/>
+              <w:bottom w:val="single" w:sz="4" w:space="0" w:color="000000"/>
+              <w:right w:val="single" w:sz="4" w:space="0" w:color="000000"/>
+            </w:tcBorders>
+            <w:shd w:val="clear" w:color="FFFF00" w:fill="FFFF00"/>
+            <w:noWrap/>
+            <w:vAlign w:val="bottom"/>
+            <w:hideMark/>
+          </w:tcPr>
+          <w:p>
+            <w:pPr>
+              <w:spacing w:after="0" w:line="240" w:lineRule="auto"/>
+              <w:rPr>
+                <w:rFonts w:ascii="Calibri" w:eastAsia="Times New Roman" w:hAnsi="Calibri" w:cs="Calibri"/>
+                <w:color w:val="000000"/>
+                <w:lang w:eastAsia="es-CO"/>
+              </w:rPr>
+            </w:pPr>
+            <w:r>
+              <w:rPr>
+                <w:rFonts w:ascii="Calibri" w:eastAsia="Times New Roman" w:hAnsi="Calibri" w:cs="Calibri"/>
+                <w:color w:val="000000"/>
+                <w:lang w:eastAsia="es-CO"/>
+              </w:rPr>
+              <w:t xml:space="preserve">El usuario </w:t>
+            </w:r>
+            <w:proofErr w:type="spellStart"/>
+            <w:r>
+              <w:rPr>
+                <w:rFonts w:ascii="Calibri" w:eastAsia="Times New Roman" w:hAnsi="Calibri" w:cs="Calibri"/>
+                <w:color w:val="000000"/>
+                <w:lang w:eastAsia="es-CO"/>
+              </w:rPr>
+              <w:t>tendra</w:t>
+            </w:r>
+            <w:proofErr w:type="spellEnd"/>
+            <w:r>
+              <w:rPr>
+                <w:rFonts w:ascii="Calibri" w:eastAsia="Times New Roman" w:hAnsi="Calibri" w:cs="Calibri"/>
+                <w:color w:val="000000"/>
+                <w:lang w:eastAsia="es-CO"/>
+              </w:rPr>
+              <w:t xml:space="preserve"> un usuario y contraseña </w:t>
+            </w:r>
+          </w:p>
+        </w:tc>
+        <w:tc>
+          <w:tcPr>
+            <w:tcW w:w="1037" w:type="dxa"/>
+            <w:tcBorders>
+              <w:top w:val="nil"/>
+              <w:left w:val="nil"/>
+              <w:bottom w:val="single" w:sz="4" w:space="0" w:color="000000"/>
+              <w:right w:val="single" w:sz="4" w:space="0" w:color="000000"/>
+            </w:tcBorders>
+            <w:shd w:val="clear" w:color="auto" w:fill="auto"/>
+            <w:noWrap/>
+            <w:vAlign w:val="bottom"/>
+            <w:hideMark/>
+          </w:tcPr>
+          <w:p>
+            <w:pPr>
+              <w:spacing w:after="0" w:line="240" w:lineRule="auto"/>
+              <w:rPr>
+                <w:rFonts w:ascii="Calibri" w:eastAsia="Times New Roman" w:hAnsi="Calibri" w:cs="Calibri"/>
+                <w:color w:val="000000"/>
+                <w:lang w:eastAsia="es-CO"/>
+              </w:rPr>
+            </w:pPr>
+            <w:r>
+              <w:rPr>
+                <w:rFonts w:ascii="Calibri" w:eastAsia="Times New Roman" w:hAnsi="Calibri" w:cs="Calibri"/>
+                <w:color w:val="000000"/>
+                <w:lang w:eastAsia="es-CO"/>
+              </w:rPr>
+              <w:t>Alta</w:t>
+            </w:r>
+          </w:p>
+        </w:tc>
+      </w:tr>
+      <w:tr>
+        <w:trPr>
+          <w:trHeight w:val="288"/>
+        </w:trPr>
+        <w:tc>
+          <w:tcPr>
+            <w:tcW w:w="1475" w:type="dxa"/>
+            <w:tcBorders>
+              <w:top w:val="single" w:sz="4" w:space="0" w:color="000000"/>
+              <w:left w:val="single" w:sz="4" w:space="0" w:color="000000"/>
+              <w:bottom w:val="single" w:sz="4" w:space="0" w:color="000000"/>
+              <w:right w:val="single" w:sz="4" w:space="0" w:color="000000"/>
+            </w:tcBorders>
+            <w:shd w:val="clear" w:color="auto" w:fill="auto"/>
+            <w:noWrap/>
+            <w:vAlign w:val="bottom"/>
+            <w:hideMark/>
+          </w:tcPr>
+          <w:p>
+            <w:pPr>
+              <w:spacing w:after="0" w:line="240" w:lineRule="auto"/>
+              <w:jc w:val="center"/>
+              <w:rPr>
+                <w:rFonts w:ascii="Calibri" w:eastAsia="Times New Roman" w:hAnsi="Calibri" w:cs="Calibri"/>
+                <w:color w:val="000000"/>
+                <w:lang w:eastAsia="es-CO"/>
+              </w:rPr>
+            </w:pPr>
+            <w:r>
+              <w:rPr>
+                <w:rFonts w:ascii="Calibri" w:eastAsia="Times New Roman" w:hAnsi="Calibri" w:cs="Calibri"/>
+                <w:color w:val="000000"/>
+                <w:lang w:eastAsia="es-CO"/>
+              </w:rPr>
+              <w:t>RF3</w:t>
+            </w:r>
+          </w:p>
+        </w:tc>
+        <w:tc>
+          <w:tcPr>
+            <w:tcW w:w="8120" w:type="dxa"/>
+            <w:tcBorders>
+              <w:top w:val="single" w:sz="4" w:space="0" w:color="000000"/>
+              <w:left w:val="nil"/>
+              <w:bottom w:val="single" w:sz="4" w:space="0" w:color="000000"/>
+              <w:right w:val="single" w:sz="4" w:space="0" w:color="000000"/>
+            </w:tcBorders>
+            <w:shd w:val="clear" w:color="auto" w:fill="auto"/>
+            <w:noWrap/>
+            <w:vAlign w:val="bottom"/>
+            <w:hideMark/>
+          </w:tcPr>
+          <w:p>
+            <w:pPr>
+              <w:spacing w:after="0" w:line="240" w:lineRule="auto"/>
+              <w:rPr>
+                <w:rFonts w:ascii="Calibri" w:eastAsia="Times New Roman" w:hAnsi="Calibri" w:cs="Calibri"/>
+                <w:color w:val="000000"/>
+                <w:lang w:eastAsia="es-CO"/>
+              </w:rPr>
+            </w:pPr>
+            <w:r>
+              <w:rPr>
+                <w:rFonts w:ascii="Calibri" w:eastAsia="Times New Roman" w:hAnsi="Calibri" w:cs="Calibri"/>
+                <w:color w:val="000000"/>
+                <w:lang w:eastAsia="es-CO"/>
+              </w:rPr>
+              <w:t xml:space="preserve">El administrador </w:t>
+            </w:r>
+            <w:proofErr w:type="spellStart"/>
+            <w:proofErr w:type="gramStart"/>
+            <w:r>
+              <w:rPr>
+                <w:rFonts w:ascii="Calibri" w:eastAsia="Times New Roman" w:hAnsi="Calibri" w:cs="Calibri"/>
+                <w:color w:val="000000"/>
+                <w:lang w:eastAsia="es-CO"/>
+              </w:rPr>
+              <w:t>podra</w:t>
+            </w:r>
+            <w:proofErr w:type="spellEnd"/>
+            <w:r>
+              <w:rPr>
+                <w:rFonts w:ascii="Calibri" w:eastAsia="Times New Roman" w:hAnsi="Calibri" w:cs="Calibri"/>
+                <w:color w:val="000000"/>
+                <w:lang w:eastAsia="es-CO"/>
+              </w:rPr>
+              <w:t xml:space="preserve">  gestionar</w:t>
+            </w:r>
+            <w:proofErr w:type="gramEnd"/>
+            <w:r>
+              <w:rPr>
+                <w:rFonts w:ascii="Calibri" w:eastAsia="Times New Roman" w:hAnsi="Calibri" w:cs="Calibri"/>
+                <w:color w:val="000000"/>
+                <w:lang w:eastAsia="es-CO"/>
+              </w:rPr>
+              <w:t xml:space="preserve"> </w:t>
+            </w:r>
+            <w:proofErr w:type="gramStart"/>
+            <w:r>
+              <w:rPr>
+                <w:rFonts w:ascii="Calibri" w:eastAsia="Times New Roman" w:hAnsi="Calibri" w:cs="Calibri"/>
+                <w:color w:val="000000"/>
+                <w:lang w:eastAsia="es-CO"/>
+              </w:rPr>
+              <w:t>las  ventas</w:t>
+            </w:r>
+            <w:proofErr w:type="gramEnd"/>
+            <w:r>
+              <w:rPr>
+                <w:rFonts w:ascii="Calibri" w:eastAsia="Times New Roman" w:hAnsi="Calibri" w:cs="Calibri"/>
+                <w:color w:val="000000"/>
+                <w:lang w:eastAsia="es-CO"/>
+              </w:rPr>
+              <w:t xml:space="preserve"> de los productos</w:t>
+            </w:r>
+          </w:p>
+        </w:tc>
+        <w:tc>
+          <w:tcPr>
+            <w:tcW w:w="1037" w:type="dxa"/>
+            <w:tcBorders>
+              <w:top w:val="nil"/>
+              <w:left w:val="nil"/>
+              <w:bottom w:val="single" w:sz="4" w:space="0" w:color="000000"/>
+              <w:right w:val="single" w:sz="4" w:space="0" w:color="000000"/>
+            </w:tcBorders>
+            <w:shd w:val="clear" w:color="auto" w:fill="auto"/>
+            <w:noWrap/>
+            <w:vAlign w:val="bottom"/>
+            <w:hideMark/>
+          </w:tcPr>
+          <w:p>
+            <w:pPr>
+              <w:spacing w:after="0" w:line="240" w:lineRule="auto"/>
+              <w:rPr>
+                <w:rFonts w:ascii="Calibri" w:eastAsia="Times New Roman" w:hAnsi="Calibri" w:cs="Calibri"/>
+                <w:color w:val="000000"/>
+                <w:lang w:eastAsia="es-CO"/>
+              </w:rPr>
+            </w:pPr>
+            <w:r>
+              <w:rPr>
+                <w:rFonts w:ascii="Calibri" w:eastAsia="Times New Roman" w:hAnsi="Calibri" w:cs="Calibri"/>
+                <w:color w:val="000000"/>
+                <w:lang w:eastAsia="es-CO"/>
+              </w:rPr>
+              <w:t>Media</w:t>
+            </w:r>
+          </w:p>
+        </w:tc>
+      </w:tr>
+      <w:tr>
+        <w:trPr>
+          <w:trHeight w:val="288"/>
+        </w:trPr>
+        <w:tc>
+          <w:tcPr>
+            <w:tcW w:w="1475" w:type="dxa"/>
+            <w:tcBorders>
+              <w:top w:val="single" w:sz="4" w:space="0" w:color="000000"/>
+              <w:left w:val="single" w:sz="4" w:space="0" w:color="000000"/>
+              <w:bottom w:val="single" w:sz="4" w:space="0" w:color="000000"/>
+              <w:right w:val="single" w:sz="4" w:space="0" w:color="000000"/>
+            </w:tcBorders>
+            <w:shd w:val="clear" w:color="auto" w:fill="auto"/>
+            <w:noWrap/>
+            <w:vAlign w:val="bottom"/>
+            <w:hideMark/>
+          </w:tcPr>
+          <w:p>
+            <w:pPr>
+              <w:spacing w:after="0" w:line="240" w:lineRule="auto"/>
+              <w:jc w:val="center"/>
+              <w:rPr>
+                <w:rFonts w:ascii="Calibri" w:eastAsia="Times New Roman" w:hAnsi="Calibri" w:cs="Calibri"/>
+                <w:color w:val="000000"/>
+                <w:lang w:eastAsia="es-CO"/>
+              </w:rPr>
+            </w:pPr>
+            <w:r>
+              <w:rPr>
+                <w:rFonts w:ascii="Calibri" w:eastAsia="Times New Roman" w:hAnsi="Calibri" w:cs="Calibri"/>
+                <w:color w:val="000000"/>
+                <w:lang w:eastAsia="es-CO"/>
+              </w:rPr>
+              <w:t>RF4</w:t>
+            </w:r>
+          </w:p>
+        </w:tc>
+        <w:tc>
+          <w:tcPr>
+            <w:tcW w:w="8120" w:type="dxa"/>
+            <w:tcBorders>
+              <w:top w:val="single" w:sz="4" w:space="0" w:color="000000"/>
+              <w:left w:val="nil"/>
+              <w:bottom w:val="single" w:sz="4" w:space="0" w:color="000000"/>
+              <w:right w:val="single" w:sz="4" w:space="0" w:color="000000"/>
+            </w:tcBorders>
+            <w:shd w:val="clear" w:color="auto" w:fill="auto"/>
+            <w:noWrap/>
+            <w:vAlign w:val="bottom"/>
+            <w:hideMark/>
+          </w:tcPr>
+          <w:p>
+            <w:pPr>
+              <w:spacing w:after="0" w:line="240" w:lineRule="auto"/>
+              <w:rPr>
+                <w:rFonts w:ascii="Calibri" w:eastAsia="Times New Roman" w:hAnsi="Calibri" w:cs="Calibri"/>
+                <w:color w:val="000000"/>
+                <w:lang w:eastAsia="es-CO"/>
+              </w:rPr>
+            </w:pPr>
+            <w:r>
+              <w:rPr>
+                <w:rFonts w:ascii="Calibri" w:eastAsia="Times New Roman" w:hAnsi="Calibri" w:cs="Calibri"/>
+                <w:color w:val="000000"/>
+                <w:lang w:eastAsia="es-CO"/>
+              </w:rPr>
+              <w:t>El usuario contara con un apartado para consultar el perfil de su mascota</w:t>
+            </w:r>
+          </w:p>
+        </w:tc>
+        <w:tc>
+          <w:tcPr>
+            <w:tcW w:w="1037" w:type="dxa"/>
+            <w:tcBorders>
+              <w:top w:val="nil"/>
+              <w:left w:val="nil"/>
+              <w:bottom w:val="single" w:sz="4" w:space="0" w:color="000000"/>
+              <w:right w:val="single" w:sz="4" w:space="0" w:color="000000"/>
+            </w:tcBorders>
+            <w:shd w:val="clear" w:color="auto" w:fill="auto"/>
+            <w:noWrap/>
+            <w:vAlign w:val="bottom"/>
+            <w:hideMark/>
+          </w:tcPr>
+          <w:p>
+            <w:pPr>
+              <w:spacing w:after="0" w:line="240" w:lineRule="auto"/>
+              <w:rPr>
+                <w:rFonts w:ascii="Calibri" w:eastAsia="Times New Roman" w:hAnsi="Calibri" w:cs="Calibri"/>
+                <w:color w:val="000000"/>
+                <w:lang w:eastAsia="es-CO"/>
+              </w:rPr>
+            </w:pPr>
+            <w:r>
+              <w:rPr>
+                <w:rFonts w:ascii="Calibri" w:eastAsia="Times New Roman" w:hAnsi="Calibri" w:cs="Calibri"/>
+                <w:color w:val="000000"/>
+                <w:lang w:eastAsia="es-CO"/>
+              </w:rPr>
+              <w:t>Media</w:t>
+            </w:r>
+          </w:p>
+        </w:tc>
+      </w:tr>
+      <w:tr>
+        <w:trPr>
+          <w:trHeight w:val="288"/>
+        </w:trPr>
+        <w:tc>
+          <w:tcPr>
+            <w:tcW w:w="1475" w:type="dxa"/>
+            <w:tcBorders>
+              <w:top w:val="single" w:sz="4" w:space="0" w:color="000000"/>
+              <w:left w:val="single" w:sz="4" w:space="0" w:color="000000"/>
+              <w:bottom w:val="single" w:sz="4" w:space="0" w:color="000000"/>
+              <w:right w:val="single" w:sz="4" w:space="0" w:color="000000"/>
+            </w:tcBorders>
+            <w:shd w:val="clear" w:color="auto" w:fill="auto"/>
+            <w:noWrap/>
+            <w:vAlign w:val="bottom"/>
+            <w:hideMark/>
+          </w:tcPr>
+          <w:p>
+            <w:pPr>
+              <w:spacing w:after="0" w:line="240" w:lineRule="auto"/>
+              <w:jc w:val="center"/>
+              <w:rPr>
+                <w:rFonts w:ascii="Calibri" w:eastAsia="Times New Roman" w:hAnsi="Calibri" w:cs="Calibri"/>
+                <w:color w:val="000000"/>
+                <w:lang w:eastAsia="es-CO"/>
+              </w:rPr>
+            </w:pPr>
+            <w:r>
+              <w:rPr>
+                <w:rFonts w:ascii="Calibri" w:eastAsia="Times New Roman" w:hAnsi="Calibri" w:cs="Calibri"/>
+                <w:color w:val="000000"/>
+                <w:lang w:eastAsia="es-CO"/>
+              </w:rPr>
+              <w:t>RF5</w:t>
+            </w:r>
+          </w:p>
+        </w:tc>
+        <w:tc>
+          <w:tcPr>
+            <w:tcW w:w="8120" w:type="dxa"/>
+            <w:tcBorders>
+              <w:top w:val="single" w:sz="4" w:space="0" w:color="000000"/>
+              <w:left w:val="nil"/>
+              <w:bottom w:val="single" w:sz="4" w:space="0" w:color="000000"/>
+              <w:right w:val="single" w:sz="4" w:space="0" w:color="000000"/>
+            </w:tcBorders>
+            <w:shd w:val="clear" w:color="FFFF00" w:fill="FFFF00"/>
+            <w:noWrap/>
+            <w:vAlign w:val="bottom"/>
+            <w:hideMark/>
+          </w:tcPr>
+          <w:p>
+            <w:pPr>
+              <w:spacing w:after="0" w:line="240" w:lineRule="auto"/>
+              <w:rPr>
+                <w:rFonts w:ascii="Calibri" w:eastAsia="Times New Roman" w:hAnsi="Calibri" w:cs="Calibri"/>
+                <w:color w:val="000000"/>
+                <w:lang w:eastAsia="es-CO"/>
+              </w:rPr>
+            </w:pPr>
+            <w:r>
+              <w:rPr>
+                <w:rFonts w:ascii="Calibri" w:eastAsia="Times New Roman" w:hAnsi="Calibri" w:cs="Calibri"/>
+                <w:color w:val="000000"/>
+                <w:lang w:eastAsia="es-CO"/>
+              </w:rPr>
+              <w:t>El administrador contara con un apartado para configurar los perfiles de las mascotas</w:t>
+            </w:r>
+          </w:p>
+        </w:tc>
+        <w:tc>
+          <w:tcPr>
+            <w:tcW w:w="1037" w:type="dxa"/>
+            <w:tcBorders>
+              <w:top w:val="nil"/>
+              <w:left w:val="nil"/>
+              <w:bottom w:val="single" w:sz="4" w:space="0" w:color="000000"/>
+              <w:right w:val="single" w:sz="4" w:space="0" w:color="000000"/>
+            </w:tcBorders>
+            <w:shd w:val="clear" w:color="auto" w:fill="auto"/>
+            <w:noWrap/>
+            <w:vAlign w:val="bottom"/>
+            <w:hideMark/>
+          </w:tcPr>
+          <w:p>
+            <w:pPr>
+              <w:spacing w:after="0" w:line="240" w:lineRule="auto"/>
+              <w:rPr>
+                <w:rFonts w:ascii="Calibri" w:eastAsia="Times New Roman" w:hAnsi="Calibri" w:cs="Calibri"/>
+                <w:color w:val="000000"/>
+                <w:lang w:eastAsia="es-CO"/>
+              </w:rPr>
+            </w:pPr>
+            <w:r>
+              <w:rPr>
+                <w:rFonts w:ascii="Calibri" w:eastAsia="Times New Roman" w:hAnsi="Calibri" w:cs="Calibri"/>
+                <w:color w:val="000000"/>
+                <w:lang w:eastAsia="es-CO"/>
+              </w:rPr>
+              <w:t>Alta</w:t>
+            </w:r>
+          </w:p>
+        </w:tc>
+      </w:tr>
+      <w:tr>
+        <w:trPr>
+          <w:trHeight w:val="288"/>
+        </w:trPr>
+        <w:tc>
+          <w:tcPr>
+            <w:tcW w:w="1475" w:type="dxa"/>
+            <w:tcBorders>
+              <w:top w:val="single" w:sz="4" w:space="0" w:color="000000"/>
+              <w:left w:val="single" w:sz="4" w:space="0" w:color="000000"/>
+              <w:bottom w:val="single" w:sz="4" w:space="0" w:color="000000"/>
+              <w:right w:val="single" w:sz="4" w:space="0" w:color="000000"/>
+            </w:tcBorders>
+            <w:shd w:val="clear" w:color="auto" w:fill="auto"/>
+            <w:noWrap/>
+            <w:vAlign w:val="bottom"/>
+            <w:hideMark/>
+          </w:tcPr>
+          <w:p>
+            <w:pPr>
+              <w:spacing w:after="0" w:line="240" w:lineRule="auto"/>
+              <w:jc w:val="center"/>
+              <w:rPr>
+                <w:rFonts w:ascii="Calibri" w:eastAsia="Times New Roman" w:hAnsi="Calibri" w:cs="Calibri"/>
+                <w:color w:val="000000"/>
+                <w:lang w:eastAsia="es-CO"/>
+              </w:rPr>
+            </w:pPr>
+            <w:r>
+              <w:rPr>
+                <w:rFonts w:ascii="Calibri" w:eastAsia="Times New Roman" w:hAnsi="Calibri" w:cs="Calibri"/>
+                <w:color w:val="000000"/>
+                <w:lang w:eastAsia="es-CO"/>
+              </w:rPr>
+              <w:t>RF6</w:t>
+            </w:r>
+          </w:p>
+        </w:tc>
+        <w:tc>
+          <w:tcPr>
+            <w:tcW w:w="8120" w:type="dxa"/>
+            <w:tcBorders>
+              <w:top w:val="single" w:sz="4" w:space="0" w:color="000000"/>
+              <w:left w:val="nil"/>
+              <w:bottom w:val="single" w:sz="4" w:space="0" w:color="000000"/>
+              <w:right w:val="single" w:sz="4" w:space="0" w:color="000000"/>
+            </w:tcBorders>
+            <w:shd w:val="clear" w:color="auto" w:fill="auto"/>
+            <w:noWrap/>
+            <w:vAlign w:val="bottom"/>
+            <w:hideMark/>
+          </w:tcPr>
+          <w:p>
+            <w:pPr>
+              <w:spacing w:after="0" w:line="240" w:lineRule="auto"/>
+              <w:rPr>
+                <w:rFonts w:ascii="Calibri" w:eastAsia="Times New Roman" w:hAnsi="Calibri" w:cs="Calibri"/>
+                <w:color w:val="000000"/>
+                <w:lang w:eastAsia="es-CO"/>
+              </w:rPr>
+            </w:pPr>
+            <w:r>
+              <w:rPr>
+                <w:rFonts w:ascii="Calibri" w:eastAsia="Times New Roman" w:hAnsi="Calibri" w:cs="Calibri"/>
+                <w:color w:val="000000"/>
+                <w:lang w:eastAsia="es-CO"/>
+              </w:rPr>
+              <w:t xml:space="preserve">El administrador </w:t>
+            </w:r>
+            <w:proofErr w:type="spellStart"/>
+            <w:r>
+              <w:rPr>
+                <w:rFonts w:ascii="Calibri" w:eastAsia="Times New Roman" w:hAnsi="Calibri" w:cs="Calibri"/>
+                <w:color w:val="000000"/>
+                <w:lang w:eastAsia="es-CO"/>
+              </w:rPr>
+              <w:t>podra</w:t>
+            </w:r>
+            <w:proofErr w:type="spellEnd"/>
+            <w:r>
+              <w:rPr>
+                <w:rFonts w:ascii="Calibri" w:eastAsia="Times New Roman" w:hAnsi="Calibri" w:cs="Calibri"/>
+                <w:color w:val="000000"/>
+                <w:lang w:eastAsia="es-CO"/>
+              </w:rPr>
+              <w:t xml:space="preserve"> actualizar o eliminar descuentos de los productos</w:t>
+            </w:r>
+          </w:p>
+        </w:tc>
+        <w:tc>
+          <w:tcPr>
+            <w:tcW w:w="1037" w:type="dxa"/>
+            <w:tcBorders>
+              <w:top w:val="nil"/>
+              <w:left w:val="nil"/>
+              <w:bottom w:val="single" w:sz="4" w:space="0" w:color="000000"/>
+              <w:right w:val="single" w:sz="4" w:space="0" w:color="000000"/>
+            </w:tcBorders>
+            <w:shd w:val="clear" w:color="auto" w:fill="auto"/>
+            <w:noWrap/>
+            <w:vAlign w:val="bottom"/>
+            <w:hideMark/>
+          </w:tcPr>
+          <w:p>
+            <w:pPr>
+              <w:spacing w:after="0" w:line="240" w:lineRule="auto"/>
+              <w:rPr>
+                <w:rFonts w:ascii="Calibri" w:eastAsia="Times New Roman" w:hAnsi="Calibri" w:cs="Calibri"/>
+                <w:color w:val="000000"/>
+                <w:lang w:eastAsia="es-CO"/>
+              </w:rPr>
+            </w:pPr>
+            <w:r>
+              <w:rPr>
+                <w:rFonts w:ascii="Calibri" w:eastAsia="Times New Roman" w:hAnsi="Calibri" w:cs="Calibri"/>
+                <w:color w:val="000000"/>
+                <w:lang w:eastAsia="es-CO"/>
+              </w:rPr>
+              <w:t>Media</w:t>
+            </w:r>
+          </w:p>
+        </w:tc>
+      </w:tr>
+      <w:tr>
+        <w:trPr>
+          <w:trHeight w:val="288"/>
+        </w:trPr>
+        <w:tc>
+          <w:tcPr>
+            <w:tcW w:w="1475" w:type="dxa"/>
+            <w:tcBorders>
+              <w:top w:val="single" w:sz="4" w:space="0" w:color="000000"/>
+              <w:left w:val="single" w:sz="4" w:space="0" w:color="000000"/>
+              <w:bottom w:val="single" w:sz="4" w:space="0" w:color="000000"/>
+              <w:right w:val="single" w:sz="4" w:space="0" w:color="000000"/>
+            </w:tcBorders>
+            <w:shd w:val="clear" w:color="auto" w:fill="auto"/>
+            <w:noWrap/>
+            <w:vAlign w:val="bottom"/>
+            <w:hideMark/>
+          </w:tcPr>
+          <w:p>
+            <w:pPr>
+              <w:spacing w:after="0" w:line="240" w:lineRule="auto"/>
+              <w:jc w:val="center"/>
+              <w:rPr>
+                <w:rFonts w:ascii="Calibri" w:eastAsia="Times New Roman" w:hAnsi="Calibri" w:cs="Calibri"/>
+                <w:color w:val="000000"/>
+                <w:lang w:eastAsia="es-CO"/>
+              </w:rPr>
+            </w:pPr>
+            <w:r>
+              <w:rPr>
+                <w:rFonts w:ascii="Calibri" w:eastAsia="Times New Roman" w:hAnsi="Calibri" w:cs="Calibri"/>
+                <w:color w:val="000000"/>
+                <w:lang w:eastAsia="es-CO"/>
+              </w:rPr>
+              <w:t>RF7</w:t>
+            </w:r>
+          </w:p>
+        </w:tc>
+        <w:tc>
+          <w:tcPr>
+            <w:tcW w:w="8120" w:type="dxa"/>
+            <w:tcBorders>
+              <w:top w:val="single" w:sz="4" w:space="0" w:color="000000"/>
+              <w:left w:val="nil"/>
+              <w:bottom w:val="single" w:sz="4" w:space="0" w:color="000000"/>
+              <w:right w:val="single" w:sz="4" w:space="0" w:color="000000"/>
+            </w:tcBorders>
+            <w:shd w:val="clear" w:color="FFFF00" w:fill="FFFF00"/>
+            <w:vAlign w:val="bottom"/>
+            <w:hideMark/>
+          </w:tcPr>
+          <w:p>
+            <w:pPr>
+              <w:spacing w:after="0" w:line="240" w:lineRule="auto"/>
+              <w:rPr>
+                <w:rFonts w:ascii="Calibri" w:eastAsia="Times New Roman" w:hAnsi="Calibri" w:cs="Calibri"/>
+                <w:color w:val="000000"/>
+                <w:lang w:eastAsia="es-CO"/>
+              </w:rPr>
+            </w:pPr>
+            <w:r>
+              <w:rPr>
+                <w:rFonts w:ascii="Calibri" w:eastAsia="Times New Roman" w:hAnsi="Calibri" w:cs="Calibri"/>
+                <w:color w:val="000000"/>
+                <w:lang w:eastAsia="es-CO"/>
+              </w:rPr>
+              <w:t xml:space="preserve">El sistema </w:t>
+            </w:r>
+            <w:proofErr w:type="spellStart"/>
+            <w:r>
+              <w:rPr>
+                <w:rFonts w:ascii="Calibri" w:eastAsia="Times New Roman" w:hAnsi="Calibri" w:cs="Calibri"/>
+                <w:color w:val="000000"/>
+                <w:lang w:eastAsia="es-CO"/>
+              </w:rPr>
+              <w:t>tendra</w:t>
+            </w:r>
+            <w:proofErr w:type="spellEnd"/>
+            <w:r>
+              <w:rPr>
+                <w:rFonts w:ascii="Calibri" w:eastAsia="Times New Roman" w:hAnsi="Calibri" w:cs="Calibri"/>
+                <w:color w:val="000000"/>
+                <w:lang w:eastAsia="es-CO"/>
+              </w:rPr>
+              <w:t xml:space="preserve"> un apartado agendar las fechas de las citas a programar</w:t>
+            </w:r>
+          </w:p>
+        </w:tc>
+        <w:tc>
+          <w:tcPr>
+            <w:tcW w:w="1037" w:type="dxa"/>
+            <w:tcBorders>
+              <w:top w:val="nil"/>
+              <w:left w:val="nil"/>
+              <w:bottom w:val="single" w:sz="4" w:space="0" w:color="000000"/>
+              <w:right w:val="single" w:sz="4" w:space="0" w:color="000000"/>
+            </w:tcBorders>
+            <w:shd w:val="clear" w:color="auto" w:fill="auto"/>
+            <w:noWrap/>
+            <w:vAlign w:val="bottom"/>
+            <w:hideMark/>
+          </w:tcPr>
+          <w:p>
+            <w:pPr>
+              <w:spacing w:after="0" w:line="240" w:lineRule="auto"/>
+              <w:rPr>
+                <w:rFonts w:ascii="Calibri" w:eastAsia="Times New Roman" w:hAnsi="Calibri" w:cs="Calibri"/>
+                <w:color w:val="000000"/>
+                <w:lang w:eastAsia="es-CO"/>
+              </w:rPr>
+            </w:pPr>
+            <w:r>
+              <w:rPr>
+                <w:rFonts w:ascii="Calibri" w:eastAsia="Times New Roman" w:hAnsi="Calibri" w:cs="Calibri"/>
+                <w:color w:val="000000"/>
+                <w:lang w:eastAsia="es-CO"/>
+              </w:rPr>
+              <w:t>Alta</w:t>
+            </w:r>
+          </w:p>
+        </w:tc>
+      </w:tr>
+      <w:tr>
+        <w:trPr>
+          <w:trHeight w:val="288"/>
+        </w:trPr>
+        <w:tc>
+          <w:tcPr>
+            <w:tcW w:w="1475" w:type="dxa"/>
+            <w:tcBorders>
+              <w:top w:val="single" w:sz="4" w:space="0" w:color="000000"/>
+              <w:left w:val="single" w:sz="4" w:space="0" w:color="000000"/>
+              <w:bottom w:val="single" w:sz="4" w:space="0" w:color="000000"/>
+              <w:right w:val="single" w:sz="4" w:space="0" w:color="000000"/>
+            </w:tcBorders>
+            <w:shd w:val="clear" w:color="auto" w:fill="auto"/>
+            <w:noWrap/>
+            <w:vAlign w:val="bottom"/>
+            <w:hideMark/>
+          </w:tcPr>
+          <w:p>
+            <w:pPr>
+              <w:spacing w:after="0" w:line="240" w:lineRule="auto"/>
+              <w:jc w:val="center"/>
+              <w:rPr>
+                <w:rFonts w:ascii="Calibri" w:eastAsia="Times New Roman" w:hAnsi="Calibri" w:cs="Calibri"/>
+                <w:color w:val="000000"/>
+                <w:lang w:eastAsia="es-CO"/>
+              </w:rPr>
+            </w:pPr>
+            <w:r>
+              <w:rPr>
+                <w:rFonts w:ascii="Calibri" w:eastAsia="Times New Roman" w:hAnsi="Calibri" w:cs="Calibri"/>
+                <w:color w:val="000000"/>
+                <w:lang w:eastAsia="es-CO"/>
+              </w:rPr>
+              <w:t>RF8</w:t>
+            </w:r>
+          </w:p>
+        </w:tc>
+        <w:tc>
+          <w:tcPr>
+            <w:tcW w:w="8120" w:type="dxa"/>
+            <w:tcBorders>
+              <w:top w:val="single" w:sz="4" w:space="0" w:color="000000"/>
+              <w:left w:val="nil"/>
+              <w:bottom w:val="single" w:sz="4" w:space="0" w:color="000000"/>
+              <w:right w:val="single" w:sz="4" w:space="0" w:color="000000"/>
+            </w:tcBorders>
+            <w:shd w:val="clear" w:color="FFFF00" w:fill="FFFF00"/>
+            <w:noWrap/>
+            <w:vAlign w:val="bottom"/>
+            <w:hideMark/>
+          </w:tcPr>
+          <w:p>
+            <w:pPr>
+              <w:spacing w:after="0" w:line="240" w:lineRule="auto"/>
+              <w:rPr>
+                <w:rFonts w:ascii="Calibri" w:eastAsia="Times New Roman" w:hAnsi="Calibri" w:cs="Calibri"/>
+                <w:color w:val="000000"/>
+                <w:lang w:eastAsia="es-CO"/>
+              </w:rPr>
+            </w:pPr>
+            <w:r>
+              <w:rPr>
+                <w:rFonts w:ascii="Calibri" w:eastAsia="Times New Roman" w:hAnsi="Calibri" w:cs="Calibri"/>
+                <w:color w:val="000000"/>
+                <w:lang w:eastAsia="es-CO"/>
+              </w:rPr>
+              <w:t xml:space="preserve">El administrador </w:t>
+            </w:r>
+            <w:proofErr w:type="spellStart"/>
+            <w:r>
+              <w:rPr>
+                <w:rFonts w:ascii="Calibri" w:eastAsia="Times New Roman" w:hAnsi="Calibri" w:cs="Calibri"/>
+                <w:color w:val="000000"/>
+                <w:lang w:eastAsia="es-CO"/>
+              </w:rPr>
+              <w:t>podra</w:t>
+            </w:r>
+            <w:proofErr w:type="spellEnd"/>
+            <w:r>
+              <w:rPr>
+                <w:rFonts w:ascii="Calibri" w:eastAsia="Times New Roman" w:hAnsi="Calibri" w:cs="Calibri"/>
+                <w:color w:val="000000"/>
+                <w:lang w:eastAsia="es-CO"/>
+              </w:rPr>
+              <w:t xml:space="preserve"> gestionar el inventario, ingreso y salida de productos</w:t>
+            </w:r>
+          </w:p>
+        </w:tc>
+        <w:tc>
+          <w:tcPr>
+            <w:tcW w:w="1037" w:type="dxa"/>
+            <w:tcBorders>
+              <w:top w:val="nil"/>
+              <w:left w:val="nil"/>
+              <w:bottom w:val="single" w:sz="4" w:space="0" w:color="000000"/>
+              <w:right w:val="single" w:sz="4" w:space="0" w:color="000000"/>
+            </w:tcBorders>
+            <w:shd w:val="clear" w:color="auto" w:fill="auto"/>
+            <w:noWrap/>
+            <w:vAlign w:val="bottom"/>
+            <w:hideMark/>
+          </w:tcPr>
+          <w:p>
+            <w:pPr>
+              <w:spacing w:after="0" w:line="240" w:lineRule="auto"/>
+              <w:rPr>
+                <w:rFonts w:ascii="Calibri" w:eastAsia="Times New Roman" w:hAnsi="Calibri" w:cs="Calibri"/>
+                <w:color w:val="000000"/>
+                <w:lang w:eastAsia="es-CO"/>
+              </w:rPr>
+            </w:pPr>
+            <w:r>
+              <w:rPr>
+                <w:rFonts w:ascii="Calibri" w:eastAsia="Times New Roman" w:hAnsi="Calibri" w:cs="Calibri"/>
+                <w:color w:val="000000"/>
+                <w:lang w:eastAsia="es-CO"/>
+              </w:rPr>
+              <w:t>Alta</w:t>
+            </w:r>
+          </w:p>
+        </w:tc>
+      </w:tr>
+      <w:tr>
+        <w:trPr>
+          <w:trHeight w:val="288"/>
+        </w:trPr>
+        <w:tc>
+          <w:tcPr>
+            <w:tcW w:w="1475" w:type="dxa"/>
+            <w:tcBorders>
+              <w:top w:val="single" w:sz="4" w:space="0" w:color="000000"/>
+              <w:left w:val="single" w:sz="4" w:space="0" w:color="000000"/>
+              <w:bottom w:val="single" w:sz="4" w:space="0" w:color="000000"/>
+              <w:right w:val="single" w:sz="4" w:space="0" w:color="000000"/>
+            </w:tcBorders>
+            <w:shd w:val="clear" w:color="auto" w:fill="auto"/>
+            <w:noWrap/>
+            <w:vAlign w:val="bottom"/>
+            <w:hideMark/>
+          </w:tcPr>
+          <w:p>
+            <w:pPr>
+              <w:spacing w:after="0" w:line="240" w:lineRule="auto"/>
+              <w:jc w:val="center"/>
+              <w:rPr>
+                <w:rFonts w:ascii="Calibri" w:eastAsia="Times New Roman" w:hAnsi="Calibri" w:cs="Calibri"/>
+                <w:color w:val="000000"/>
+                <w:lang w:eastAsia="es-CO"/>
+              </w:rPr>
+            </w:pPr>
+            <w:r>
+              <w:rPr>
+                <w:rFonts w:ascii="Calibri" w:eastAsia="Times New Roman" w:hAnsi="Calibri" w:cs="Calibri"/>
+                <w:color w:val="000000"/>
+                <w:lang w:eastAsia="es-CO"/>
+              </w:rPr>
+              <w:t>RF9</w:t>
+            </w:r>
+          </w:p>
+        </w:tc>
+        <w:tc>
+          <w:tcPr>
+            <w:tcW w:w="8120" w:type="dxa"/>
+            <w:tcBorders>
+              <w:top w:val="single" w:sz="4" w:space="0" w:color="000000"/>
+              <w:left w:val="nil"/>
+              <w:bottom w:val="single" w:sz="4" w:space="0" w:color="000000"/>
+              <w:right w:val="single" w:sz="4" w:space="0" w:color="000000"/>
+            </w:tcBorders>
+            <w:shd w:val="clear" w:color="auto" w:fill="auto"/>
+            <w:noWrap/>
+            <w:vAlign w:val="bottom"/>
+            <w:hideMark/>
+          </w:tcPr>
+          <w:p>
+            <w:pPr>
+              <w:spacing w:after="0" w:line="240" w:lineRule="auto"/>
+              <w:rPr>
+                <w:rFonts w:ascii="Calibri" w:eastAsia="Times New Roman" w:hAnsi="Calibri" w:cs="Calibri"/>
+                <w:color w:val="000000"/>
+                <w:lang w:eastAsia="es-CO"/>
+              </w:rPr>
+            </w:pPr>
+            <w:r>
+              <w:rPr>
+                <w:rFonts w:ascii="Calibri" w:eastAsia="Times New Roman" w:hAnsi="Calibri" w:cs="Calibri"/>
+                <w:color w:val="000000"/>
+                <w:lang w:eastAsia="es-CO"/>
+              </w:rPr>
+              <w:t xml:space="preserve">El usuario </w:t>
+            </w:r>
+            <w:proofErr w:type="spellStart"/>
+            <w:r>
+              <w:rPr>
+                <w:rFonts w:ascii="Calibri" w:eastAsia="Times New Roman" w:hAnsi="Calibri" w:cs="Calibri"/>
+                <w:color w:val="000000"/>
+                <w:lang w:eastAsia="es-CO"/>
+              </w:rPr>
+              <w:t>podra</w:t>
+            </w:r>
+            <w:proofErr w:type="spellEnd"/>
+            <w:r>
+              <w:rPr>
+                <w:rFonts w:ascii="Calibri" w:eastAsia="Times New Roman" w:hAnsi="Calibri" w:cs="Calibri"/>
+                <w:color w:val="000000"/>
+                <w:lang w:eastAsia="es-CO"/>
+              </w:rPr>
+              <w:t xml:space="preserve"> seleccionar el tipo de agendamiento </w:t>
+            </w:r>
+            <w:proofErr w:type="spellStart"/>
+            <w:r>
+              <w:rPr>
+                <w:rFonts w:ascii="Calibri" w:eastAsia="Times New Roman" w:hAnsi="Calibri" w:cs="Calibri"/>
+                <w:color w:val="000000"/>
+                <w:lang w:eastAsia="es-CO"/>
+              </w:rPr>
+              <w:t>medico</w:t>
+            </w:r>
+            <w:proofErr w:type="spellEnd"/>
+            <w:r>
+              <w:rPr>
+                <w:rFonts w:ascii="Calibri" w:eastAsia="Times New Roman" w:hAnsi="Calibri" w:cs="Calibri"/>
+                <w:color w:val="000000"/>
+                <w:lang w:eastAsia="es-CO"/>
+              </w:rPr>
+              <w:t xml:space="preserve"> para su mascota</w:t>
+            </w:r>
+          </w:p>
+        </w:tc>
+        <w:tc>
+          <w:tcPr>
+            <w:tcW w:w="1037" w:type="dxa"/>
+            <w:tcBorders>
+              <w:top w:val="nil"/>
+              <w:left w:val="nil"/>
+              <w:bottom w:val="single" w:sz="4" w:space="0" w:color="000000"/>
+              <w:right w:val="single" w:sz="4" w:space="0" w:color="000000"/>
+            </w:tcBorders>
+            <w:shd w:val="clear" w:color="auto" w:fill="auto"/>
+            <w:noWrap/>
+            <w:vAlign w:val="bottom"/>
+            <w:hideMark/>
+          </w:tcPr>
+          <w:p>
+            <w:pPr>
+              <w:spacing w:after="0" w:line="240" w:lineRule="auto"/>
+              <w:rPr>
+                <w:rFonts w:ascii="Calibri" w:eastAsia="Times New Roman" w:hAnsi="Calibri" w:cs="Calibri"/>
+                <w:color w:val="000000"/>
+                <w:lang w:eastAsia="es-CO"/>
+              </w:rPr>
+            </w:pPr>
+            <w:r>
+              <w:rPr>
+                <w:rFonts w:ascii="Calibri" w:eastAsia="Times New Roman" w:hAnsi="Calibri" w:cs="Calibri"/>
+                <w:color w:val="000000"/>
+                <w:lang w:eastAsia="es-CO"/>
+              </w:rPr>
+              <w:t>Media</w:t>
+            </w:r>
+          </w:p>
+        </w:tc>
+      </w:tr>
+      <w:tr>
+        <w:trPr>
+          <w:trHeight w:val="288"/>
+        </w:trPr>
+        <w:tc>
+          <w:tcPr>
+            <w:tcW w:w="1475" w:type="dxa"/>
+            <w:tcBorders>
+              <w:top w:val="single" w:sz="4" w:space="0" w:color="000000"/>
+              <w:left w:val="single" w:sz="4" w:space="0" w:color="000000"/>
+              <w:bottom w:val="single" w:sz="4" w:space="0" w:color="000000"/>
+              <w:right w:val="single" w:sz="4" w:space="0" w:color="000000"/>
+            </w:tcBorders>
+            <w:shd w:val="clear" w:color="auto" w:fill="auto"/>
+            <w:noWrap/>
+            <w:vAlign w:val="bottom"/>
+            <w:hideMark/>
+          </w:tcPr>
+          <w:p>
+            <w:pPr>
+              <w:spacing w:after="0" w:line="240" w:lineRule="auto"/>
+              <w:jc w:val="center"/>
+              <w:rPr>
+                <w:rFonts w:ascii="Calibri" w:eastAsia="Times New Roman" w:hAnsi="Calibri" w:cs="Calibri"/>
+                <w:color w:val="000000"/>
+                <w:lang w:eastAsia="es-CO"/>
+              </w:rPr>
+            </w:pPr>
+            <w:r>
+              <w:rPr>
+                <w:rFonts w:ascii="Calibri" w:eastAsia="Times New Roman" w:hAnsi="Calibri" w:cs="Calibri"/>
+                <w:color w:val="000000"/>
+                <w:lang w:eastAsia="es-CO"/>
+              </w:rPr>
+              <w:t>RF10</w:t>
+            </w:r>
+          </w:p>
+        </w:tc>
+        <w:tc>
+          <w:tcPr>
+            <w:tcW w:w="8120" w:type="dxa"/>
+            <w:tcBorders>
+              <w:top w:val="single" w:sz="4" w:space="0" w:color="000000"/>
+              <w:left w:val="nil"/>
+              <w:bottom w:val="single" w:sz="4" w:space="0" w:color="000000"/>
+              <w:right w:val="single" w:sz="4" w:space="0" w:color="000000"/>
+            </w:tcBorders>
+            <w:shd w:val="clear" w:color="auto" w:fill="auto"/>
+            <w:noWrap/>
+            <w:vAlign w:val="bottom"/>
+            <w:hideMark/>
+          </w:tcPr>
+          <w:p>
+            <w:pPr>
+              <w:spacing w:after="0" w:line="240" w:lineRule="auto"/>
+              <w:rPr>
+                <w:rFonts w:ascii="Calibri" w:eastAsia="Times New Roman" w:hAnsi="Calibri" w:cs="Calibri"/>
+                <w:color w:val="000000"/>
+                <w:lang w:eastAsia="es-CO"/>
+              </w:rPr>
+            </w:pPr>
+            <w:r>
+              <w:rPr>
+                <w:rFonts w:ascii="Calibri" w:eastAsia="Times New Roman" w:hAnsi="Calibri" w:cs="Calibri"/>
+                <w:color w:val="000000"/>
+                <w:lang w:eastAsia="es-CO"/>
+              </w:rPr>
+              <w:t xml:space="preserve">El administrador </w:t>
+            </w:r>
+            <w:proofErr w:type="spellStart"/>
+            <w:r>
+              <w:rPr>
+                <w:rFonts w:ascii="Calibri" w:eastAsia="Times New Roman" w:hAnsi="Calibri" w:cs="Calibri"/>
+                <w:color w:val="000000"/>
+                <w:lang w:eastAsia="es-CO"/>
+              </w:rPr>
+              <w:t>tendra</w:t>
+            </w:r>
+            <w:proofErr w:type="spellEnd"/>
+            <w:r>
+              <w:rPr>
+                <w:rFonts w:ascii="Calibri" w:eastAsia="Times New Roman" w:hAnsi="Calibri" w:cs="Calibri"/>
+                <w:color w:val="000000"/>
+                <w:lang w:eastAsia="es-CO"/>
+              </w:rPr>
+              <w:t xml:space="preserve"> un apartado para modificar las </w:t>
+            </w:r>
+            <w:proofErr w:type="spellStart"/>
+            <w:r>
+              <w:rPr>
+                <w:rFonts w:ascii="Calibri" w:eastAsia="Times New Roman" w:hAnsi="Calibri" w:cs="Calibri"/>
+                <w:color w:val="000000"/>
+                <w:lang w:eastAsia="es-CO"/>
+              </w:rPr>
+              <w:t>categorias</w:t>
+            </w:r>
+            <w:proofErr w:type="spellEnd"/>
+            <w:r>
+              <w:rPr>
+                <w:rFonts w:ascii="Calibri" w:eastAsia="Times New Roman" w:hAnsi="Calibri" w:cs="Calibri"/>
+                <w:color w:val="000000"/>
+                <w:lang w:eastAsia="es-CO"/>
+              </w:rPr>
+              <w:t xml:space="preserve"> de productos</w:t>
+            </w:r>
+          </w:p>
+        </w:tc>
+        <w:tc>
+          <w:tcPr>
+            <w:tcW w:w="1037" w:type="dxa"/>
+            <w:tcBorders>
+              <w:top w:val="nil"/>
+              <w:left w:val="nil"/>
+              <w:bottom w:val="single" w:sz="4" w:space="0" w:color="000000"/>
+              <w:right w:val="single" w:sz="4" w:space="0" w:color="000000"/>
+            </w:tcBorders>
+            <w:shd w:val="clear" w:color="auto" w:fill="auto"/>
+            <w:noWrap/>
+            <w:vAlign w:val="bottom"/>
+            <w:hideMark/>
+          </w:tcPr>
+          <w:p>
+            <w:pPr>
+              <w:spacing w:after="0" w:line="240" w:lineRule="auto"/>
+              <w:rPr>
+                <w:rFonts w:ascii="Calibri" w:eastAsia="Times New Roman" w:hAnsi="Calibri" w:cs="Calibri"/>
+                <w:color w:val="000000"/>
+                <w:lang w:eastAsia="es-CO"/>
+              </w:rPr>
+            </w:pPr>
+            <w:r>
+              <w:rPr>
+                <w:rFonts w:ascii="Calibri" w:eastAsia="Times New Roman" w:hAnsi="Calibri" w:cs="Calibri"/>
+                <w:color w:val="000000"/>
+                <w:lang w:eastAsia="es-CO"/>
+              </w:rPr>
+              <w:t>Media</w:t>
+            </w:r>
+          </w:p>
+        </w:tc>
+      </w:tr>
+      <w:tr>
+        <w:trPr>
+          <w:trHeight w:val="288"/>
+        </w:trPr>
+        <w:tc>
+          <w:tcPr>
+            <w:tcW w:w="1475" w:type="dxa"/>
+            <w:tcBorders>
+              <w:top w:val="single" w:sz="4" w:space="0" w:color="000000"/>
+              <w:left w:val="single" w:sz="4" w:space="0" w:color="000000"/>
+              <w:bottom w:val="single" w:sz="4" w:space="0" w:color="000000"/>
+              <w:right w:val="single" w:sz="4" w:space="0" w:color="000000"/>
+            </w:tcBorders>
+            <w:shd w:val="clear" w:color="auto" w:fill="auto"/>
+            <w:noWrap/>
+            <w:vAlign w:val="bottom"/>
+            <w:hideMark/>
+          </w:tcPr>
+          <w:p>
+            <w:pPr>
+              <w:spacing w:after="0" w:line="240" w:lineRule="auto"/>
+              <w:jc w:val="center"/>
+              <w:rPr>
+                <w:rFonts w:ascii="Calibri" w:eastAsia="Times New Roman" w:hAnsi="Calibri" w:cs="Calibri"/>
+                <w:color w:val="000000"/>
+                <w:lang w:eastAsia="es-CO"/>
+              </w:rPr>
+            </w:pPr>
+            <w:r>
+              <w:rPr>
+                <w:rFonts w:ascii="Calibri" w:eastAsia="Times New Roman" w:hAnsi="Calibri" w:cs="Calibri"/>
+                <w:color w:val="000000"/>
+                <w:lang w:eastAsia="es-CO"/>
+              </w:rPr>
+              <w:t>RF11</w:t>
+            </w:r>
+          </w:p>
+        </w:tc>
+        <w:tc>
+          <w:tcPr>
+            <w:tcW w:w="8120" w:type="dxa"/>
+            <w:tcBorders>
+              <w:top w:val="single" w:sz="4" w:space="0" w:color="000000"/>
+              <w:left w:val="nil"/>
+              <w:bottom w:val="single" w:sz="4" w:space="0" w:color="000000"/>
+              <w:right w:val="single" w:sz="4" w:space="0" w:color="000000"/>
+            </w:tcBorders>
+            <w:shd w:val="clear" w:color="auto" w:fill="auto"/>
+            <w:noWrap/>
+            <w:vAlign w:val="bottom"/>
+            <w:hideMark/>
+          </w:tcPr>
+          <w:p>
+            <w:pPr>
+              <w:spacing w:after="0" w:line="240" w:lineRule="auto"/>
+              <w:rPr>
+                <w:rFonts w:ascii="Calibri" w:eastAsia="Times New Roman" w:hAnsi="Calibri" w:cs="Calibri"/>
+                <w:color w:val="000000"/>
+                <w:lang w:eastAsia="es-CO"/>
+              </w:rPr>
+            </w:pPr>
+            <w:r>
+              <w:rPr>
+                <w:rFonts w:ascii="Calibri" w:eastAsia="Times New Roman" w:hAnsi="Calibri" w:cs="Calibri"/>
+                <w:color w:val="000000"/>
+                <w:lang w:eastAsia="es-CO"/>
+              </w:rPr>
+              <w:t>El usuario contara con un apartado para realizar la compra de productos</w:t>
+            </w:r>
+          </w:p>
+        </w:tc>
+        <w:tc>
+          <w:tcPr>
+            <w:tcW w:w="1037" w:type="dxa"/>
+            <w:tcBorders>
+              <w:top w:val="nil"/>
+              <w:left w:val="nil"/>
+              <w:bottom w:val="single" w:sz="4" w:space="0" w:color="000000"/>
+              <w:right w:val="single" w:sz="4" w:space="0" w:color="000000"/>
+            </w:tcBorders>
+            <w:shd w:val="clear" w:color="auto" w:fill="auto"/>
+            <w:noWrap/>
+            <w:vAlign w:val="bottom"/>
+            <w:hideMark/>
+          </w:tcPr>
+          <w:p>
+            <w:pPr>
+              <w:spacing w:after="0" w:line="240" w:lineRule="auto"/>
+              <w:rPr>
+                <w:rFonts w:ascii="Calibri" w:eastAsia="Times New Roman" w:hAnsi="Calibri" w:cs="Calibri"/>
+                <w:color w:val="000000"/>
+                <w:lang w:eastAsia="es-CO"/>
+              </w:rPr>
+            </w:pPr>
+            <w:r>
+              <w:rPr>
+                <w:rFonts w:ascii="Calibri" w:eastAsia="Times New Roman" w:hAnsi="Calibri" w:cs="Calibri"/>
+                <w:color w:val="000000"/>
+                <w:lang w:eastAsia="es-CO"/>
+              </w:rPr>
+              <w:t>Media</w:t>
+            </w:r>
+          </w:p>
+        </w:tc>
+      </w:tr>
+      <w:tr>
+        <w:trPr>
+          <w:trHeight w:val="288"/>
+        </w:trPr>
+        <w:tc>
+          <w:tcPr>
+            <w:tcW w:w="1475" w:type="dxa"/>
+            <w:tcBorders>
+              <w:top w:val="single" w:sz="4" w:space="0" w:color="000000"/>
+              <w:left w:val="single" w:sz="4" w:space="0" w:color="000000"/>
+              <w:bottom w:val="single" w:sz="4" w:space="0" w:color="000000"/>
+              <w:right w:val="single" w:sz="4" w:space="0" w:color="000000"/>
+            </w:tcBorders>
+            <w:shd w:val="clear" w:color="auto" w:fill="auto"/>
+            <w:noWrap/>
+            <w:vAlign w:val="bottom"/>
+            <w:hideMark/>
+          </w:tcPr>
+          <w:p>
+            <w:pPr>
+              <w:spacing w:after="0" w:line="240" w:lineRule="auto"/>
+              <w:jc w:val="center"/>
+              <w:rPr>
+                <w:rFonts w:ascii="Calibri" w:eastAsia="Times New Roman" w:hAnsi="Calibri" w:cs="Calibri"/>
+                <w:color w:val="000000"/>
+                <w:lang w:eastAsia="es-CO"/>
+              </w:rPr>
+            </w:pPr>
+            <w:r>
+              <w:rPr>
+                <w:rFonts w:ascii="Calibri" w:eastAsia="Times New Roman" w:hAnsi="Calibri" w:cs="Calibri"/>
+                <w:color w:val="000000"/>
+                <w:lang w:eastAsia="es-CO"/>
+              </w:rPr>
+              <w:t>RF12</w:t>
+            </w:r>
+          </w:p>
+        </w:tc>
+        <w:tc>
+          <w:tcPr>
+            <w:tcW w:w="8120" w:type="dxa"/>
+            <w:tcBorders>
+              <w:top w:val="single" w:sz="4" w:space="0" w:color="000000"/>
+              <w:left w:val="nil"/>
+              <w:bottom w:val="single" w:sz="4" w:space="0" w:color="000000"/>
+              <w:right w:val="single" w:sz="4" w:space="0" w:color="000000"/>
+            </w:tcBorders>
+            <w:shd w:val="clear" w:color="FFFF00" w:fill="FFFF00"/>
+            <w:noWrap/>
+            <w:vAlign w:val="bottom"/>
+            <w:hideMark/>
+          </w:tcPr>
+          <w:p>
+            <w:pPr>
+              <w:spacing w:after="0" w:line="240" w:lineRule="auto"/>
+              <w:rPr>
+                <w:rFonts w:ascii="Calibri" w:eastAsia="Times New Roman" w:hAnsi="Calibri" w:cs="Calibri"/>
+                <w:color w:val="000000"/>
+                <w:lang w:eastAsia="es-CO"/>
+              </w:rPr>
+            </w:pPr>
+            <w:r>
+              <w:rPr>
+                <w:rFonts w:ascii="Calibri" w:eastAsia="Times New Roman" w:hAnsi="Calibri" w:cs="Calibri"/>
+                <w:color w:val="000000"/>
+                <w:lang w:eastAsia="es-CO"/>
+              </w:rPr>
+              <w:t>El sistema enviara un mensaje de aviso como recordatorio de la cita programada</w:t>
+            </w:r>
+          </w:p>
+        </w:tc>
+        <w:tc>
+          <w:tcPr>
+            <w:tcW w:w="1037" w:type="dxa"/>
+            <w:tcBorders>
+              <w:top w:val="nil"/>
+              <w:left w:val="nil"/>
+              <w:bottom w:val="single" w:sz="4" w:space="0" w:color="000000"/>
+              <w:right w:val="single" w:sz="4" w:space="0" w:color="000000"/>
+            </w:tcBorders>
+            <w:shd w:val="clear" w:color="auto" w:fill="auto"/>
+            <w:noWrap/>
+            <w:vAlign w:val="bottom"/>
+            <w:hideMark/>
+          </w:tcPr>
+          <w:p>
+            <w:pPr>
+              <w:spacing w:after="0" w:line="240" w:lineRule="auto"/>
+              <w:rPr>
+                <w:rFonts w:ascii="Calibri" w:eastAsia="Times New Roman" w:hAnsi="Calibri" w:cs="Calibri"/>
+                <w:color w:val="000000"/>
+                <w:lang w:eastAsia="es-CO"/>
+              </w:rPr>
+            </w:pPr>
+            <w:r>
+              <w:rPr>
+                <w:rFonts w:ascii="Calibri" w:eastAsia="Times New Roman" w:hAnsi="Calibri" w:cs="Calibri"/>
+                <w:color w:val="000000"/>
+                <w:lang w:eastAsia="es-CO"/>
+              </w:rPr>
+              <w:t>Alta</w:t>
+            </w:r>
+          </w:p>
+        </w:tc>
+      </w:tr>
+      <w:tr>
+        <w:trPr>
+          <w:trHeight w:val="288"/>
+        </w:trPr>
+        <w:tc>
+          <w:tcPr>
+            <w:tcW w:w="1475" w:type="dxa"/>
+            <w:tcBorders>
+              <w:top w:val="single" w:sz="4" w:space="0" w:color="000000"/>
+              <w:left w:val="single" w:sz="4" w:space="0" w:color="000000"/>
+              <w:bottom w:val="single" w:sz="4" w:space="0" w:color="000000"/>
+              <w:right w:val="single" w:sz="4" w:space="0" w:color="000000"/>
+            </w:tcBorders>
+            <w:shd w:val="clear" w:color="auto" w:fill="auto"/>
+            <w:noWrap/>
+            <w:vAlign w:val="bottom"/>
+            <w:hideMark/>
+          </w:tcPr>
+          <w:p>
+            <w:pPr>
+              <w:spacing w:after="0" w:line="240" w:lineRule="auto"/>
+              <w:jc w:val="center"/>
+              <w:rPr>
+                <w:rFonts w:ascii="Calibri" w:eastAsia="Times New Roman" w:hAnsi="Calibri" w:cs="Calibri"/>
+                <w:color w:val="000000"/>
+                <w:lang w:eastAsia="es-CO"/>
+              </w:rPr>
+            </w:pPr>
+            <w:r>
+              <w:rPr>
+                <w:rFonts w:ascii="Calibri" w:eastAsia="Times New Roman" w:hAnsi="Calibri" w:cs="Calibri"/>
+                <w:color w:val="000000"/>
+                <w:lang w:eastAsia="es-CO"/>
+              </w:rPr>
+              <w:t>RF13</w:t>
+            </w:r>
+          </w:p>
+        </w:tc>
+        <w:tc>
+          <w:tcPr>
+            <w:tcW w:w="8120" w:type="dxa"/>
+            <w:tcBorders>
+              <w:top w:val="single" w:sz="4" w:space="0" w:color="000000"/>
+              <w:left w:val="nil"/>
+              <w:bottom w:val="single" w:sz="4" w:space="0" w:color="000000"/>
+              <w:right w:val="single" w:sz="4" w:space="0" w:color="000000"/>
+            </w:tcBorders>
+            <w:shd w:val="clear" w:color="auto" w:fill="auto"/>
+            <w:noWrap/>
+            <w:vAlign w:val="bottom"/>
+            <w:hideMark/>
+          </w:tcPr>
+          <w:p>
+            <w:pPr>
+              <w:spacing w:after="0" w:line="240" w:lineRule="auto"/>
+              <w:rPr>
+                <w:rFonts w:ascii="Calibri" w:eastAsia="Times New Roman" w:hAnsi="Calibri" w:cs="Calibri"/>
+                <w:color w:val="000000"/>
+                <w:lang w:eastAsia="es-CO"/>
+              </w:rPr>
+            </w:pPr>
+            <w:r>
+              <w:rPr>
+                <w:rFonts w:ascii="Calibri" w:eastAsia="Times New Roman" w:hAnsi="Calibri" w:cs="Calibri"/>
+                <w:color w:val="000000"/>
+                <w:lang w:eastAsia="es-CO"/>
+              </w:rPr>
+              <w:t>El sistema enviara un mensaje mostrando la compra realizada por el usuario</w:t>
+            </w:r>
+          </w:p>
+        </w:tc>
+        <w:tc>
+          <w:tcPr>
+            <w:tcW w:w="1037" w:type="dxa"/>
+            <w:tcBorders>
+              <w:top w:val="nil"/>
+              <w:left w:val="nil"/>
+              <w:bottom w:val="single" w:sz="4" w:space="0" w:color="000000"/>
+              <w:right w:val="single" w:sz="4" w:space="0" w:color="000000"/>
+            </w:tcBorders>
+            <w:shd w:val="clear" w:color="auto" w:fill="auto"/>
+            <w:noWrap/>
+            <w:vAlign w:val="bottom"/>
+            <w:hideMark/>
+          </w:tcPr>
+          <w:p>
+            <w:pPr>
+              <w:spacing w:after="0" w:line="240" w:lineRule="auto"/>
+              <w:rPr>
+                <w:rFonts w:ascii="Calibri" w:eastAsia="Times New Roman" w:hAnsi="Calibri" w:cs="Calibri"/>
+                <w:color w:val="000000"/>
+                <w:lang w:eastAsia="es-CO"/>
+              </w:rPr>
+            </w:pPr>
+            <w:r>
+              <w:rPr>
+                <w:rFonts w:ascii="Calibri" w:eastAsia="Times New Roman" w:hAnsi="Calibri" w:cs="Calibri"/>
+                <w:color w:val="000000"/>
+                <w:lang w:eastAsia="es-CO"/>
+              </w:rPr>
+              <w:t>Media</w:t>
+            </w:r>
+          </w:p>
+        </w:tc>
+      </w:tr>
+      <w:tr>
+        <w:trPr>
+          <w:trHeight w:val="288"/>
+        </w:trPr>
+        <w:tc>
+          <w:tcPr>
+            <w:tcW w:w="1475" w:type="dxa"/>
+            <w:tcBorders>
+              <w:top w:val="single" w:sz="4" w:space="0" w:color="000000"/>
+              <w:left w:val="single" w:sz="4" w:space="0" w:color="000000"/>
+              <w:bottom w:val="single" w:sz="4" w:space="0" w:color="000000"/>
+              <w:right w:val="single" w:sz="4" w:space="0" w:color="000000"/>
+            </w:tcBorders>
+            <w:shd w:val="clear" w:color="auto" w:fill="auto"/>
+            <w:noWrap/>
+            <w:vAlign w:val="bottom"/>
+            <w:hideMark/>
+          </w:tcPr>
+          <w:p>
+            <w:pPr>
+              <w:spacing w:after="0" w:line="240" w:lineRule="auto"/>
+              <w:jc w:val="center"/>
+              <w:rPr>
+                <w:rFonts w:ascii="Calibri" w:eastAsia="Times New Roman" w:hAnsi="Calibri" w:cs="Calibri"/>
+                <w:color w:val="000000"/>
+                <w:lang w:eastAsia="es-CO"/>
+              </w:rPr>
+            </w:pPr>
+            <w:r>
+              <w:rPr>
+                <w:rFonts w:ascii="Calibri" w:eastAsia="Times New Roman" w:hAnsi="Calibri" w:cs="Calibri"/>
+                <w:color w:val="000000"/>
+                <w:lang w:eastAsia="es-CO"/>
+              </w:rPr>
+              <w:t>RF14</w:t>
+            </w:r>
+          </w:p>
+        </w:tc>
+        <w:tc>
+          <w:tcPr>
+            <w:tcW w:w="8120" w:type="dxa"/>
+            <w:tcBorders>
+              <w:top w:val="single" w:sz="4" w:space="0" w:color="000000"/>
+              <w:left w:val="nil"/>
+              <w:bottom w:val="single" w:sz="4" w:space="0" w:color="000000"/>
+              <w:right w:val="single" w:sz="4" w:space="0" w:color="000000"/>
+            </w:tcBorders>
+            <w:shd w:val="clear" w:color="FFFF00" w:fill="FFFF00"/>
+            <w:noWrap/>
+            <w:vAlign w:val="bottom"/>
+            <w:hideMark/>
+          </w:tcPr>
+          <w:p>
+            <w:pPr>
+              <w:spacing w:after="0" w:line="240" w:lineRule="auto"/>
+              <w:rPr>
+                <w:rFonts w:ascii="Calibri" w:eastAsia="Times New Roman" w:hAnsi="Calibri" w:cs="Calibri"/>
+                <w:color w:val="000000"/>
+                <w:lang w:eastAsia="es-CO"/>
+              </w:rPr>
+            </w:pPr>
+            <w:r>
+              <w:rPr>
+                <w:rFonts w:ascii="Calibri" w:eastAsia="Times New Roman" w:hAnsi="Calibri" w:cs="Calibri"/>
+                <w:color w:val="000000"/>
+                <w:lang w:eastAsia="es-CO"/>
+              </w:rPr>
+              <w:t xml:space="preserve">El sistema </w:t>
+            </w:r>
+            <w:proofErr w:type="spellStart"/>
+            <w:r>
+              <w:rPr>
+                <w:rFonts w:ascii="Calibri" w:eastAsia="Times New Roman" w:hAnsi="Calibri" w:cs="Calibri"/>
+                <w:color w:val="000000"/>
+                <w:lang w:eastAsia="es-CO"/>
+              </w:rPr>
+              <w:t>tendra</w:t>
+            </w:r>
+            <w:proofErr w:type="spellEnd"/>
+            <w:r>
+              <w:rPr>
+                <w:rFonts w:ascii="Calibri" w:eastAsia="Times New Roman" w:hAnsi="Calibri" w:cs="Calibri"/>
+                <w:color w:val="000000"/>
+                <w:lang w:eastAsia="es-CO"/>
+              </w:rPr>
+              <w:t xml:space="preserve"> un apartado para recuperar contraseña del usuario</w:t>
+            </w:r>
+          </w:p>
+        </w:tc>
+        <w:tc>
+          <w:tcPr>
+            <w:tcW w:w="1037" w:type="dxa"/>
+            <w:tcBorders>
+              <w:top w:val="nil"/>
+              <w:left w:val="nil"/>
+              <w:bottom w:val="single" w:sz="4" w:space="0" w:color="000000"/>
+              <w:right w:val="single" w:sz="4" w:space="0" w:color="000000"/>
+            </w:tcBorders>
+            <w:shd w:val="clear" w:color="auto" w:fill="auto"/>
+            <w:noWrap/>
+            <w:vAlign w:val="bottom"/>
+            <w:hideMark/>
+          </w:tcPr>
+          <w:p>
+            <w:pPr>
+              <w:spacing w:after="0" w:line="240" w:lineRule="auto"/>
+              <w:rPr>
+                <w:rFonts w:ascii="Calibri" w:eastAsia="Times New Roman" w:hAnsi="Calibri" w:cs="Calibri"/>
+                <w:color w:val="000000"/>
+                <w:lang w:eastAsia="es-CO"/>
+              </w:rPr>
+            </w:pPr>
+            <w:r>
+              <w:rPr>
+                <w:rFonts w:ascii="Calibri" w:eastAsia="Times New Roman" w:hAnsi="Calibri" w:cs="Calibri"/>
+                <w:color w:val="000000"/>
+                <w:lang w:eastAsia="es-CO"/>
+              </w:rPr>
+              <w:t>Alta</w:t>
+            </w:r>
+          </w:p>
+        </w:tc>
+      </w:tr>
+      <w:tr>
+        <w:trPr>
+          <w:trHeight w:val="288"/>
+        </w:trPr>
+        <w:tc>
+          <w:tcPr>
+            <w:tcW w:w="1475" w:type="dxa"/>
+            <w:tcBorders>
+              <w:top w:val="single" w:sz="4" w:space="0" w:color="000000"/>
+              <w:left w:val="single" w:sz="4" w:space="0" w:color="000000"/>
+              <w:bottom w:val="single" w:sz="4" w:space="0" w:color="000000"/>
+              <w:right w:val="single" w:sz="4" w:space="0" w:color="000000"/>
+            </w:tcBorders>
+            <w:shd w:val="clear" w:color="auto" w:fill="auto"/>
+            <w:noWrap/>
+            <w:vAlign w:val="bottom"/>
+            <w:hideMark/>
+          </w:tcPr>
+          <w:p>
+            <w:pPr>
+              <w:spacing w:after="0" w:line="240" w:lineRule="auto"/>
+              <w:jc w:val="center"/>
+              <w:rPr>
+                <w:rFonts w:ascii="Calibri" w:eastAsia="Times New Roman" w:hAnsi="Calibri" w:cs="Calibri"/>
+                <w:color w:val="000000"/>
+                <w:lang w:eastAsia="es-CO"/>
+              </w:rPr>
+            </w:pPr>
+            <w:r>
+              <w:rPr>
+                <w:rFonts w:ascii="Calibri" w:eastAsia="Times New Roman" w:hAnsi="Calibri" w:cs="Calibri"/>
+                <w:color w:val="000000"/>
+                <w:lang w:eastAsia="es-CO"/>
+              </w:rPr>
+              <w:t>RF15</w:t>
+            </w:r>
+          </w:p>
+        </w:tc>
+        <w:tc>
+          <w:tcPr>
+            <w:tcW w:w="8120" w:type="dxa"/>
+            <w:tcBorders>
+              <w:top w:val="single" w:sz="4" w:space="0" w:color="000000"/>
+              <w:left w:val="nil"/>
+              <w:bottom w:val="single" w:sz="4" w:space="0" w:color="000000"/>
+              <w:right w:val="single" w:sz="4" w:space="0" w:color="000000"/>
+            </w:tcBorders>
+            <w:shd w:val="clear" w:color="auto" w:fill="auto"/>
+            <w:noWrap/>
+            <w:vAlign w:val="bottom"/>
+            <w:hideMark/>
+          </w:tcPr>
+          <w:p>
+            <w:pPr>
+              <w:spacing w:after="0" w:line="240" w:lineRule="auto"/>
+              <w:rPr>
+                <w:rFonts w:ascii="Calibri" w:eastAsia="Times New Roman" w:hAnsi="Calibri" w:cs="Calibri"/>
+                <w:color w:val="000000"/>
+                <w:lang w:eastAsia="es-CO"/>
+              </w:rPr>
+            </w:pPr>
+            <w:r>
+              <w:rPr>
+                <w:rFonts w:ascii="Calibri" w:eastAsia="Times New Roman" w:hAnsi="Calibri" w:cs="Calibri"/>
+                <w:color w:val="000000"/>
+                <w:lang w:eastAsia="es-CO"/>
+              </w:rPr>
+              <w:t xml:space="preserve">El usuario </w:t>
+            </w:r>
+            <w:proofErr w:type="spellStart"/>
+            <w:r>
+              <w:rPr>
+                <w:rFonts w:ascii="Calibri" w:eastAsia="Times New Roman" w:hAnsi="Calibri" w:cs="Calibri"/>
+                <w:color w:val="000000"/>
+                <w:lang w:eastAsia="es-CO"/>
+              </w:rPr>
+              <w:t>tendra</w:t>
+            </w:r>
+            <w:proofErr w:type="spellEnd"/>
+            <w:r>
+              <w:rPr>
+                <w:rFonts w:ascii="Calibri" w:eastAsia="Times New Roman" w:hAnsi="Calibri" w:cs="Calibri"/>
+                <w:color w:val="000000"/>
+                <w:lang w:eastAsia="es-CO"/>
+              </w:rPr>
+              <w:t xml:space="preserve"> un apartado para cancelar una cita o pedido</w:t>
+            </w:r>
+          </w:p>
+        </w:tc>
+        <w:tc>
+          <w:tcPr>
+            <w:tcW w:w="1037" w:type="dxa"/>
+            <w:tcBorders>
+              <w:top w:val="nil"/>
+              <w:left w:val="nil"/>
+              <w:bottom w:val="single" w:sz="4" w:space="0" w:color="000000"/>
+              <w:right w:val="single" w:sz="4" w:space="0" w:color="000000"/>
+            </w:tcBorders>
+            <w:shd w:val="clear" w:color="auto" w:fill="auto"/>
+            <w:noWrap/>
+            <w:vAlign w:val="bottom"/>
+            <w:hideMark/>
+          </w:tcPr>
+          <w:p>
+            <w:pPr>
+              <w:spacing w:after="0" w:line="240" w:lineRule="auto"/>
+              <w:rPr>
+                <w:rFonts w:ascii="Calibri" w:eastAsia="Times New Roman" w:hAnsi="Calibri" w:cs="Calibri"/>
+                <w:color w:val="000000"/>
+                <w:lang w:eastAsia="es-CO"/>
+              </w:rPr>
+            </w:pPr>
+            <w:r>
+              <w:rPr>
+                <w:rFonts w:ascii="Calibri" w:eastAsia="Times New Roman" w:hAnsi="Calibri" w:cs="Calibri"/>
+                <w:color w:val="000000"/>
+                <w:lang w:eastAsia="es-CO"/>
+              </w:rPr>
+              <w:t>Media</w:t>
+            </w:r>
+          </w:p>
+        </w:tc>
+      </w:tr>
+      <w:tr>
+        <w:trPr>
+          <w:trHeight w:val="288"/>
+        </w:trPr>
+        <w:tc>
+          <w:tcPr>
+            <w:tcW w:w="1475" w:type="dxa"/>
+            <w:tcBorders>
+              <w:top w:val="single" w:sz="4" w:space="0" w:color="000000"/>
+              <w:left w:val="single" w:sz="4" w:space="0" w:color="000000"/>
+              <w:bottom w:val="single" w:sz="4" w:space="0" w:color="000000"/>
+              <w:right w:val="single" w:sz="4" w:space="0" w:color="000000"/>
+            </w:tcBorders>
+            <w:shd w:val="clear" w:color="auto" w:fill="auto"/>
+            <w:noWrap/>
+            <w:vAlign w:val="bottom"/>
+            <w:hideMark/>
+          </w:tcPr>
+          <w:p>
+            <w:pPr>
+              <w:spacing w:after="0" w:line="240" w:lineRule="auto"/>
+              <w:jc w:val="center"/>
+              <w:rPr>
+                <w:rFonts w:ascii="Calibri" w:eastAsia="Times New Roman" w:hAnsi="Calibri" w:cs="Calibri"/>
+                <w:color w:val="000000"/>
+                <w:lang w:eastAsia="es-CO"/>
+              </w:rPr>
+            </w:pPr>
+            <w:r>
+              <w:rPr>
+                <w:rFonts w:ascii="Calibri" w:eastAsia="Times New Roman" w:hAnsi="Calibri" w:cs="Calibri"/>
+                <w:color w:val="000000"/>
+                <w:lang w:eastAsia="es-CO"/>
+              </w:rPr>
+              <w:t>RF16</w:t>
+            </w:r>
+          </w:p>
+        </w:tc>
+        <w:tc>
+          <w:tcPr>
+            <w:tcW w:w="8120" w:type="dxa"/>
+            <w:tcBorders>
+              <w:top w:val="single" w:sz="4" w:space="0" w:color="000000"/>
+              <w:left w:val="nil"/>
+              <w:bottom w:val="single" w:sz="4" w:space="0" w:color="000000"/>
+              <w:right w:val="single" w:sz="4" w:space="0" w:color="000000"/>
+            </w:tcBorders>
+            <w:shd w:val="clear" w:color="FFFF00" w:fill="FFFF00"/>
+            <w:noWrap/>
+            <w:vAlign w:val="bottom"/>
+            <w:hideMark/>
+          </w:tcPr>
+          <w:p>
+            <w:pPr>
+              <w:spacing w:after="0" w:line="240" w:lineRule="auto"/>
+              <w:rPr>
+                <w:rFonts w:ascii="Calibri" w:eastAsia="Times New Roman" w:hAnsi="Calibri" w:cs="Calibri"/>
+                <w:color w:val="000000"/>
+                <w:lang w:eastAsia="es-CO"/>
+              </w:rPr>
+            </w:pPr>
+            <w:r>
+              <w:rPr>
+                <w:rFonts w:ascii="Calibri" w:eastAsia="Times New Roman" w:hAnsi="Calibri" w:cs="Calibri"/>
+                <w:color w:val="000000"/>
+                <w:lang w:eastAsia="es-CO"/>
+              </w:rPr>
+              <w:t xml:space="preserve">El usuario </w:t>
+            </w:r>
+            <w:proofErr w:type="spellStart"/>
+            <w:r>
+              <w:rPr>
+                <w:rFonts w:ascii="Calibri" w:eastAsia="Times New Roman" w:hAnsi="Calibri" w:cs="Calibri"/>
+                <w:color w:val="000000"/>
+                <w:lang w:eastAsia="es-CO"/>
+              </w:rPr>
+              <w:t>tendra</w:t>
+            </w:r>
+            <w:proofErr w:type="spellEnd"/>
+            <w:r>
+              <w:rPr>
+                <w:rFonts w:ascii="Calibri" w:eastAsia="Times New Roman" w:hAnsi="Calibri" w:cs="Calibri"/>
+                <w:color w:val="000000"/>
+                <w:lang w:eastAsia="es-CO"/>
+              </w:rPr>
+              <w:t xml:space="preserve"> un apartado de carrito de compras para añadir los productos</w:t>
+            </w:r>
+          </w:p>
+        </w:tc>
+        <w:tc>
+          <w:tcPr>
+            <w:tcW w:w="1037" w:type="dxa"/>
+            <w:tcBorders>
+              <w:top w:val="nil"/>
+              <w:left w:val="nil"/>
+              <w:bottom w:val="single" w:sz="4" w:space="0" w:color="000000"/>
+              <w:right w:val="single" w:sz="4" w:space="0" w:color="000000"/>
+            </w:tcBorders>
+            <w:shd w:val="clear" w:color="auto" w:fill="auto"/>
+            <w:noWrap/>
+            <w:vAlign w:val="bottom"/>
+            <w:hideMark/>
+          </w:tcPr>
+          <w:p>
+            <w:pPr>
+              <w:spacing w:after="0" w:line="240" w:lineRule="auto"/>
+              <w:rPr>
+                <w:rFonts w:ascii="Calibri" w:eastAsia="Times New Roman" w:hAnsi="Calibri" w:cs="Calibri"/>
+                <w:color w:val="000000"/>
+                <w:lang w:eastAsia="es-CO"/>
+              </w:rPr>
+            </w:pPr>
+            <w:r>
+              <w:rPr>
+                <w:rFonts w:ascii="Calibri" w:eastAsia="Times New Roman" w:hAnsi="Calibri" w:cs="Calibri"/>
+                <w:color w:val="000000"/>
+                <w:lang w:eastAsia="es-CO"/>
+              </w:rPr>
+              <w:t>Alta</w:t>
+            </w:r>
+          </w:p>
+        </w:tc>
+      </w:tr>
+    </w:tbl>
+    <w:p>
+      <w:pPr>
+        <w:pStyle w:val="Ttulo1"/>
+      </w:pPr>
+      <w:bookmarkStart w:id="5" w:name="_Toc200400745"/>
+      <w:r>
+        <w:t xml:space="preserve">3.1. Requisitos </w:t>
+      </w:r>
+      <w:r>
+        <w:t>No Funcionales (RFN)</w:t>
+      </w:r>
+      <w:bookmarkEnd w:id="5"/>
+    </w:p>
+    <w:tbl>
+      <w:tblPr>
+        <w:tblW w:w="10921" w:type="dxa"/>
+        <w:tblInd w:w="-1080" w:type="dxa"/>
+        <w:tblCellMar>
+          <w:left w:w="70" w:type="dxa"/>
+          <w:right w:w="70" w:type="dxa"/>
+        </w:tblCellMar>
+        <w:tblLook w:val="04A0" w:firstRow="1" w:lastRow="0" w:firstColumn="1" w:lastColumn="0" w:noHBand="0" w:noVBand="1"/>
+      </w:tblPr>
+      <w:tblGrid>
+        <w:gridCol w:w="1191"/>
+        <w:gridCol w:w="8120"/>
+        <w:gridCol w:w="1610"/>
+      </w:tblGrid>
+      <w:tr>
+        <w:trPr>
+          <w:trHeight w:val="312"/>
+        </w:trPr>
+        <w:tc>
+          <w:tcPr>
+            <w:tcW w:w="1191" w:type="dxa"/>
+            <w:tcBorders>
+              <w:top w:val="single" w:sz="4" w:space="0" w:color="000000"/>
+              <w:left w:val="single" w:sz="4" w:space="0" w:color="000000"/>
+              <w:bottom w:val="single" w:sz="4" w:space="0" w:color="000000"/>
+              <w:right w:val="single" w:sz="4" w:space="0" w:color="000000"/>
+            </w:tcBorders>
+            <w:shd w:val="clear" w:color="B4C6E7" w:fill="B4C6E7"/>
+            <w:noWrap/>
+            <w:hideMark/>
+          </w:tcPr>
+          <w:p>
+            <w:pPr>
+              <w:spacing w:after="0" w:line="240" w:lineRule="auto"/>
+              <w:jc w:val="center"/>
+              <w:rPr>
+                <w:rFonts w:ascii="Calibri" w:eastAsia="Times New Roman" w:hAnsi="Calibri" w:cs="Calibri"/>
+                <w:color w:val="000000"/>
+                <w:sz w:val="24"/>
+                <w:szCs w:val="24"/>
+                <w:lang w:eastAsia="es-CO"/>
+              </w:rPr>
+            </w:pPr>
+            <w:r>
+              <w:rPr>
+                <w:rFonts w:ascii="Calibri" w:eastAsia="Times New Roman" w:hAnsi="Calibri" w:cs="Calibri"/>
+                <w:color w:val="000000"/>
+                <w:sz w:val="24"/>
+                <w:szCs w:val="24"/>
+                <w:lang w:eastAsia="es-CO"/>
+              </w:rPr>
+              <w:t>No. de requisito</w:t>
+            </w:r>
+          </w:p>
+        </w:tc>
+        <w:tc>
+          <w:tcPr>
+            <w:tcW w:w="8120" w:type="dxa"/>
+            <w:tcBorders>
+              <w:top w:val="single" w:sz="4" w:space="0" w:color="000000"/>
+              <w:left w:val="nil"/>
+              <w:bottom w:val="single" w:sz="4" w:space="0" w:color="000000"/>
+              <w:right w:val="single" w:sz="4" w:space="0" w:color="000000"/>
+            </w:tcBorders>
+            <w:shd w:val="clear" w:color="B4C6E7" w:fill="B4C6E7"/>
+            <w:noWrap/>
+            <w:vAlign w:val="bottom"/>
+            <w:hideMark/>
+          </w:tcPr>
+          <w:p>
+            <w:pPr>
+              <w:spacing w:after="0" w:line="240" w:lineRule="auto"/>
+              <w:jc w:val="center"/>
+              <w:rPr>
+                <w:rFonts w:ascii="Calibri" w:eastAsia="Times New Roman" w:hAnsi="Calibri" w:cs="Calibri"/>
+                <w:color w:val="000000"/>
+                <w:lang w:eastAsia="es-CO"/>
+              </w:rPr>
+            </w:pPr>
+            <w:r>
+              <w:rPr>
+                <w:rFonts w:ascii="Calibri" w:eastAsia="Times New Roman" w:hAnsi="Calibri" w:cs="Calibri"/>
+                <w:color w:val="000000"/>
+                <w:lang w:eastAsia="es-CO"/>
+              </w:rPr>
+              <w:t>Nombre de requisito</w:t>
+            </w:r>
+          </w:p>
+        </w:tc>
+        <w:tc>
+          <w:tcPr>
+            <w:tcW w:w="1610" w:type="dxa"/>
+            <w:tcBorders>
+              <w:top w:val="nil"/>
+              <w:left w:val="nil"/>
+              <w:bottom w:val="nil"/>
+              <w:right w:val="nil"/>
+            </w:tcBorders>
+            <w:shd w:val="clear" w:color="B4C6E7" w:fill="B4C6E7"/>
+            <w:noWrap/>
+            <w:vAlign w:val="bottom"/>
+            <w:hideMark/>
+          </w:tcPr>
+          <w:p>
+            <w:pPr>
+              <w:spacing w:after="0" w:line="240" w:lineRule="auto"/>
+              <w:jc w:val="center"/>
+              <w:rPr>
+                <w:rFonts w:ascii="Calibri" w:eastAsia="Times New Roman" w:hAnsi="Calibri" w:cs="Calibri"/>
+                <w:color w:val="000000"/>
+                <w:lang w:eastAsia="es-CO"/>
+              </w:rPr>
+            </w:pPr>
+            <w:proofErr w:type="spellStart"/>
+            <w:r>
+              <w:rPr>
+                <w:rFonts w:ascii="Calibri" w:eastAsia="Times New Roman" w:hAnsi="Calibri" w:cs="Calibri"/>
+                <w:color w:val="000000"/>
+                <w:lang w:eastAsia="es-CO"/>
+              </w:rPr>
+              <w:t>Categoria</w:t>
+            </w:r>
+            <w:proofErr w:type="spellEnd"/>
+          </w:p>
+        </w:tc>
+      </w:tr>
+      <w:tr>
+        <w:trPr>
+          <w:trHeight w:val="312"/>
+        </w:trPr>
+        <w:tc>
+          <w:tcPr>
+            <w:tcW w:w="1191" w:type="dxa"/>
+            <w:tcBorders>
+              <w:top w:val="single" w:sz="4" w:space="0" w:color="000000"/>
+              <w:left w:val="single" w:sz="4" w:space="0" w:color="000000"/>
+              <w:bottom w:val="single" w:sz="4" w:space="0" w:color="000000"/>
+              <w:right w:val="single" w:sz="4" w:space="0" w:color="000000"/>
+            </w:tcBorders>
+            <w:shd w:val="clear" w:color="auto" w:fill="auto"/>
+            <w:noWrap/>
+            <w:hideMark/>
+          </w:tcPr>
+          <w:p>
+            <w:pPr>
+              <w:spacing w:after="0" w:line="240" w:lineRule="auto"/>
+              <w:jc w:val="center"/>
+              <w:rPr>
+                <w:rFonts w:ascii="Calibri" w:eastAsia="Times New Roman" w:hAnsi="Calibri" w:cs="Calibri"/>
+                <w:color w:val="000000"/>
+                <w:sz w:val="24"/>
+                <w:szCs w:val="24"/>
+                <w:lang w:eastAsia="es-CO"/>
+              </w:rPr>
+            </w:pPr>
+            <w:r>
+              <w:rPr>
+                <w:rFonts w:ascii="Calibri" w:eastAsia="Times New Roman" w:hAnsi="Calibri" w:cs="Calibri"/>
+                <w:color w:val="000000"/>
+                <w:sz w:val="24"/>
+                <w:szCs w:val="24"/>
+                <w:lang w:eastAsia="es-CO"/>
+              </w:rPr>
+              <w:t>RNF1</w:t>
+            </w:r>
+          </w:p>
+        </w:tc>
+        <w:tc>
+          <w:tcPr>
+            <w:tcW w:w="8120" w:type="dxa"/>
+            <w:tcBorders>
+              <w:top w:val="single" w:sz="4" w:space="0" w:color="000000"/>
+              <w:left w:val="nil"/>
+              <w:bottom w:val="single" w:sz="4" w:space="0" w:color="000000"/>
+              <w:right w:val="single" w:sz="4" w:space="0" w:color="000000"/>
+            </w:tcBorders>
+            <w:shd w:val="clear" w:color="auto" w:fill="auto"/>
+            <w:noWrap/>
+            <w:vAlign w:val="bottom"/>
+            <w:hideMark/>
+          </w:tcPr>
+          <w:p>
+            <w:pPr>
+              <w:spacing w:after="0" w:line="240" w:lineRule="auto"/>
+              <w:rPr>
+                <w:rFonts w:ascii="Calibri" w:eastAsia="Times New Roman" w:hAnsi="Calibri" w:cs="Calibri"/>
+                <w:color w:val="000000"/>
+                <w:lang w:eastAsia="es-CO"/>
+              </w:rPr>
+            </w:pPr>
+            <w:r>
+              <w:rPr>
+                <w:rFonts w:ascii="Calibri" w:eastAsia="Times New Roman" w:hAnsi="Calibri" w:cs="Calibri"/>
+                <w:color w:val="000000"/>
+                <w:lang w:eastAsia="es-CO"/>
+              </w:rPr>
+              <w:t xml:space="preserve">El sistema </w:t>
+            </w:r>
+            <w:proofErr w:type="spellStart"/>
+            <w:r>
+              <w:rPr>
+                <w:rFonts w:ascii="Calibri" w:eastAsia="Times New Roman" w:hAnsi="Calibri" w:cs="Calibri"/>
+                <w:color w:val="000000"/>
+                <w:lang w:eastAsia="es-CO"/>
+              </w:rPr>
+              <w:t>tendra</w:t>
+            </w:r>
+            <w:proofErr w:type="spellEnd"/>
+            <w:r>
+              <w:rPr>
+                <w:rFonts w:ascii="Calibri" w:eastAsia="Times New Roman" w:hAnsi="Calibri" w:cs="Calibri"/>
+                <w:color w:val="000000"/>
+                <w:lang w:eastAsia="es-CO"/>
+              </w:rPr>
+              <w:t xml:space="preserve"> un cifrado para garantizar la </w:t>
+            </w:r>
+            <w:proofErr w:type="spellStart"/>
+            <w:r>
+              <w:rPr>
+                <w:rFonts w:ascii="Calibri" w:eastAsia="Times New Roman" w:hAnsi="Calibri" w:cs="Calibri"/>
+                <w:color w:val="000000"/>
+                <w:lang w:eastAsia="es-CO"/>
+              </w:rPr>
+              <w:t>proteccion</w:t>
+            </w:r>
+            <w:proofErr w:type="spellEnd"/>
+            <w:r>
+              <w:rPr>
+                <w:rFonts w:ascii="Calibri" w:eastAsia="Times New Roman" w:hAnsi="Calibri" w:cs="Calibri"/>
+                <w:color w:val="000000"/>
+                <w:lang w:eastAsia="es-CO"/>
+              </w:rPr>
+              <w:t xml:space="preserve"> de los datos del usuario</w:t>
+            </w:r>
+          </w:p>
+        </w:tc>
+        <w:tc>
+          <w:tcPr>
+            <w:tcW w:w="1610" w:type="dxa"/>
+            <w:tcBorders>
+              <w:top w:val="single" w:sz="4" w:space="0" w:color="000000"/>
+              <w:left w:val="nil"/>
+              <w:bottom w:val="single" w:sz="4" w:space="0" w:color="000000"/>
+              <w:right w:val="single" w:sz="4" w:space="0" w:color="000000"/>
+            </w:tcBorders>
+            <w:shd w:val="clear" w:color="auto" w:fill="auto"/>
+            <w:noWrap/>
+            <w:vAlign w:val="bottom"/>
+            <w:hideMark/>
+          </w:tcPr>
+          <w:p>
+            <w:pPr>
+              <w:spacing w:after="0" w:line="240" w:lineRule="auto"/>
+              <w:rPr>
+                <w:rFonts w:ascii="Calibri" w:eastAsia="Times New Roman" w:hAnsi="Calibri" w:cs="Calibri"/>
+                <w:color w:val="000000"/>
+                <w:lang w:eastAsia="es-CO"/>
+              </w:rPr>
+            </w:pPr>
+            <w:r>
+              <w:rPr>
+                <w:rFonts w:ascii="Calibri" w:eastAsia="Times New Roman" w:hAnsi="Calibri" w:cs="Calibri"/>
+                <w:color w:val="000000"/>
+                <w:lang w:eastAsia="es-CO"/>
+              </w:rPr>
+              <w:t>Seguridad</w:t>
+            </w:r>
+          </w:p>
+        </w:tc>
+      </w:tr>
+      <w:tr>
+        <w:trPr>
+          <w:trHeight w:val="288"/>
+        </w:trPr>
+        <w:tc>
+          <w:tcPr>
+            <w:tcW w:w="1191" w:type="dxa"/>
+            <w:tcBorders>
+              <w:top w:val="single" w:sz="4" w:space="0" w:color="000000"/>
+              <w:left w:val="single" w:sz="4" w:space="0" w:color="000000"/>
+              <w:bottom w:val="single" w:sz="4" w:space="0" w:color="000000"/>
+              <w:right w:val="single" w:sz="4" w:space="0" w:color="000000"/>
+            </w:tcBorders>
+            <w:shd w:val="clear" w:color="auto" w:fill="auto"/>
+            <w:noWrap/>
+            <w:vAlign w:val="bottom"/>
+            <w:hideMark/>
+          </w:tcPr>
+          <w:p>
+            <w:pPr>
+              <w:spacing w:after="0" w:line="240" w:lineRule="auto"/>
+              <w:jc w:val="center"/>
+              <w:rPr>
+                <w:rFonts w:ascii="Calibri" w:eastAsia="Times New Roman" w:hAnsi="Calibri" w:cs="Calibri"/>
+                <w:color w:val="000000"/>
+                <w:lang w:eastAsia="es-CO"/>
+              </w:rPr>
+            </w:pPr>
+            <w:r>
+              <w:rPr>
+                <w:rFonts w:ascii="Calibri" w:eastAsia="Times New Roman" w:hAnsi="Calibri" w:cs="Calibri"/>
+                <w:color w:val="000000"/>
+                <w:lang w:eastAsia="es-CO"/>
+              </w:rPr>
+              <w:t>RNF2</w:t>
+            </w:r>
+          </w:p>
+        </w:tc>
+        <w:tc>
+          <w:tcPr>
+            <w:tcW w:w="8120" w:type="dxa"/>
+            <w:tcBorders>
+              <w:top w:val="single" w:sz="4" w:space="0" w:color="000000"/>
+              <w:left w:val="nil"/>
+              <w:bottom w:val="single" w:sz="4" w:space="0" w:color="000000"/>
+              <w:right w:val="single" w:sz="4" w:space="0" w:color="000000"/>
+            </w:tcBorders>
+            <w:shd w:val="clear" w:color="auto" w:fill="auto"/>
+            <w:noWrap/>
+            <w:vAlign w:val="bottom"/>
+            <w:hideMark/>
+          </w:tcPr>
+          <w:p>
+            <w:pPr>
+              <w:spacing w:after="0" w:line="240" w:lineRule="auto"/>
+              <w:rPr>
+                <w:rFonts w:ascii="Calibri" w:eastAsia="Times New Roman" w:hAnsi="Calibri" w:cs="Calibri"/>
+                <w:color w:val="000000"/>
+                <w:lang w:eastAsia="es-CO"/>
+              </w:rPr>
+            </w:pPr>
+            <w:r>
+              <w:rPr>
+                <w:rFonts w:ascii="Calibri" w:eastAsia="Times New Roman" w:hAnsi="Calibri" w:cs="Calibri"/>
+                <w:color w:val="000000"/>
+                <w:lang w:eastAsia="es-CO"/>
+              </w:rPr>
+              <w:t xml:space="preserve">El sistema </w:t>
+            </w:r>
+            <w:proofErr w:type="spellStart"/>
+            <w:r>
+              <w:rPr>
+                <w:rFonts w:ascii="Calibri" w:eastAsia="Times New Roman" w:hAnsi="Calibri" w:cs="Calibri"/>
+                <w:color w:val="000000"/>
+                <w:lang w:eastAsia="es-CO"/>
+              </w:rPr>
+              <w:t>tendra</w:t>
+            </w:r>
+            <w:proofErr w:type="spellEnd"/>
+            <w:r>
+              <w:rPr>
+                <w:rFonts w:ascii="Calibri" w:eastAsia="Times New Roman" w:hAnsi="Calibri" w:cs="Calibri"/>
+                <w:color w:val="000000"/>
+                <w:lang w:eastAsia="es-CO"/>
+              </w:rPr>
+              <w:t xml:space="preserve"> una </w:t>
+            </w:r>
+            <w:proofErr w:type="spellStart"/>
+            <w:r>
+              <w:rPr>
+                <w:rFonts w:ascii="Calibri" w:eastAsia="Times New Roman" w:hAnsi="Calibri" w:cs="Calibri"/>
+                <w:color w:val="000000"/>
+                <w:lang w:eastAsia="es-CO"/>
+              </w:rPr>
+              <w:t>guia</w:t>
+            </w:r>
+            <w:proofErr w:type="spellEnd"/>
+            <w:r>
+              <w:rPr>
+                <w:rFonts w:ascii="Calibri" w:eastAsia="Times New Roman" w:hAnsi="Calibri" w:cs="Calibri"/>
+                <w:color w:val="000000"/>
+                <w:lang w:eastAsia="es-CO"/>
+              </w:rPr>
+              <w:t xml:space="preserve"> de ayuda para que los usuarios sepan usar el diseño web</w:t>
+            </w:r>
+          </w:p>
+        </w:tc>
+        <w:tc>
+          <w:tcPr>
+            <w:tcW w:w="1610" w:type="dxa"/>
+            <w:tcBorders>
+              <w:top w:val="single" w:sz="4" w:space="0" w:color="000000"/>
+              <w:left w:val="nil"/>
+              <w:bottom w:val="single" w:sz="4" w:space="0" w:color="000000"/>
+              <w:right w:val="single" w:sz="4" w:space="0" w:color="000000"/>
+            </w:tcBorders>
+            <w:shd w:val="clear" w:color="auto" w:fill="auto"/>
+            <w:noWrap/>
+            <w:vAlign w:val="bottom"/>
+            <w:hideMark/>
+          </w:tcPr>
+          <w:p>
+            <w:pPr>
+              <w:spacing w:after="0" w:line="240" w:lineRule="auto"/>
+              <w:rPr>
+                <w:rFonts w:ascii="Calibri" w:eastAsia="Times New Roman" w:hAnsi="Calibri" w:cs="Calibri"/>
+                <w:color w:val="000000"/>
+                <w:lang w:eastAsia="es-CO"/>
+              </w:rPr>
+            </w:pPr>
+            <w:r>
+              <w:rPr>
+                <w:rFonts w:ascii="Calibri" w:eastAsia="Times New Roman" w:hAnsi="Calibri" w:cs="Calibri"/>
+                <w:color w:val="000000"/>
+                <w:lang w:eastAsia="es-CO"/>
+              </w:rPr>
+              <w:t>Usabilidad</w:t>
+            </w:r>
+          </w:p>
+        </w:tc>
+      </w:tr>
+      <w:tr>
+        <w:trPr>
+          <w:trHeight w:val="288"/>
+        </w:trPr>
+        <w:tc>
+          <w:tcPr>
+            <w:tcW w:w="1191" w:type="dxa"/>
+            <w:tcBorders>
+              <w:top w:val="single" w:sz="4" w:space="0" w:color="000000"/>
+              <w:left w:val="single" w:sz="4" w:space="0" w:color="000000"/>
+              <w:bottom w:val="single" w:sz="4" w:space="0" w:color="000000"/>
+              <w:right w:val="single" w:sz="4" w:space="0" w:color="000000"/>
+            </w:tcBorders>
+            <w:shd w:val="clear" w:color="auto" w:fill="auto"/>
+            <w:noWrap/>
+            <w:vAlign w:val="bottom"/>
+            <w:hideMark/>
+          </w:tcPr>
+          <w:p>
+            <w:pPr>
+              <w:spacing w:after="0" w:line="240" w:lineRule="auto"/>
+              <w:jc w:val="center"/>
+              <w:rPr>
+                <w:rFonts w:ascii="Calibri" w:eastAsia="Times New Roman" w:hAnsi="Calibri" w:cs="Calibri"/>
+                <w:color w:val="000000"/>
+                <w:lang w:eastAsia="es-CO"/>
+              </w:rPr>
+            </w:pPr>
+            <w:r>
+              <w:rPr>
+                <w:rFonts w:ascii="Calibri" w:eastAsia="Times New Roman" w:hAnsi="Calibri" w:cs="Calibri"/>
+                <w:color w:val="000000"/>
+                <w:lang w:eastAsia="es-CO"/>
+              </w:rPr>
+              <w:t>RNF3</w:t>
+            </w:r>
+          </w:p>
+        </w:tc>
+        <w:tc>
+          <w:tcPr>
+            <w:tcW w:w="8120" w:type="dxa"/>
+            <w:tcBorders>
+              <w:top w:val="single" w:sz="4" w:space="0" w:color="000000"/>
+              <w:left w:val="nil"/>
+              <w:bottom w:val="single" w:sz="4" w:space="0" w:color="000000"/>
+              <w:right w:val="single" w:sz="4" w:space="0" w:color="000000"/>
+            </w:tcBorders>
+            <w:shd w:val="clear" w:color="auto" w:fill="auto"/>
+            <w:noWrap/>
+            <w:vAlign w:val="bottom"/>
+            <w:hideMark/>
+          </w:tcPr>
+          <w:p>
+            <w:pPr>
+              <w:spacing w:after="0" w:line="240" w:lineRule="auto"/>
+              <w:rPr>
+                <w:rFonts w:ascii="Calibri" w:eastAsia="Times New Roman" w:hAnsi="Calibri" w:cs="Calibri"/>
+                <w:color w:val="000000"/>
+                <w:lang w:eastAsia="es-CO"/>
+              </w:rPr>
+            </w:pPr>
+            <w:r>
+              <w:rPr>
+                <w:rFonts w:ascii="Calibri" w:eastAsia="Times New Roman" w:hAnsi="Calibri" w:cs="Calibri"/>
+                <w:color w:val="000000"/>
+                <w:lang w:eastAsia="es-CO"/>
+              </w:rPr>
+              <w:t xml:space="preserve">El sistema </w:t>
+            </w:r>
+            <w:proofErr w:type="spellStart"/>
+            <w:r>
+              <w:rPr>
+                <w:rFonts w:ascii="Calibri" w:eastAsia="Times New Roman" w:hAnsi="Calibri" w:cs="Calibri"/>
+                <w:color w:val="000000"/>
+                <w:lang w:eastAsia="es-CO"/>
+              </w:rPr>
+              <w:t>tendra</w:t>
+            </w:r>
+            <w:proofErr w:type="spellEnd"/>
+            <w:r>
+              <w:rPr>
+                <w:rFonts w:ascii="Calibri" w:eastAsia="Times New Roman" w:hAnsi="Calibri" w:cs="Calibri"/>
+                <w:color w:val="000000"/>
+                <w:lang w:eastAsia="es-CO"/>
+              </w:rPr>
+              <w:t xml:space="preserve"> un diseño de interfaz </w:t>
+            </w:r>
+            <w:proofErr w:type="spellStart"/>
+            <w:r>
+              <w:rPr>
+                <w:rFonts w:ascii="Calibri" w:eastAsia="Times New Roman" w:hAnsi="Calibri" w:cs="Calibri"/>
+                <w:color w:val="000000"/>
+                <w:lang w:eastAsia="es-CO"/>
+              </w:rPr>
+              <w:t>facil</w:t>
+            </w:r>
+            <w:proofErr w:type="spellEnd"/>
+            <w:r>
+              <w:rPr>
+                <w:rFonts w:ascii="Calibri" w:eastAsia="Times New Roman" w:hAnsi="Calibri" w:cs="Calibri"/>
+                <w:color w:val="000000"/>
+                <w:lang w:eastAsia="es-CO"/>
+              </w:rPr>
+              <w:t xml:space="preserve"> de interactuar</w:t>
+            </w:r>
+          </w:p>
+        </w:tc>
+        <w:tc>
+          <w:tcPr>
+            <w:tcW w:w="1610" w:type="dxa"/>
+            <w:tcBorders>
+              <w:top w:val="single" w:sz="4" w:space="0" w:color="000000"/>
+              <w:left w:val="nil"/>
+              <w:bottom w:val="single" w:sz="4" w:space="0" w:color="000000"/>
+              <w:right w:val="single" w:sz="4" w:space="0" w:color="000000"/>
+            </w:tcBorders>
+            <w:shd w:val="clear" w:color="auto" w:fill="auto"/>
+            <w:noWrap/>
+            <w:vAlign w:val="bottom"/>
+            <w:hideMark/>
+          </w:tcPr>
+          <w:p>
+            <w:pPr>
+              <w:spacing w:after="0" w:line="240" w:lineRule="auto"/>
+              <w:rPr>
+                <w:rFonts w:ascii="Calibri" w:eastAsia="Times New Roman" w:hAnsi="Calibri" w:cs="Calibri"/>
+                <w:color w:val="000000"/>
+                <w:lang w:eastAsia="es-CO"/>
+              </w:rPr>
+            </w:pPr>
+            <w:r>
+              <w:rPr>
+                <w:rFonts w:ascii="Calibri" w:eastAsia="Times New Roman" w:hAnsi="Calibri" w:cs="Calibri"/>
+                <w:color w:val="000000"/>
+                <w:lang w:eastAsia="es-CO"/>
+              </w:rPr>
+              <w:t>Usabilidad</w:t>
+            </w:r>
+          </w:p>
+        </w:tc>
+      </w:tr>
+      <w:tr>
+        <w:trPr>
+          <w:trHeight w:val="288"/>
+        </w:trPr>
+        <w:tc>
+          <w:tcPr>
+            <w:tcW w:w="1191" w:type="dxa"/>
+            <w:tcBorders>
+              <w:top w:val="single" w:sz="4" w:space="0" w:color="000000"/>
+              <w:left w:val="single" w:sz="4" w:space="0" w:color="000000"/>
+              <w:bottom w:val="single" w:sz="4" w:space="0" w:color="000000"/>
+              <w:right w:val="single" w:sz="4" w:space="0" w:color="000000"/>
+            </w:tcBorders>
+            <w:shd w:val="clear" w:color="auto" w:fill="auto"/>
+            <w:noWrap/>
+            <w:vAlign w:val="bottom"/>
+            <w:hideMark/>
+          </w:tcPr>
+          <w:p>
+            <w:pPr>
+              <w:spacing w:after="0" w:line="240" w:lineRule="auto"/>
+              <w:jc w:val="center"/>
+              <w:rPr>
+                <w:rFonts w:ascii="Calibri" w:eastAsia="Times New Roman" w:hAnsi="Calibri" w:cs="Calibri"/>
+                <w:color w:val="000000"/>
+                <w:lang w:eastAsia="es-CO"/>
+              </w:rPr>
+            </w:pPr>
+            <w:r>
+              <w:rPr>
+                <w:rFonts w:ascii="Calibri" w:eastAsia="Times New Roman" w:hAnsi="Calibri" w:cs="Calibri"/>
+                <w:color w:val="000000"/>
+                <w:lang w:eastAsia="es-CO"/>
+              </w:rPr>
+              <w:t>RNF4</w:t>
+            </w:r>
+          </w:p>
+        </w:tc>
+        <w:tc>
+          <w:tcPr>
+            <w:tcW w:w="8120" w:type="dxa"/>
+            <w:tcBorders>
+              <w:top w:val="single" w:sz="4" w:space="0" w:color="000000"/>
+              <w:left w:val="nil"/>
+              <w:bottom w:val="single" w:sz="4" w:space="0" w:color="000000"/>
+              <w:right w:val="single" w:sz="4" w:space="0" w:color="000000"/>
+            </w:tcBorders>
+            <w:shd w:val="clear" w:color="auto" w:fill="auto"/>
+            <w:noWrap/>
+            <w:vAlign w:val="bottom"/>
+            <w:hideMark/>
+          </w:tcPr>
+          <w:p>
+            <w:pPr>
+              <w:spacing w:after="0" w:line="240" w:lineRule="auto"/>
+              <w:rPr>
+                <w:rFonts w:ascii="Calibri" w:eastAsia="Times New Roman" w:hAnsi="Calibri" w:cs="Calibri"/>
+                <w:color w:val="000000"/>
+                <w:lang w:eastAsia="es-CO"/>
+              </w:rPr>
+            </w:pPr>
+            <w:r>
+              <w:rPr>
+                <w:rFonts w:ascii="Calibri" w:eastAsia="Times New Roman" w:hAnsi="Calibri" w:cs="Calibri"/>
+                <w:color w:val="000000"/>
+                <w:lang w:eastAsia="es-CO"/>
+              </w:rPr>
+              <w:t xml:space="preserve">El sistema </w:t>
+            </w:r>
+            <w:proofErr w:type="spellStart"/>
+            <w:r>
+              <w:rPr>
+                <w:rFonts w:ascii="Calibri" w:eastAsia="Times New Roman" w:hAnsi="Calibri" w:cs="Calibri"/>
+                <w:color w:val="000000"/>
+                <w:lang w:eastAsia="es-CO"/>
+              </w:rPr>
+              <w:t>tendra</w:t>
+            </w:r>
+            <w:proofErr w:type="spellEnd"/>
+            <w:r>
+              <w:rPr>
+                <w:rFonts w:ascii="Calibri" w:eastAsia="Times New Roman" w:hAnsi="Calibri" w:cs="Calibri"/>
+                <w:color w:val="000000"/>
+                <w:lang w:eastAsia="es-CO"/>
+              </w:rPr>
+              <w:t xml:space="preserve"> la capacidad de actualizar la base de datos</w:t>
+            </w:r>
+          </w:p>
+        </w:tc>
+        <w:tc>
+          <w:tcPr>
+            <w:tcW w:w="1610" w:type="dxa"/>
+            <w:tcBorders>
+              <w:top w:val="single" w:sz="4" w:space="0" w:color="000000"/>
+              <w:left w:val="nil"/>
+              <w:bottom w:val="single" w:sz="4" w:space="0" w:color="000000"/>
+              <w:right w:val="single" w:sz="4" w:space="0" w:color="000000"/>
+            </w:tcBorders>
+            <w:shd w:val="clear" w:color="auto" w:fill="auto"/>
+            <w:noWrap/>
+            <w:vAlign w:val="bottom"/>
+            <w:hideMark/>
+          </w:tcPr>
+          <w:p>
+            <w:pPr>
+              <w:spacing w:after="0" w:line="240" w:lineRule="auto"/>
+              <w:rPr>
+                <w:rFonts w:ascii="Calibri" w:eastAsia="Times New Roman" w:hAnsi="Calibri" w:cs="Calibri"/>
+                <w:color w:val="000000"/>
+                <w:lang w:eastAsia="es-CO"/>
+              </w:rPr>
+            </w:pPr>
+            <w:r>
+              <w:rPr>
+                <w:rFonts w:ascii="Calibri" w:eastAsia="Times New Roman" w:hAnsi="Calibri" w:cs="Calibri"/>
+                <w:color w:val="000000"/>
+                <w:lang w:eastAsia="es-CO"/>
+              </w:rPr>
+              <w:t>Mantenibilidad</w:t>
+            </w:r>
+          </w:p>
+        </w:tc>
+      </w:tr>
+      <w:tr>
+        <w:trPr>
+          <w:trHeight w:val="288"/>
+        </w:trPr>
+        <w:tc>
+          <w:tcPr>
+            <w:tcW w:w="1191" w:type="dxa"/>
+            <w:tcBorders>
+              <w:top w:val="single" w:sz="4" w:space="0" w:color="000000"/>
+              <w:left w:val="single" w:sz="4" w:space="0" w:color="000000"/>
+              <w:bottom w:val="single" w:sz="4" w:space="0" w:color="000000"/>
+              <w:right w:val="single" w:sz="4" w:space="0" w:color="000000"/>
+            </w:tcBorders>
+            <w:shd w:val="clear" w:color="auto" w:fill="auto"/>
+            <w:noWrap/>
+            <w:vAlign w:val="bottom"/>
+            <w:hideMark/>
+          </w:tcPr>
+          <w:p>
+            <w:pPr>
+              <w:spacing w:after="0" w:line="240" w:lineRule="auto"/>
+              <w:jc w:val="center"/>
+              <w:rPr>
+                <w:rFonts w:ascii="Calibri" w:eastAsia="Times New Roman" w:hAnsi="Calibri" w:cs="Calibri"/>
+                <w:color w:val="000000"/>
+                <w:lang w:eastAsia="es-CO"/>
+              </w:rPr>
+            </w:pPr>
+            <w:r>
+              <w:rPr>
+                <w:rFonts w:ascii="Calibri" w:eastAsia="Times New Roman" w:hAnsi="Calibri" w:cs="Calibri"/>
+                <w:color w:val="000000"/>
+                <w:lang w:eastAsia="es-CO"/>
+              </w:rPr>
+              <w:t>RNF5</w:t>
+            </w:r>
+          </w:p>
+        </w:tc>
+        <w:tc>
+          <w:tcPr>
+            <w:tcW w:w="8120" w:type="dxa"/>
+            <w:tcBorders>
+              <w:top w:val="single" w:sz="4" w:space="0" w:color="000000"/>
+              <w:left w:val="nil"/>
+              <w:bottom w:val="single" w:sz="4" w:space="0" w:color="000000"/>
+              <w:right w:val="single" w:sz="4" w:space="0" w:color="000000"/>
+            </w:tcBorders>
+            <w:shd w:val="clear" w:color="auto" w:fill="auto"/>
+            <w:noWrap/>
+            <w:vAlign w:val="bottom"/>
+            <w:hideMark/>
+          </w:tcPr>
+          <w:p>
+            <w:pPr>
+              <w:spacing w:after="0" w:line="240" w:lineRule="auto"/>
+              <w:rPr>
+                <w:rFonts w:ascii="Calibri" w:eastAsia="Times New Roman" w:hAnsi="Calibri" w:cs="Calibri"/>
+                <w:color w:val="000000"/>
+                <w:lang w:eastAsia="es-CO"/>
+              </w:rPr>
+            </w:pPr>
+            <w:r>
+              <w:rPr>
+                <w:rFonts w:ascii="Calibri" w:eastAsia="Times New Roman" w:hAnsi="Calibri" w:cs="Calibri"/>
+                <w:color w:val="000000"/>
+                <w:lang w:eastAsia="es-CO"/>
+              </w:rPr>
+              <w:t xml:space="preserve">El sistema </w:t>
+            </w:r>
+            <w:proofErr w:type="spellStart"/>
+            <w:r>
+              <w:rPr>
+                <w:rFonts w:ascii="Calibri" w:eastAsia="Times New Roman" w:hAnsi="Calibri" w:cs="Calibri"/>
+                <w:color w:val="000000"/>
+                <w:lang w:eastAsia="es-CO"/>
+              </w:rPr>
+              <w:t>tendra</w:t>
+            </w:r>
+            <w:proofErr w:type="spellEnd"/>
+            <w:r>
+              <w:rPr>
+                <w:rFonts w:ascii="Calibri" w:eastAsia="Times New Roman" w:hAnsi="Calibri" w:cs="Calibri"/>
+                <w:color w:val="000000"/>
+                <w:lang w:eastAsia="es-CO"/>
+              </w:rPr>
+              <w:t xml:space="preserve"> disponibilidad y agilidad las 24 horas</w:t>
+            </w:r>
+          </w:p>
+        </w:tc>
+        <w:tc>
+          <w:tcPr>
+            <w:tcW w:w="1610" w:type="dxa"/>
+            <w:tcBorders>
+              <w:top w:val="single" w:sz="4" w:space="0" w:color="000000"/>
+              <w:left w:val="nil"/>
+              <w:bottom w:val="single" w:sz="4" w:space="0" w:color="000000"/>
+              <w:right w:val="single" w:sz="4" w:space="0" w:color="000000"/>
+            </w:tcBorders>
+            <w:shd w:val="clear" w:color="auto" w:fill="auto"/>
+            <w:noWrap/>
+            <w:vAlign w:val="bottom"/>
+            <w:hideMark/>
+          </w:tcPr>
+          <w:p>
+            <w:pPr>
+              <w:spacing w:after="0" w:line="240" w:lineRule="auto"/>
+              <w:rPr>
+                <w:rFonts w:ascii="Calibri" w:eastAsia="Times New Roman" w:hAnsi="Calibri" w:cs="Calibri"/>
+                <w:color w:val="000000"/>
+                <w:lang w:eastAsia="es-CO"/>
+              </w:rPr>
+            </w:pPr>
+            <w:r>
+              <w:rPr>
+                <w:rFonts w:ascii="Calibri" w:eastAsia="Times New Roman" w:hAnsi="Calibri" w:cs="Calibri"/>
+                <w:color w:val="000000"/>
+                <w:lang w:eastAsia="es-CO"/>
+              </w:rPr>
+              <w:t>Disponibilidad</w:t>
+            </w:r>
+          </w:p>
+        </w:tc>
+      </w:tr>
+      <w:tr>
+        <w:trPr>
+          <w:trHeight w:val="288"/>
+        </w:trPr>
+        <w:tc>
+          <w:tcPr>
+            <w:tcW w:w="1191" w:type="dxa"/>
+            <w:tcBorders>
+              <w:top w:val="single" w:sz="4" w:space="0" w:color="000000"/>
+              <w:left w:val="single" w:sz="4" w:space="0" w:color="000000"/>
+              <w:bottom w:val="single" w:sz="4" w:space="0" w:color="000000"/>
+              <w:right w:val="single" w:sz="4" w:space="0" w:color="000000"/>
+            </w:tcBorders>
+            <w:shd w:val="clear" w:color="auto" w:fill="auto"/>
+            <w:noWrap/>
+            <w:vAlign w:val="bottom"/>
+            <w:hideMark/>
+          </w:tcPr>
+          <w:p>
+            <w:pPr>
+              <w:spacing w:after="0" w:line="240" w:lineRule="auto"/>
+              <w:jc w:val="center"/>
+              <w:rPr>
+                <w:rFonts w:ascii="Calibri" w:eastAsia="Times New Roman" w:hAnsi="Calibri" w:cs="Calibri"/>
+                <w:color w:val="000000"/>
+                <w:lang w:eastAsia="es-CO"/>
+              </w:rPr>
+            </w:pPr>
+            <w:r>
+              <w:rPr>
+                <w:rFonts w:ascii="Calibri" w:eastAsia="Times New Roman" w:hAnsi="Calibri" w:cs="Calibri"/>
+                <w:color w:val="000000"/>
+                <w:lang w:eastAsia="es-CO"/>
+              </w:rPr>
+              <w:t>RNF6</w:t>
+            </w:r>
+          </w:p>
+        </w:tc>
+        <w:tc>
+          <w:tcPr>
+            <w:tcW w:w="8120" w:type="dxa"/>
+            <w:tcBorders>
+              <w:top w:val="single" w:sz="4" w:space="0" w:color="000000"/>
+              <w:left w:val="nil"/>
+              <w:bottom w:val="single" w:sz="4" w:space="0" w:color="000000"/>
+              <w:right w:val="single" w:sz="4" w:space="0" w:color="000000"/>
+            </w:tcBorders>
+            <w:shd w:val="clear" w:color="auto" w:fill="auto"/>
+            <w:noWrap/>
+            <w:vAlign w:val="bottom"/>
+            <w:hideMark/>
+          </w:tcPr>
+          <w:p>
+            <w:pPr>
+              <w:spacing w:after="0" w:line="240" w:lineRule="auto"/>
+              <w:rPr>
+                <w:rFonts w:ascii="Calibri" w:eastAsia="Times New Roman" w:hAnsi="Calibri" w:cs="Calibri"/>
+                <w:color w:val="000000"/>
+                <w:lang w:eastAsia="es-CO"/>
+              </w:rPr>
+            </w:pPr>
+            <w:r>
+              <w:rPr>
+                <w:rFonts w:ascii="Calibri" w:eastAsia="Times New Roman" w:hAnsi="Calibri" w:cs="Calibri"/>
+                <w:color w:val="000000"/>
+                <w:lang w:eastAsia="es-CO"/>
+              </w:rPr>
+              <w:t xml:space="preserve">El sistema </w:t>
+            </w:r>
+            <w:proofErr w:type="spellStart"/>
+            <w:r>
+              <w:rPr>
+                <w:rFonts w:ascii="Calibri" w:eastAsia="Times New Roman" w:hAnsi="Calibri" w:cs="Calibri"/>
+                <w:color w:val="000000"/>
+                <w:lang w:eastAsia="es-CO"/>
+              </w:rPr>
+              <w:t>tendra</w:t>
+            </w:r>
+            <w:proofErr w:type="spellEnd"/>
+            <w:r>
+              <w:rPr>
+                <w:rFonts w:ascii="Calibri" w:eastAsia="Times New Roman" w:hAnsi="Calibri" w:cs="Calibri"/>
+                <w:color w:val="000000"/>
+                <w:lang w:eastAsia="es-CO"/>
+              </w:rPr>
+              <w:t xml:space="preserve"> un buen rendimiento incluso cuando </w:t>
+            </w:r>
+            <w:proofErr w:type="spellStart"/>
+            <w:r>
+              <w:rPr>
+                <w:rFonts w:ascii="Calibri" w:eastAsia="Times New Roman" w:hAnsi="Calibri" w:cs="Calibri"/>
+                <w:color w:val="000000"/>
+                <w:lang w:eastAsia="es-CO"/>
+              </w:rPr>
+              <w:t>interactuen</w:t>
+            </w:r>
+            <w:proofErr w:type="spellEnd"/>
+            <w:r>
+              <w:rPr>
+                <w:rFonts w:ascii="Calibri" w:eastAsia="Times New Roman" w:hAnsi="Calibri" w:cs="Calibri"/>
+                <w:color w:val="000000"/>
+                <w:lang w:eastAsia="es-CO"/>
+              </w:rPr>
+              <w:t xml:space="preserve"> varios usuarios a la vez</w:t>
+            </w:r>
+          </w:p>
+        </w:tc>
+        <w:tc>
+          <w:tcPr>
+            <w:tcW w:w="1610" w:type="dxa"/>
+            <w:tcBorders>
+              <w:top w:val="single" w:sz="4" w:space="0" w:color="000000"/>
+              <w:left w:val="nil"/>
+              <w:bottom w:val="single" w:sz="4" w:space="0" w:color="000000"/>
+              <w:right w:val="single" w:sz="4" w:space="0" w:color="000000"/>
+            </w:tcBorders>
+            <w:shd w:val="clear" w:color="auto" w:fill="auto"/>
+            <w:noWrap/>
+            <w:vAlign w:val="bottom"/>
+            <w:hideMark/>
+          </w:tcPr>
+          <w:p>
+            <w:pPr>
+              <w:spacing w:after="0" w:line="240" w:lineRule="auto"/>
+              <w:rPr>
+                <w:rFonts w:ascii="Calibri" w:eastAsia="Times New Roman" w:hAnsi="Calibri" w:cs="Calibri"/>
+                <w:color w:val="000000"/>
+                <w:lang w:eastAsia="es-CO"/>
+              </w:rPr>
+            </w:pPr>
+            <w:r>
+              <w:rPr>
+                <w:rFonts w:ascii="Calibri" w:eastAsia="Times New Roman" w:hAnsi="Calibri" w:cs="Calibri"/>
+                <w:color w:val="000000"/>
+                <w:lang w:eastAsia="es-CO"/>
+              </w:rPr>
+              <w:t>Escalabilidad</w:t>
+            </w:r>
+          </w:p>
+        </w:tc>
+      </w:tr>
+      <w:tr>
+        <w:trPr>
+          <w:trHeight w:val="288"/>
+        </w:trPr>
+        <w:tc>
+          <w:tcPr>
+            <w:tcW w:w="1191" w:type="dxa"/>
+            <w:tcBorders>
+              <w:top w:val="single" w:sz="4" w:space="0" w:color="000000"/>
+              <w:left w:val="single" w:sz="4" w:space="0" w:color="000000"/>
+              <w:bottom w:val="single" w:sz="4" w:space="0" w:color="000000"/>
+              <w:right w:val="single" w:sz="4" w:space="0" w:color="000000"/>
+            </w:tcBorders>
+            <w:shd w:val="clear" w:color="auto" w:fill="auto"/>
+            <w:noWrap/>
+            <w:vAlign w:val="bottom"/>
+            <w:hideMark/>
+          </w:tcPr>
+          <w:p>
+            <w:pPr>
+              <w:spacing w:after="0" w:line="240" w:lineRule="auto"/>
+              <w:jc w:val="center"/>
+              <w:rPr>
+                <w:rFonts w:ascii="Calibri" w:eastAsia="Times New Roman" w:hAnsi="Calibri" w:cs="Calibri"/>
+                <w:color w:val="000000"/>
+                <w:lang w:eastAsia="es-CO"/>
+              </w:rPr>
+            </w:pPr>
+            <w:r>
+              <w:rPr>
+                <w:rFonts w:ascii="Calibri" w:eastAsia="Times New Roman" w:hAnsi="Calibri" w:cs="Calibri"/>
+                <w:color w:val="000000"/>
+                <w:lang w:eastAsia="es-CO"/>
+              </w:rPr>
+              <w:t>RNF7</w:t>
+            </w:r>
+          </w:p>
+        </w:tc>
+        <w:tc>
+          <w:tcPr>
+            <w:tcW w:w="8120" w:type="dxa"/>
+            <w:tcBorders>
+              <w:top w:val="single" w:sz="4" w:space="0" w:color="000000"/>
+              <w:left w:val="nil"/>
+              <w:bottom w:val="single" w:sz="4" w:space="0" w:color="000000"/>
+              <w:right w:val="single" w:sz="4" w:space="0" w:color="000000"/>
+            </w:tcBorders>
+            <w:shd w:val="clear" w:color="auto" w:fill="auto"/>
+            <w:vAlign w:val="bottom"/>
+            <w:hideMark/>
+          </w:tcPr>
+          <w:p>
+            <w:pPr>
+              <w:spacing w:after="0" w:line="240" w:lineRule="auto"/>
+              <w:rPr>
+                <w:rFonts w:ascii="Calibri" w:eastAsia="Times New Roman" w:hAnsi="Calibri" w:cs="Calibri"/>
+                <w:color w:val="000000"/>
+                <w:lang w:eastAsia="es-CO"/>
+              </w:rPr>
+            </w:pPr>
+            <w:r>
+              <w:rPr>
+                <w:rFonts w:ascii="Calibri" w:eastAsia="Times New Roman" w:hAnsi="Calibri" w:cs="Calibri"/>
+                <w:color w:val="000000"/>
+                <w:lang w:eastAsia="es-CO"/>
+              </w:rPr>
+              <w:t>EL sistema puede adaptarse a cualquier navegador</w:t>
+            </w:r>
+          </w:p>
+        </w:tc>
+        <w:tc>
+          <w:tcPr>
+            <w:tcW w:w="1610" w:type="dxa"/>
+            <w:tcBorders>
+              <w:top w:val="single" w:sz="4" w:space="0" w:color="000000"/>
+              <w:left w:val="nil"/>
+              <w:bottom w:val="single" w:sz="4" w:space="0" w:color="000000"/>
+              <w:right w:val="single" w:sz="4" w:space="0" w:color="000000"/>
+            </w:tcBorders>
+            <w:shd w:val="clear" w:color="auto" w:fill="auto"/>
+            <w:noWrap/>
+            <w:vAlign w:val="bottom"/>
+            <w:hideMark/>
+          </w:tcPr>
+          <w:p>
+            <w:pPr>
+              <w:spacing w:after="0" w:line="240" w:lineRule="auto"/>
+              <w:rPr>
+                <w:rFonts w:ascii="Calibri" w:eastAsia="Times New Roman" w:hAnsi="Calibri" w:cs="Calibri"/>
+                <w:color w:val="000000"/>
+                <w:lang w:eastAsia="es-CO"/>
+              </w:rPr>
+            </w:pPr>
+            <w:r>
+              <w:rPr>
+                <w:rFonts w:ascii="Calibri" w:eastAsia="Times New Roman" w:hAnsi="Calibri" w:cs="Calibri"/>
+                <w:color w:val="000000"/>
+                <w:lang w:eastAsia="es-CO"/>
+              </w:rPr>
+              <w:t>Portabilidad</w:t>
+            </w:r>
+          </w:p>
+        </w:tc>
+      </w:tr>
+      <w:tr>
+        <w:trPr>
+          <w:trHeight w:val="288"/>
+        </w:trPr>
+        <w:tc>
+          <w:tcPr>
+            <w:tcW w:w="1191" w:type="dxa"/>
+            <w:tcBorders>
+              <w:top w:val="single" w:sz="4" w:space="0" w:color="000000"/>
+              <w:left w:val="single" w:sz="4" w:space="0" w:color="000000"/>
+              <w:bottom w:val="single" w:sz="4" w:space="0" w:color="000000"/>
+              <w:right w:val="single" w:sz="4" w:space="0" w:color="000000"/>
+            </w:tcBorders>
+            <w:shd w:val="clear" w:color="auto" w:fill="auto"/>
+            <w:noWrap/>
+            <w:vAlign w:val="bottom"/>
+            <w:hideMark/>
+          </w:tcPr>
+          <w:p>
+            <w:pPr>
+              <w:spacing w:after="0" w:line="240" w:lineRule="auto"/>
+              <w:jc w:val="center"/>
+              <w:rPr>
+                <w:rFonts w:ascii="Calibri" w:eastAsia="Times New Roman" w:hAnsi="Calibri" w:cs="Calibri"/>
+                <w:color w:val="000000"/>
+                <w:lang w:eastAsia="es-CO"/>
+              </w:rPr>
+            </w:pPr>
+            <w:r>
+              <w:rPr>
+                <w:rFonts w:ascii="Calibri" w:eastAsia="Times New Roman" w:hAnsi="Calibri" w:cs="Calibri"/>
+                <w:color w:val="000000"/>
+                <w:lang w:eastAsia="es-CO"/>
+              </w:rPr>
+              <w:t>RNF8</w:t>
+            </w:r>
+          </w:p>
+        </w:tc>
+        <w:tc>
+          <w:tcPr>
+            <w:tcW w:w="8120" w:type="dxa"/>
+            <w:tcBorders>
+              <w:top w:val="single" w:sz="4" w:space="0" w:color="000000"/>
+              <w:left w:val="nil"/>
+              <w:bottom w:val="single" w:sz="4" w:space="0" w:color="000000"/>
+              <w:right w:val="single" w:sz="4" w:space="0" w:color="000000"/>
+            </w:tcBorders>
+            <w:shd w:val="clear" w:color="auto" w:fill="auto"/>
+            <w:noWrap/>
+            <w:vAlign w:val="bottom"/>
+            <w:hideMark/>
+          </w:tcPr>
+          <w:p>
+            <w:pPr>
+              <w:spacing w:after="0" w:line="240" w:lineRule="auto"/>
+              <w:rPr>
+                <w:rFonts w:ascii="Calibri" w:eastAsia="Times New Roman" w:hAnsi="Calibri" w:cs="Calibri"/>
+                <w:color w:val="000000"/>
+                <w:lang w:eastAsia="es-CO"/>
+              </w:rPr>
+            </w:pPr>
+            <w:r>
+              <w:rPr>
+                <w:rFonts w:ascii="Calibri" w:eastAsia="Times New Roman" w:hAnsi="Calibri" w:cs="Calibri"/>
+                <w:color w:val="000000"/>
+                <w:lang w:eastAsia="es-CO"/>
+              </w:rPr>
+              <w:t xml:space="preserve">El sistema </w:t>
+            </w:r>
+            <w:proofErr w:type="spellStart"/>
+            <w:r>
+              <w:rPr>
+                <w:rFonts w:ascii="Calibri" w:eastAsia="Times New Roman" w:hAnsi="Calibri" w:cs="Calibri"/>
+                <w:color w:val="000000"/>
+                <w:lang w:eastAsia="es-CO"/>
+              </w:rPr>
+              <w:t>sera</w:t>
+            </w:r>
+            <w:proofErr w:type="spellEnd"/>
+            <w:r>
+              <w:rPr>
+                <w:rFonts w:ascii="Calibri" w:eastAsia="Times New Roman" w:hAnsi="Calibri" w:cs="Calibri"/>
+                <w:color w:val="000000"/>
+                <w:lang w:eastAsia="es-CO"/>
+              </w:rPr>
+              <w:t xml:space="preserve"> capacitado para realizar mantenimientos</w:t>
+            </w:r>
+          </w:p>
+        </w:tc>
+        <w:tc>
+          <w:tcPr>
+            <w:tcW w:w="1610" w:type="dxa"/>
+            <w:tcBorders>
+              <w:top w:val="single" w:sz="4" w:space="0" w:color="000000"/>
+              <w:left w:val="nil"/>
+              <w:bottom w:val="single" w:sz="4" w:space="0" w:color="000000"/>
+              <w:right w:val="single" w:sz="4" w:space="0" w:color="000000"/>
+            </w:tcBorders>
+            <w:shd w:val="clear" w:color="auto" w:fill="auto"/>
+            <w:noWrap/>
+            <w:vAlign w:val="bottom"/>
+            <w:hideMark/>
+          </w:tcPr>
+          <w:p>
+            <w:pPr>
+              <w:spacing w:after="0" w:line="240" w:lineRule="auto"/>
+              <w:rPr>
+                <w:rFonts w:ascii="Calibri" w:eastAsia="Times New Roman" w:hAnsi="Calibri" w:cs="Calibri"/>
+                <w:color w:val="000000"/>
+                <w:lang w:eastAsia="es-CO"/>
+              </w:rPr>
+            </w:pPr>
+            <w:r>
+              <w:rPr>
+                <w:rFonts w:ascii="Calibri" w:eastAsia="Times New Roman" w:hAnsi="Calibri" w:cs="Calibri"/>
+                <w:color w:val="000000"/>
+                <w:lang w:eastAsia="es-CO"/>
+              </w:rPr>
+              <w:t>Mantenibilidad</w:t>
+            </w:r>
+          </w:p>
+        </w:tc>
+      </w:tr>
+      <w:tr>
+        <w:trPr>
+          <w:trHeight w:val="288"/>
+        </w:trPr>
+        <w:tc>
+          <w:tcPr>
+            <w:tcW w:w="1191" w:type="dxa"/>
+            <w:tcBorders>
+              <w:top w:val="single" w:sz="4" w:space="0" w:color="000000"/>
+              <w:left w:val="single" w:sz="4" w:space="0" w:color="000000"/>
+              <w:bottom w:val="single" w:sz="4" w:space="0" w:color="000000"/>
+              <w:right w:val="single" w:sz="4" w:space="0" w:color="000000"/>
+            </w:tcBorders>
+            <w:shd w:val="clear" w:color="auto" w:fill="auto"/>
+            <w:noWrap/>
+            <w:vAlign w:val="bottom"/>
+            <w:hideMark/>
+          </w:tcPr>
+          <w:p>
+            <w:pPr>
+              <w:spacing w:after="0" w:line="240" w:lineRule="auto"/>
+              <w:jc w:val="center"/>
+              <w:rPr>
+                <w:rFonts w:ascii="Calibri" w:eastAsia="Times New Roman" w:hAnsi="Calibri" w:cs="Calibri"/>
+                <w:color w:val="000000"/>
+                <w:lang w:eastAsia="es-CO"/>
+              </w:rPr>
+            </w:pPr>
+            <w:r>
+              <w:rPr>
+                <w:rFonts w:ascii="Calibri" w:eastAsia="Times New Roman" w:hAnsi="Calibri" w:cs="Calibri"/>
+                <w:color w:val="000000"/>
+                <w:lang w:eastAsia="es-CO"/>
+              </w:rPr>
+              <w:t>RNF9</w:t>
+            </w:r>
+          </w:p>
+        </w:tc>
+        <w:tc>
+          <w:tcPr>
+            <w:tcW w:w="8120" w:type="dxa"/>
+            <w:tcBorders>
+              <w:top w:val="single" w:sz="4" w:space="0" w:color="000000"/>
+              <w:left w:val="nil"/>
+              <w:bottom w:val="single" w:sz="4" w:space="0" w:color="000000"/>
+              <w:right w:val="single" w:sz="4" w:space="0" w:color="000000"/>
+            </w:tcBorders>
+            <w:shd w:val="clear" w:color="auto" w:fill="auto"/>
+            <w:noWrap/>
+            <w:vAlign w:val="bottom"/>
+            <w:hideMark/>
+          </w:tcPr>
+          <w:p>
+            <w:pPr>
+              <w:spacing w:after="0" w:line="240" w:lineRule="auto"/>
+              <w:rPr>
+                <w:rFonts w:ascii="Calibri" w:eastAsia="Times New Roman" w:hAnsi="Calibri" w:cs="Calibri"/>
+                <w:color w:val="000000"/>
+                <w:lang w:eastAsia="es-CO"/>
+              </w:rPr>
+            </w:pPr>
+            <w:r>
+              <w:rPr>
+                <w:rFonts w:ascii="Calibri" w:eastAsia="Times New Roman" w:hAnsi="Calibri" w:cs="Calibri"/>
+                <w:color w:val="000000"/>
+                <w:lang w:eastAsia="es-CO"/>
+              </w:rPr>
+              <w:t xml:space="preserve">El sistema </w:t>
+            </w:r>
+            <w:proofErr w:type="spellStart"/>
+            <w:r>
+              <w:rPr>
+                <w:rFonts w:ascii="Calibri" w:eastAsia="Times New Roman" w:hAnsi="Calibri" w:cs="Calibri"/>
+                <w:color w:val="000000"/>
+                <w:lang w:eastAsia="es-CO"/>
+              </w:rPr>
+              <w:t>tendra</w:t>
+            </w:r>
+            <w:proofErr w:type="spellEnd"/>
+            <w:r>
+              <w:rPr>
+                <w:rFonts w:ascii="Calibri" w:eastAsia="Times New Roman" w:hAnsi="Calibri" w:cs="Calibri"/>
+                <w:color w:val="000000"/>
+                <w:lang w:eastAsia="es-CO"/>
+              </w:rPr>
+              <w:t xml:space="preserve"> acceso a ser actualizaciones e innovaciones </w:t>
+            </w:r>
+          </w:p>
+        </w:tc>
+        <w:tc>
+          <w:tcPr>
+            <w:tcW w:w="1610" w:type="dxa"/>
+            <w:tcBorders>
+              <w:top w:val="single" w:sz="4" w:space="0" w:color="000000"/>
+              <w:left w:val="nil"/>
+              <w:bottom w:val="single" w:sz="4" w:space="0" w:color="000000"/>
+              <w:right w:val="single" w:sz="4" w:space="0" w:color="000000"/>
+            </w:tcBorders>
+            <w:shd w:val="clear" w:color="auto" w:fill="auto"/>
+            <w:noWrap/>
+            <w:vAlign w:val="bottom"/>
+            <w:hideMark/>
+          </w:tcPr>
+          <w:p>
+            <w:pPr>
+              <w:spacing w:after="0" w:line="240" w:lineRule="auto"/>
+              <w:rPr>
+                <w:rFonts w:ascii="Calibri" w:eastAsia="Times New Roman" w:hAnsi="Calibri" w:cs="Calibri"/>
+                <w:color w:val="000000"/>
+                <w:lang w:eastAsia="es-CO"/>
+              </w:rPr>
+            </w:pPr>
+            <w:r>
+              <w:rPr>
+                <w:rFonts w:ascii="Calibri" w:eastAsia="Times New Roman" w:hAnsi="Calibri" w:cs="Calibri"/>
+                <w:color w:val="000000"/>
+                <w:lang w:eastAsia="es-CO"/>
+              </w:rPr>
+              <w:t>Modificabilidad</w:t>
+            </w:r>
+          </w:p>
+        </w:tc>
+      </w:tr>
+      <w:tr>
+        <w:trPr>
+          <w:trHeight w:val="288"/>
+        </w:trPr>
+        <w:tc>
+          <w:tcPr>
+            <w:tcW w:w="1191" w:type="dxa"/>
+            <w:tcBorders>
+              <w:top w:val="single" w:sz="4" w:space="0" w:color="000000"/>
+              <w:left w:val="single" w:sz="4" w:space="0" w:color="000000"/>
+              <w:bottom w:val="single" w:sz="4" w:space="0" w:color="000000"/>
+              <w:right w:val="single" w:sz="4" w:space="0" w:color="000000"/>
+            </w:tcBorders>
+            <w:shd w:val="clear" w:color="auto" w:fill="auto"/>
+            <w:noWrap/>
+            <w:vAlign w:val="bottom"/>
+            <w:hideMark/>
+          </w:tcPr>
+          <w:p>
+            <w:pPr>
+              <w:spacing w:after="0" w:line="240" w:lineRule="auto"/>
+              <w:jc w:val="center"/>
+              <w:rPr>
+                <w:rFonts w:ascii="Calibri" w:eastAsia="Times New Roman" w:hAnsi="Calibri" w:cs="Calibri"/>
+                <w:color w:val="000000"/>
+                <w:lang w:eastAsia="es-CO"/>
+              </w:rPr>
+            </w:pPr>
+            <w:r>
+              <w:rPr>
+                <w:rFonts w:ascii="Calibri" w:eastAsia="Times New Roman" w:hAnsi="Calibri" w:cs="Calibri"/>
+                <w:color w:val="000000"/>
+                <w:lang w:eastAsia="es-CO"/>
+              </w:rPr>
+              <w:t>RNF10</w:t>
+            </w:r>
+          </w:p>
+        </w:tc>
+        <w:tc>
+          <w:tcPr>
+            <w:tcW w:w="8120" w:type="dxa"/>
+            <w:tcBorders>
+              <w:top w:val="single" w:sz="4" w:space="0" w:color="000000"/>
+              <w:left w:val="nil"/>
+              <w:bottom w:val="single" w:sz="4" w:space="0" w:color="000000"/>
+              <w:right w:val="single" w:sz="4" w:space="0" w:color="000000"/>
+            </w:tcBorders>
+            <w:shd w:val="clear" w:color="auto" w:fill="auto"/>
+            <w:noWrap/>
+            <w:vAlign w:val="bottom"/>
+            <w:hideMark/>
+          </w:tcPr>
+          <w:p>
+            <w:pPr>
+              <w:spacing w:after="0" w:line="240" w:lineRule="auto"/>
+              <w:rPr>
+                <w:rFonts w:ascii="Calibri" w:eastAsia="Times New Roman" w:hAnsi="Calibri" w:cs="Calibri"/>
+                <w:color w:val="000000"/>
+                <w:lang w:eastAsia="es-CO"/>
+              </w:rPr>
+            </w:pPr>
+            <w:r>
+              <w:rPr>
+                <w:rFonts w:ascii="Calibri" w:eastAsia="Times New Roman" w:hAnsi="Calibri" w:cs="Calibri"/>
+                <w:color w:val="000000"/>
+                <w:lang w:eastAsia="es-CO"/>
+              </w:rPr>
+              <w:t xml:space="preserve">El sistema </w:t>
+            </w:r>
+            <w:proofErr w:type="spellStart"/>
+            <w:r>
+              <w:rPr>
+                <w:rFonts w:ascii="Calibri" w:eastAsia="Times New Roman" w:hAnsi="Calibri" w:cs="Calibri"/>
+                <w:color w:val="000000"/>
+                <w:lang w:eastAsia="es-CO"/>
+              </w:rPr>
+              <w:t>trendra</w:t>
+            </w:r>
+            <w:proofErr w:type="spellEnd"/>
+            <w:r>
+              <w:rPr>
+                <w:rFonts w:ascii="Calibri" w:eastAsia="Times New Roman" w:hAnsi="Calibri" w:cs="Calibri"/>
+                <w:color w:val="000000"/>
+                <w:lang w:eastAsia="es-CO"/>
+              </w:rPr>
+              <w:t xml:space="preserve"> un reinicio y </w:t>
+            </w:r>
+            <w:proofErr w:type="spellStart"/>
+            <w:r>
+              <w:rPr>
+                <w:rFonts w:ascii="Calibri" w:eastAsia="Times New Roman" w:hAnsi="Calibri" w:cs="Calibri"/>
+                <w:color w:val="000000"/>
+                <w:lang w:eastAsia="es-CO"/>
+              </w:rPr>
+              <w:t>sera</w:t>
+            </w:r>
+            <w:proofErr w:type="spellEnd"/>
+            <w:r>
+              <w:rPr>
+                <w:rFonts w:ascii="Calibri" w:eastAsia="Times New Roman" w:hAnsi="Calibri" w:cs="Calibri"/>
+                <w:color w:val="000000"/>
+                <w:lang w:eastAsia="es-CO"/>
+              </w:rPr>
+              <w:t xml:space="preserve"> tolerante a fallas de este mismo</w:t>
+            </w:r>
+          </w:p>
+        </w:tc>
+        <w:tc>
+          <w:tcPr>
+            <w:tcW w:w="1610" w:type="dxa"/>
+            <w:tcBorders>
+              <w:top w:val="single" w:sz="4" w:space="0" w:color="000000"/>
+              <w:left w:val="nil"/>
+              <w:bottom w:val="single" w:sz="4" w:space="0" w:color="000000"/>
+              <w:right w:val="single" w:sz="4" w:space="0" w:color="000000"/>
+            </w:tcBorders>
+            <w:shd w:val="clear" w:color="auto" w:fill="auto"/>
+            <w:noWrap/>
+            <w:vAlign w:val="bottom"/>
+            <w:hideMark/>
+          </w:tcPr>
+          <w:p>
+            <w:pPr>
+              <w:spacing w:after="0" w:line="240" w:lineRule="auto"/>
+              <w:rPr>
+                <w:rFonts w:ascii="Calibri" w:eastAsia="Times New Roman" w:hAnsi="Calibri" w:cs="Calibri"/>
+                <w:color w:val="000000"/>
+                <w:lang w:eastAsia="es-CO"/>
+              </w:rPr>
+            </w:pPr>
+            <w:r>
+              <w:rPr>
+                <w:rFonts w:ascii="Calibri" w:eastAsia="Times New Roman" w:hAnsi="Calibri" w:cs="Calibri"/>
+                <w:color w:val="000000"/>
+                <w:lang w:eastAsia="es-CO"/>
+              </w:rPr>
+              <w:t>Mantenibilidad</w:t>
+            </w:r>
+          </w:p>
+        </w:tc>
+      </w:tr>
+      <w:tr>
+        <w:trPr>
+          <w:trHeight w:val="288"/>
+        </w:trPr>
+        <w:tc>
+          <w:tcPr>
+            <w:tcW w:w="1191" w:type="dxa"/>
+            <w:tcBorders>
+              <w:top w:val="single" w:sz="4" w:space="0" w:color="000000"/>
+              <w:left w:val="single" w:sz="4" w:space="0" w:color="000000"/>
+              <w:bottom w:val="single" w:sz="4" w:space="0" w:color="000000"/>
+              <w:right w:val="single" w:sz="4" w:space="0" w:color="000000"/>
+            </w:tcBorders>
+            <w:shd w:val="clear" w:color="auto" w:fill="auto"/>
+            <w:noWrap/>
+            <w:vAlign w:val="bottom"/>
+            <w:hideMark/>
+          </w:tcPr>
+          <w:p>
+            <w:pPr>
+              <w:spacing w:after="0" w:line="240" w:lineRule="auto"/>
+              <w:jc w:val="center"/>
+              <w:rPr>
+                <w:rFonts w:ascii="Calibri" w:eastAsia="Times New Roman" w:hAnsi="Calibri" w:cs="Calibri"/>
+                <w:color w:val="000000"/>
+                <w:lang w:eastAsia="es-CO"/>
+              </w:rPr>
+            </w:pPr>
+            <w:r>
+              <w:rPr>
+                <w:rFonts w:ascii="Calibri" w:eastAsia="Times New Roman" w:hAnsi="Calibri" w:cs="Calibri"/>
+                <w:color w:val="000000"/>
+                <w:lang w:eastAsia="es-CO"/>
+              </w:rPr>
+              <w:t>RNF11</w:t>
+            </w:r>
+          </w:p>
+        </w:tc>
+        <w:tc>
+          <w:tcPr>
+            <w:tcW w:w="8120" w:type="dxa"/>
+            <w:tcBorders>
+              <w:top w:val="single" w:sz="4" w:space="0" w:color="000000"/>
+              <w:left w:val="nil"/>
+              <w:bottom w:val="single" w:sz="4" w:space="0" w:color="000000"/>
+              <w:right w:val="single" w:sz="4" w:space="0" w:color="000000"/>
+            </w:tcBorders>
+            <w:shd w:val="clear" w:color="auto" w:fill="auto"/>
+            <w:noWrap/>
+            <w:vAlign w:val="bottom"/>
+            <w:hideMark/>
+          </w:tcPr>
+          <w:p>
+            <w:pPr>
+              <w:spacing w:after="0" w:line="240" w:lineRule="auto"/>
+              <w:rPr>
+                <w:rFonts w:ascii="Calibri" w:eastAsia="Times New Roman" w:hAnsi="Calibri" w:cs="Calibri"/>
+                <w:color w:val="000000"/>
+                <w:lang w:eastAsia="es-CO"/>
+              </w:rPr>
+            </w:pPr>
+            <w:r>
+              <w:rPr>
+                <w:rFonts w:ascii="Calibri" w:eastAsia="Times New Roman" w:hAnsi="Calibri" w:cs="Calibri"/>
+                <w:color w:val="000000"/>
+                <w:lang w:eastAsia="es-CO"/>
+              </w:rPr>
+              <w:t>El sistema debe ser compatible con otros sistemas</w:t>
+            </w:r>
+          </w:p>
+        </w:tc>
+        <w:tc>
+          <w:tcPr>
+            <w:tcW w:w="1610" w:type="dxa"/>
+            <w:tcBorders>
+              <w:top w:val="single" w:sz="4" w:space="0" w:color="000000"/>
+              <w:left w:val="nil"/>
+              <w:bottom w:val="single" w:sz="4" w:space="0" w:color="000000"/>
+              <w:right w:val="single" w:sz="4" w:space="0" w:color="000000"/>
+            </w:tcBorders>
+            <w:shd w:val="clear" w:color="auto" w:fill="auto"/>
+            <w:noWrap/>
+            <w:vAlign w:val="bottom"/>
+            <w:hideMark/>
+          </w:tcPr>
+          <w:p>
+            <w:pPr>
+              <w:spacing w:after="0" w:line="240" w:lineRule="auto"/>
+              <w:rPr>
+                <w:rFonts w:ascii="Calibri" w:eastAsia="Times New Roman" w:hAnsi="Calibri" w:cs="Calibri"/>
+                <w:color w:val="000000"/>
+                <w:lang w:eastAsia="es-CO"/>
+              </w:rPr>
+            </w:pPr>
+            <w:r>
+              <w:rPr>
+                <w:rFonts w:ascii="Calibri" w:eastAsia="Times New Roman" w:hAnsi="Calibri" w:cs="Calibri"/>
+                <w:color w:val="000000"/>
+                <w:lang w:eastAsia="es-CO"/>
+              </w:rPr>
+              <w:t>Compatibilidad</w:t>
+            </w:r>
+          </w:p>
+        </w:tc>
+      </w:tr>
+    </w:tbl>
+    <w:p>
+      <w:pPr>
+        <w:pStyle w:val="Ttulo1"/>
+      </w:pPr>
+      <w:bookmarkStart w:id="6" w:name="_Toc200400746"/>
+      <w:r>
+        <w:lastRenderedPageBreak/>
+        <w:t>4. Casos de uso</w:t>
+      </w:r>
+      <w:bookmarkEnd w:id="6"/>
+    </w:p>
+    <w:p>
+      <w:r>
+        <w:t>Caso de uso general:</w:t>
+      </w:r>
+      <w:r>
+        <w:br/>
+      </w:r>
+      <w:r>
+        <w:rPr>
+          <w:noProof/>
+        </w:rPr>
+        <w:drawing>
+          <wp:inline distT="0" distB="0" distL="0" distR="0" wp14:anchorId="228F6199" wp14:editId="719FED57">
+            <wp:extent cx="4356100" cy="2612652"/>
+            <wp:effectExtent l="0" t="0" r="6350" b="0"/>
+            <wp:docPr id="2038294123" name="Imagen 1" descr="Un dibujo de un mapa&#10;&#10;El contenido generado por IA puede ser incorrecto."/>
+            <wp:cNvGraphicFramePr>
+              <a:graphicFrameLocks xmlns:a="http://schemas.openxmlformats.org/drawingml/2006/main" noChangeAspect="1"/>
+            </wp:cNvGraphicFramePr>
+            <a:graphic xmlns:a="http://schemas.openxmlformats.org/drawingml/2006/main">
+              <a:graphicData uri="http://schemas.openxmlformats.org/drawingml/2006/picture">
+                <pic:pic xmlns:pic="http://schemas.openxmlformats.org/drawingml/2006/picture">
+                  <pic:nvPicPr>
+                    <pic:cNvPr id="2038294123" name="Imagen 1" descr="Un dibujo de un mapa&#10;&#10;El contenido generado por IA puede ser incorrecto."/>
+                    <pic:cNvPicPr>
+                      <a:picLocks noChangeAspect="1" noChangeArrowheads="1"/>
+                    </pic:cNvPicPr>
+                  </pic:nvPicPr>
+                  <pic:blipFill>
+                    <a:blip r:embed="rId7">
+                      <a:extLst>
+                        <a:ext uri="{28A0092B-C50C-407E-A947-70E740481C1C}">
+                          <a14:useLocalDpi xmlns:a14="http://schemas.microsoft.com/office/drawing/2010/main" val="0"/>
+                        </a:ext>
+                      </a:extLst>
+                    </a:blip>
+                    <a:srcRect/>
+                    <a:stretch>
+                      <a:fillRect/>
+                    </a:stretch>
+                  </pic:blipFill>
+                  <pic:spPr bwMode="auto">
+                    <a:xfrm>
+                      <a:off x="0" y="0"/>
+                      <a:ext cx="4357199" cy="2613311"/>
+                    </a:xfrm>
+                    <a:prstGeom prst="rect">
+                      <a:avLst/>
+                    </a:prstGeom>
+                    <a:noFill/>
+                    <a:ln>
+                      <a:noFill/>
+                    </a:ln>
+                  </pic:spPr>
+                </pic:pic>
+              </a:graphicData>
+            </a:graphic>
+          </wp:inline>
+        </w:drawing>
       </w:r>
     </w:p>
     <w:p/>
     <w:p>
       <w:r>
-        <w:t>Conexiones entre entidades del sistema:</w:t>
+        <w:t>Caso de uso extendido administrador:</w:t>
+      </w:r>
+      <w:r>
+        <w:br/>
+      </w:r>
+      <w:r>
+        <w:rPr>
+          <w:noProof/>
+        </w:rPr>
+        <w:drawing>
+          <wp:inline distT="0" distB="0" distL="0" distR="0" wp14:anchorId="37E50E19" wp14:editId="695AAC72">
+            <wp:extent cx="4521200" cy="3680778"/>
+            <wp:effectExtent l="0" t="0" r="0" b="0"/>
+            <wp:docPr id="952632604" name="Imagen 2" descr="Texto&#10;&#10;El contenido generado por IA puede ser incorrecto."/>
+            <wp:cNvGraphicFramePr>
+              <a:graphicFrameLocks xmlns:a="http://schemas.openxmlformats.org/drawingml/2006/main" noChangeAspect="1"/>
+            </wp:cNvGraphicFramePr>
+            <a:graphic xmlns:a="http://schemas.openxmlformats.org/drawingml/2006/main">
+              <a:graphicData uri="http://schemas.openxmlformats.org/drawingml/2006/picture">
+                <pic:pic xmlns:pic="http://schemas.openxmlformats.org/drawingml/2006/picture">
+                  <pic:nvPicPr>
+                    <pic:cNvPr id="952632604" name="Imagen 2" descr="Texto&#10;&#10;El contenido generado por IA puede ser incorrecto."/>
+                    <pic:cNvPicPr>
+                      <a:picLocks noChangeAspect="1" noChangeArrowheads="1"/>
+                    </pic:cNvPicPr>
+                  </pic:nvPicPr>
+                  <pic:blipFill>
+                    <a:blip r:embed="rId8">
+                      <a:extLst>
+                        <a:ext uri="{28A0092B-C50C-407E-A947-70E740481C1C}">
+                          <a14:useLocalDpi xmlns:a14="http://schemas.microsoft.com/office/drawing/2010/main" val="0"/>
+                        </a:ext>
+                      </a:extLst>
+                    </a:blip>
+                    <a:srcRect/>
+                    <a:stretch>
+                      <a:fillRect/>
+                    </a:stretch>
+                  </pic:blipFill>
+                  <pic:spPr bwMode="auto">
+                    <a:xfrm>
+                      <a:off x="0" y="0"/>
+                      <a:ext cx="4523098" cy="3682323"/>
+                    </a:xfrm>
+                    <a:prstGeom prst="rect">
+                      <a:avLst/>
+                    </a:prstGeom>
+                    <a:noFill/>
+                    <a:ln>
+                      <a:noFill/>
+                    </a:ln>
+                  </pic:spPr>
+                </pic:pic>
+              </a:graphicData>
+            </a:graphic>
+          </wp:inline>
+        </w:drawing>
       </w:r>
     </w:p>
     <w:p>
       <w:r>
-        <w:t>1.</w:t>
+        <w:t>Caso de uso extendido cliente:</w:t>
       </w:r>
     </w:p>
     <w:p>
@@ -1737,6 +5602,3050 @@
         <w:rPr>
           <w:noProof/>
         </w:rPr>
+        <w:lastRenderedPageBreak/>
+        <w:drawing>
+          <wp:inline distT="0" distB="0" distL="0" distR="0" wp14:anchorId="4D0CFFF4" wp14:editId="06C422B0">
+            <wp:extent cx="5122334" cy="3767156"/>
+            <wp:effectExtent l="0" t="0" r="0" b="0"/>
+            <wp:docPr id="1910580527" name="Imagen 3" descr="Texto, Carta&#10;&#10;El contenido generado por IA puede ser incorrecto."/>
+            <wp:cNvGraphicFramePr>
+              <a:graphicFrameLocks xmlns:a="http://schemas.openxmlformats.org/drawingml/2006/main" noChangeAspect="1"/>
+            </wp:cNvGraphicFramePr>
+            <a:graphic xmlns:a="http://schemas.openxmlformats.org/drawingml/2006/main">
+              <a:graphicData uri="http://schemas.openxmlformats.org/drawingml/2006/picture">
+                <pic:pic xmlns:pic="http://schemas.openxmlformats.org/drawingml/2006/picture">
+                  <pic:nvPicPr>
+                    <pic:cNvPr id="1910580527" name="Imagen 3" descr="Texto, Carta&#10;&#10;El contenido generado por IA puede ser incorrecto."/>
+                    <pic:cNvPicPr>
+                      <a:picLocks noChangeAspect="1" noChangeArrowheads="1"/>
+                    </pic:cNvPicPr>
+                  </pic:nvPicPr>
+                  <pic:blipFill>
+                    <a:blip r:embed="rId9">
+                      <a:extLst>
+                        <a:ext uri="{28A0092B-C50C-407E-A947-70E740481C1C}">
+                          <a14:useLocalDpi xmlns:a14="http://schemas.microsoft.com/office/drawing/2010/main" val="0"/>
+                        </a:ext>
+                      </a:extLst>
+                    </a:blip>
+                    <a:srcRect/>
+                    <a:stretch>
+                      <a:fillRect/>
+                    </a:stretch>
+                  </pic:blipFill>
+                  <pic:spPr bwMode="auto">
+                    <a:xfrm>
+                      <a:off x="0" y="0"/>
+                      <a:ext cx="5123819" cy="3768248"/>
+                    </a:xfrm>
+                    <a:prstGeom prst="rect">
+                      <a:avLst/>
+                    </a:prstGeom>
+                    <a:noFill/>
+                    <a:ln>
+                      <a:noFill/>
+                    </a:ln>
+                  </pic:spPr>
+                </pic:pic>
+              </a:graphicData>
+            </a:graphic>
+          </wp:inline>
+        </w:drawing>
+      </w:r>
+    </w:p>
+    <w:p/>
+    <w:p>
+      <w:pPr>
+        <w:pStyle w:val="Ttulo1"/>
+      </w:pPr>
+      <w:bookmarkStart w:id="7" w:name="_Toc200400747"/>
+      <w:r>
+        <w:t>5. Diagramas de Clases</w:t>
+      </w:r>
+      <w:bookmarkEnd w:id="7"/>
+    </w:p>
+    <w:p/>
+    <w:p>
+      <w:pPr>
+        <w:pStyle w:val="Ttulo1"/>
+      </w:pPr>
+      <w:bookmarkStart w:id="8" w:name="_Toc200400748"/>
+      <w:r>
+        <w:t>6</w:t>
+      </w:r>
+      <w:r>
+        <w:t xml:space="preserve">. </w:t>
+      </w:r>
+      <w:r>
+        <w:t>Historias de usuario</w:t>
+      </w:r>
+      <w:bookmarkEnd w:id="8"/>
+      <w:r>
+        <w:br/>
+      </w:r>
+    </w:p>
+    <w:tbl>
+      <w:tblPr>
+        <w:tblW w:w="0" w:type="dxa"/>
+        <w:tblBorders>
+          <w:top w:val="outset" w:sz="6" w:space="0" w:color="auto"/>
+          <w:left w:val="outset" w:sz="6" w:space="0" w:color="auto"/>
+          <w:bottom w:val="outset" w:sz="6" w:space="0" w:color="auto"/>
+          <w:right w:val="outset" w:sz="6" w:space="0" w:color="auto"/>
+        </w:tblBorders>
+        <w:tblCellMar>
+          <w:left w:w="0" w:type="dxa"/>
+          <w:right w:w="0" w:type="dxa"/>
+        </w:tblCellMar>
+        <w:tblLook w:val="04A0" w:firstRow="1" w:lastRow="0" w:firstColumn="1" w:lastColumn="0" w:noHBand="0" w:noVBand="1"/>
+      </w:tblPr>
+      <w:tblGrid>
+        <w:gridCol w:w="1421"/>
+        <w:gridCol w:w="1359"/>
+        <w:gridCol w:w="2738"/>
+        <w:gridCol w:w="3138"/>
+      </w:tblGrid>
+      <w:tr>
+        <w:trPr>
+          <w:trHeight w:val="300"/>
+        </w:trPr>
+        <w:tc>
+          <w:tcPr>
+            <w:tcW w:w="1980" w:type="dxa"/>
+            <w:tcBorders>
+              <w:top w:val="single" w:sz="6" w:space="0" w:color="auto"/>
+              <w:left w:val="single" w:sz="6" w:space="0" w:color="auto"/>
+              <w:bottom w:val="single" w:sz="6" w:space="0" w:color="auto"/>
+              <w:right w:val="single" w:sz="6" w:space="0" w:color="auto"/>
+            </w:tcBorders>
+            <w:shd w:val="clear" w:color="auto" w:fill="auto"/>
+            <w:hideMark/>
+          </w:tcPr>
+          <w:p>
+            <w:r>
+              <w:rPr>
+                <w:b/>
+                <w:bCs/>
+                <w:lang w:val="es-419"/>
+              </w:rPr>
+              <w:t>CÓDIGO HISTORIA DE USUARIO</w:t>
+            </w:r>
+            <w:r>
+              <w:t> </w:t>
+            </w:r>
+          </w:p>
+        </w:tc>
+        <w:tc>
+          <w:tcPr>
+            <w:tcW w:w="2115" w:type="dxa"/>
+            <w:tcBorders>
+              <w:top w:val="single" w:sz="6" w:space="0" w:color="auto"/>
+              <w:left w:val="single" w:sz="6" w:space="0" w:color="auto"/>
+              <w:bottom w:val="single" w:sz="6" w:space="0" w:color="auto"/>
+              <w:right w:val="single" w:sz="6" w:space="0" w:color="auto"/>
+            </w:tcBorders>
+            <w:shd w:val="clear" w:color="auto" w:fill="auto"/>
+            <w:hideMark/>
+          </w:tcPr>
+          <w:p>
+            <w:r>
+              <w:rPr>
+                <w:b/>
+                <w:bCs/>
+                <w:lang w:val="es-419"/>
+              </w:rPr>
+              <w:t>CÓDIGO CASO DE USO</w:t>
+            </w:r>
+            <w:r>
+              <w:t> </w:t>
+            </w:r>
+          </w:p>
+        </w:tc>
+        <w:tc>
+          <w:tcPr>
+            <w:tcW w:w="4665" w:type="dxa"/>
+            <w:tcBorders>
+              <w:top w:val="single" w:sz="6" w:space="0" w:color="auto"/>
+              <w:left w:val="single" w:sz="6" w:space="0" w:color="auto"/>
+              <w:bottom w:val="single" w:sz="6" w:space="0" w:color="auto"/>
+              <w:right w:val="single" w:sz="6" w:space="0" w:color="auto"/>
+            </w:tcBorders>
+            <w:shd w:val="clear" w:color="auto" w:fill="auto"/>
+            <w:hideMark/>
+          </w:tcPr>
+          <w:p>
+            <w:r>
+              <w:rPr>
+                <w:b/>
+                <w:bCs/>
+                <w:lang w:val="es-419"/>
+              </w:rPr>
+              <w:t>HISTORIA DE USUARIO</w:t>
+            </w:r>
+            <w:r>
+              <w:t> </w:t>
+            </w:r>
+          </w:p>
+        </w:tc>
+        <w:tc>
+          <w:tcPr>
+            <w:tcW w:w="5205" w:type="dxa"/>
+            <w:tcBorders>
+              <w:top w:val="single" w:sz="6" w:space="0" w:color="auto"/>
+              <w:left w:val="single" w:sz="6" w:space="0" w:color="auto"/>
+              <w:bottom w:val="single" w:sz="6" w:space="0" w:color="auto"/>
+              <w:right w:val="single" w:sz="6" w:space="0" w:color="auto"/>
+            </w:tcBorders>
+            <w:shd w:val="clear" w:color="auto" w:fill="auto"/>
+            <w:hideMark/>
+          </w:tcPr>
+          <w:p>
+            <w:r>
+              <w:rPr>
+                <w:b/>
+                <w:bCs/>
+                <w:lang w:val="es-419"/>
+              </w:rPr>
+              <w:t>CRITERIOS DE ACEPTACIÓN </w:t>
+            </w:r>
+            <w:r>
+              <w:t> </w:t>
+            </w:r>
+          </w:p>
+        </w:tc>
+      </w:tr>
+      <w:tr>
+        <w:trPr>
+          <w:trHeight w:val="300"/>
+        </w:trPr>
+        <w:tc>
+          <w:tcPr>
+            <w:tcW w:w="1980" w:type="dxa"/>
+            <w:tcBorders>
+              <w:top w:val="single" w:sz="6" w:space="0" w:color="auto"/>
+              <w:left w:val="single" w:sz="6" w:space="0" w:color="auto"/>
+              <w:bottom w:val="single" w:sz="6" w:space="0" w:color="auto"/>
+              <w:right w:val="single" w:sz="6" w:space="0" w:color="auto"/>
+            </w:tcBorders>
+            <w:shd w:val="clear" w:color="auto" w:fill="auto"/>
+            <w:hideMark/>
+          </w:tcPr>
+          <w:p>
+            <w:r>
+              <w:rPr>
+                <w:lang w:val="es-419"/>
+              </w:rPr>
+              <w:t>US001</w:t>
+            </w:r>
+            <w:r>
+              <w:t> </w:t>
+            </w:r>
+          </w:p>
+        </w:tc>
+        <w:tc>
+          <w:tcPr>
+            <w:tcW w:w="2115" w:type="dxa"/>
+            <w:tcBorders>
+              <w:top w:val="single" w:sz="6" w:space="0" w:color="auto"/>
+              <w:left w:val="single" w:sz="6" w:space="0" w:color="auto"/>
+              <w:bottom w:val="single" w:sz="6" w:space="0" w:color="auto"/>
+              <w:right w:val="single" w:sz="6" w:space="0" w:color="auto"/>
+            </w:tcBorders>
+            <w:shd w:val="clear" w:color="auto" w:fill="auto"/>
+            <w:hideMark/>
+          </w:tcPr>
+          <w:p>
+            <w:r>
+              <w:rPr>
+                <w:lang w:val="es-419"/>
+              </w:rPr>
+              <w:t>CU001</w:t>
+            </w:r>
+            <w:r>
+              <w:t> </w:t>
+            </w:r>
+          </w:p>
+        </w:tc>
+        <w:tc>
+          <w:tcPr>
+            <w:tcW w:w="4665" w:type="dxa"/>
+            <w:tcBorders>
+              <w:top w:val="single" w:sz="6" w:space="0" w:color="auto"/>
+              <w:left w:val="single" w:sz="6" w:space="0" w:color="auto"/>
+              <w:bottom w:val="single" w:sz="6" w:space="0" w:color="auto"/>
+              <w:right w:val="single" w:sz="6" w:space="0" w:color="auto"/>
+            </w:tcBorders>
+            <w:shd w:val="clear" w:color="auto" w:fill="auto"/>
+            <w:hideMark/>
+          </w:tcPr>
+          <w:p>
+            <w:r>
+              <w:rPr>
+                <w:lang w:val="es-419"/>
+              </w:rPr>
+              <w:t>COMO cliente NECESITO registrarme al sistema PARA PODER tener un usuario propio en el que guarde información. </w:t>
+            </w:r>
+            <w:r>
+              <w:t> </w:t>
+            </w:r>
+          </w:p>
+        </w:tc>
+        <w:tc>
+          <w:tcPr>
+            <w:tcW w:w="5205" w:type="dxa"/>
+            <w:tcBorders>
+              <w:top w:val="single" w:sz="6" w:space="0" w:color="auto"/>
+              <w:left w:val="single" w:sz="6" w:space="0" w:color="auto"/>
+              <w:bottom w:val="single" w:sz="6" w:space="0" w:color="auto"/>
+              <w:right w:val="single" w:sz="6" w:space="0" w:color="auto"/>
+            </w:tcBorders>
+            <w:shd w:val="clear" w:color="auto" w:fill="auto"/>
+            <w:hideMark/>
+          </w:tcPr>
+          <w:p>
+            <w:r>
+              <w:rPr>
+                <w:lang w:val="es-419"/>
+              </w:rPr>
+              <w:t>ESCENARIO1:</w:t>
+            </w:r>
+            <w:r>
+              <w:t> </w:t>
+            </w:r>
+          </w:p>
+          <w:p>
+            <w:r>
+              <w:rPr>
+                <w:lang w:val="es-419"/>
+              </w:rPr>
+              <w:t>Se mostrará un formulario en el que se tienen que ingresar una serie de datos necesarios para crear el usuario.</w:t>
+            </w:r>
+            <w:r>
+              <w:t> </w:t>
+            </w:r>
+          </w:p>
+          <w:p>
+            <w:r>
+              <w:rPr>
+                <w:b/>
+                <w:bCs/>
+                <w:lang w:val="es-419"/>
+              </w:rPr>
+              <w:t>Necesitamos</w:t>
+            </w:r>
+            <w:r>
+              <w:t> </w:t>
+            </w:r>
+          </w:p>
+          <w:p>
+            <w:r>
+              <w:rPr>
+                <w:lang w:val="es-419"/>
+              </w:rPr>
+              <w:t xml:space="preserve">Nombre completo, usuario, </w:t>
+            </w:r>
+            <w:r>
+              <w:rPr>
+                <w:lang w:val="es-419"/>
+              </w:rPr>
+              <w:lastRenderedPageBreak/>
+              <w:t>Email, contraseña, validar contraseña.</w:t>
+            </w:r>
+            <w:r>
+              <w:t> </w:t>
+            </w:r>
+          </w:p>
+          <w:p>
+            <w:r>
+              <w:t> </w:t>
+            </w:r>
+          </w:p>
+          <w:p>
+            <w:r>
+              <w:rPr>
+                <w:lang w:val="es-419"/>
+              </w:rPr>
+              <w:t>ESCENARIO2:</w:t>
+            </w:r>
+            <w:r>
+              <w:t> </w:t>
+            </w:r>
+          </w:p>
+          <w:p>
+            <w:r>
+              <w:rPr>
+                <w:lang w:val="es-419"/>
+              </w:rPr>
+              <w:t>En caso de haber cometido un error a la hora de digitar los datos, se notificará el error y se limpiará el formulario para volver a ingresar los datos.</w:t>
+            </w:r>
+            <w:r>
+              <w:t> </w:t>
+            </w:r>
+          </w:p>
+          <w:p>
+            <w:r>
+              <w:rPr>
+                <w:b/>
+                <w:bCs/>
+                <w:lang w:val="es-419"/>
+              </w:rPr>
+              <w:t>Necesitamos:</w:t>
+            </w:r>
+            <w:r>
+              <w:t> </w:t>
+            </w:r>
+          </w:p>
+          <w:p>
+            <w:r>
+              <w:rPr>
+                <w:lang w:val="es-419"/>
+              </w:rPr>
+              <w:t>Campos obligatorios, requisitos mínimos de contraseña y formatos incorrectos </w:t>
+            </w:r>
+            <w:r>
+              <w:t> </w:t>
+            </w:r>
+          </w:p>
+        </w:tc>
+      </w:tr>
+      <w:tr>
+        <w:trPr>
+          <w:trHeight w:val="300"/>
+        </w:trPr>
+        <w:tc>
+          <w:tcPr>
+            <w:tcW w:w="1980" w:type="dxa"/>
+            <w:tcBorders>
+              <w:top w:val="single" w:sz="6" w:space="0" w:color="auto"/>
+              <w:left w:val="single" w:sz="6" w:space="0" w:color="auto"/>
+              <w:bottom w:val="single" w:sz="6" w:space="0" w:color="auto"/>
+              <w:right w:val="single" w:sz="6" w:space="0" w:color="auto"/>
+            </w:tcBorders>
+            <w:shd w:val="clear" w:color="auto" w:fill="auto"/>
+            <w:hideMark/>
+          </w:tcPr>
+          <w:p>
+            <w:r>
+              <w:rPr>
+                <w:lang w:val="es-419"/>
+              </w:rPr>
+              <w:lastRenderedPageBreak/>
+              <w:t>US002</w:t>
+            </w:r>
+            <w:r>
+              <w:t> </w:t>
+            </w:r>
+          </w:p>
+        </w:tc>
+        <w:tc>
+          <w:tcPr>
+            <w:tcW w:w="2115" w:type="dxa"/>
+            <w:tcBorders>
+              <w:top w:val="single" w:sz="6" w:space="0" w:color="auto"/>
+              <w:left w:val="single" w:sz="6" w:space="0" w:color="auto"/>
+              <w:bottom w:val="single" w:sz="6" w:space="0" w:color="auto"/>
+              <w:right w:val="single" w:sz="6" w:space="0" w:color="auto"/>
+            </w:tcBorders>
+            <w:shd w:val="clear" w:color="auto" w:fill="auto"/>
+            <w:hideMark/>
+          </w:tcPr>
+          <w:p>
+            <w:r>
+              <w:rPr>
+                <w:lang w:val="es-419"/>
+              </w:rPr>
+              <w:t>CU002</w:t>
+            </w:r>
+            <w:r>
+              <w:t> </w:t>
+            </w:r>
+          </w:p>
+        </w:tc>
+        <w:tc>
+          <w:tcPr>
+            <w:tcW w:w="4665" w:type="dxa"/>
+            <w:tcBorders>
+              <w:top w:val="single" w:sz="6" w:space="0" w:color="auto"/>
+              <w:left w:val="single" w:sz="6" w:space="0" w:color="auto"/>
+              <w:bottom w:val="single" w:sz="6" w:space="0" w:color="auto"/>
+              <w:right w:val="single" w:sz="6" w:space="0" w:color="auto"/>
+            </w:tcBorders>
+            <w:shd w:val="clear" w:color="auto" w:fill="auto"/>
+            <w:hideMark/>
+          </w:tcPr>
+          <w:p>
+            <w:r>
+              <w:rPr>
+                <w:lang w:val="es-419"/>
+              </w:rPr>
+              <w:t>COMO cliente NECESITO ingresar con usuario y contraseña al sistema PARA PODER tener un usuario seguro y propio.</w:t>
+            </w:r>
+            <w:r>
+              <w:t> </w:t>
+            </w:r>
+          </w:p>
+        </w:tc>
+        <w:tc>
+          <w:tcPr>
+            <w:tcW w:w="5205" w:type="dxa"/>
+            <w:tcBorders>
+              <w:top w:val="single" w:sz="6" w:space="0" w:color="auto"/>
+              <w:left w:val="single" w:sz="6" w:space="0" w:color="auto"/>
+              <w:bottom w:val="single" w:sz="6" w:space="0" w:color="auto"/>
+              <w:right w:val="single" w:sz="6" w:space="0" w:color="auto"/>
+            </w:tcBorders>
+            <w:shd w:val="clear" w:color="auto" w:fill="auto"/>
+            <w:hideMark/>
+          </w:tcPr>
+          <w:p>
+            <w:r>
+              <w:rPr>
+                <w:lang w:val="es-419"/>
+              </w:rPr>
+              <w:t>ESCENARIO1:</w:t>
+            </w:r>
+            <w:r>
+              <w:t> </w:t>
+            </w:r>
+          </w:p>
+          <w:p>
+            <w:r>
+              <w:rPr>
+                <w:lang w:val="es-419"/>
+              </w:rPr>
+              <w:t>Se proporcionará un formulario con unos campos para ingresar los datos solicitados y se verifica si los datos son válidos.</w:t>
+            </w:r>
+            <w:r>
+              <w:t> </w:t>
+            </w:r>
+          </w:p>
+          <w:p>
+            <w:r>
+              <w:rPr>
+                <w:b/>
+                <w:bCs/>
+                <w:lang w:val="es-419"/>
+              </w:rPr>
+              <w:t>Necesitamos</w:t>
+            </w:r>
+            <w:r>
+              <w:t> </w:t>
+            </w:r>
+          </w:p>
+          <w:p>
+            <w:r>
+              <w:rPr>
+                <w:lang w:val="es-419"/>
+              </w:rPr>
+              <w:t>Campo de usuario y contraseña</w:t>
+            </w:r>
+            <w:r>
+              <w:t> </w:t>
+            </w:r>
+          </w:p>
+          <w:p>
+            <w:r>
+              <w:t> </w:t>
+            </w:r>
+          </w:p>
+          <w:p>
+            <w:r>
+              <w:rPr>
+                <w:lang w:val="es-419"/>
+              </w:rPr>
+              <w:t>ESCENARIO2:</w:t>
+            </w:r>
+            <w:r>
+              <w:t> </w:t>
+            </w:r>
+          </w:p>
+          <w:p>
+            <w:r>
+              <w:rPr>
+                <w:lang w:val="es-419"/>
+              </w:rPr>
+              <w:t>En el caso en que los datos ingresados sean incorrectos, se mostrara un mensaje de error, y se debe poder volver a ingresar los datos requeridos por el formulario</w:t>
+            </w:r>
+            <w:r>
+              <w:t> </w:t>
+            </w:r>
+          </w:p>
+          <w:p>
+            <w:r>
+              <w:rPr>
+                <w:lang w:val="es-419"/>
+              </w:rPr>
+              <w:t>Necesitamos:</w:t>
+            </w:r>
+            <w:r>
+              <w:t> </w:t>
+            </w:r>
+          </w:p>
+          <w:p>
+            <w:r>
+              <w:rPr>
+                <w:lang w:val="es-419"/>
+              </w:rPr>
+              <w:t>Autenticación, credenciales de cuenta, datos mínimos, campos obligatorios.</w:t>
+            </w:r>
+            <w:r>
+              <w:t> </w:t>
+            </w:r>
+          </w:p>
+        </w:tc>
+      </w:tr>
+      <w:tr>
+        <w:trPr>
+          <w:trHeight w:val="300"/>
+        </w:trPr>
+        <w:tc>
+          <w:tcPr>
+            <w:tcW w:w="1980" w:type="dxa"/>
+            <w:tcBorders>
+              <w:top w:val="single" w:sz="6" w:space="0" w:color="auto"/>
+              <w:left w:val="single" w:sz="6" w:space="0" w:color="auto"/>
+              <w:bottom w:val="single" w:sz="6" w:space="0" w:color="auto"/>
+              <w:right w:val="single" w:sz="6" w:space="0" w:color="auto"/>
+            </w:tcBorders>
+            <w:shd w:val="clear" w:color="auto" w:fill="auto"/>
+            <w:hideMark/>
+          </w:tcPr>
+          <w:p>
+            <w:r>
+              <w:rPr>
+                <w:lang w:val="es-419"/>
+              </w:rPr>
+              <w:lastRenderedPageBreak/>
+              <w:t>US003</w:t>
+            </w:r>
+            <w:r>
+              <w:t> </w:t>
+            </w:r>
+          </w:p>
+        </w:tc>
+        <w:tc>
+          <w:tcPr>
+            <w:tcW w:w="2115" w:type="dxa"/>
+            <w:tcBorders>
+              <w:top w:val="single" w:sz="6" w:space="0" w:color="auto"/>
+              <w:left w:val="single" w:sz="6" w:space="0" w:color="auto"/>
+              <w:bottom w:val="single" w:sz="6" w:space="0" w:color="auto"/>
+              <w:right w:val="single" w:sz="6" w:space="0" w:color="auto"/>
+            </w:tcBorders>
+            <w:shd w:val="clear" w:color="auto" w:fill="auto"/>
+            <w:hideMark/>
+          </w:tcPr>
+          <w:p>
+            <w:r>
+              <w:rPr>
+                <w:lang w:val="es-419"/>
+              </w:rPr>
+              <w:t>CU003</w:t>
+            </w:r>
+            <w:r>
+              <w:t> </w:t>
+            </w:r>
+          </w:p>
+        </w:tc>
+        <w:tc>
+          <w:tcPr>
+            <w:tcW w:w="4665" w:type="dxa"/>
+            <w:tcBorders>
+              <w:top w:val="single" w:sz="6" w:space="0" w:color="auto"/>
+              <w:left w:val="single" w:sz="6" w:space="0" w:color="auto"/>
+              <w:bottom w:val="single" w:sz="6" w:space="0" w:color="auto"/>
+              <w:right w:val="single" w:sz="6" w:space="0" w:color="auto"/>
+            </w:tcBorders>
+            <w:shd w:val="clear" w:color="auto" w:fill="auto"/>
+            <w:hideMark/>
+          </w:tcPr>
+          <w:p>
+            <w:r>
+              <w:rPr>
+                <w:lang w:val="es-419"/>
+              </w:rPr>
+              <w:t>COMO administrador NECESITO gestionar las ventas de los productos PARA PODER actualizar el catálogo de las ventas.</w:t>
+            </w:r>
+            <w:r>
+              <w:t> </w:t>
+            </w:r>
+          </w:p>
+        </w:tc>
+        <w:tc>
+          <w:tcPr>
+            <w:tcW w:w="5205" w:type="dxa"/>
+            <w:tcBorders>
+              <w:top w:val="single" w:sz="6" w:space="0" w:color="auto"/>
+              <w:left w:val="single" w:sz="6" w:space="0" w:color="auto"/>
+              <w:bottom w:val="single" w:sz="6" w:space="0" w:color="auto"/>
+              <w:right w:val="single" w:sz="6" w:space="0" w:color="auto"/>
+            </w:tcBorders>
+            <w:shd w:val="clear" w:color="auto" w:fill="auto"/>
+            <w:hideMark/>
+          </w:tcPr>
+          <w:p>
+            <w:r>
+              <w:rPr>
+                <w:lang w:val="es-419"/>
+              </w:rPr>
+              <w:t>ESCENARIOS1:</w:t>
+            </w:r>
+            <w:r>
+              <w:t> </w:t>
+            </w:r>
+          </w:p>
+          <w:p>
+            <w:r>
+              <w:rPr>
+                <w:lang w:val="es-419"/>
+              </w:rPr>
+              <w:t>Se requerirá una interfaz intuitiva de administrador el cual permita ver un resumen de todas las ventas realizadas y sus datos de venta. Así mismo se podrán filtrar y buscar las ventas por diferentes criterios.</w:t>
+            </w:r>
+            <w:r>
+              <w:t> </w:t>
+            </w:r>
+          </w:p>
+          <w:p>
+            <w:r>
+              <w:rPr>
+                <w:b/>
+                <w:bCs/>
+                <w:lang w:val="es-419"/>
+              </w:rPr>
+              <w:t>Necesitamos:</w:t>
+            </w:r>
+            <w:r>
+              <w:t> </w:t>
+            </w:r>
+          </w:p>
+          <w:p>
+            <w:r>
+              <w:rPr>
+                <w:lang w:val="es-419"/>
+              </w:rPr>
+              <w:t>Interfaz de administrador, inventario, filtrado de ventas.</w:t>
+            </w:r>
+            <w:r>
+              <w:t> </w:t>
+            </w:r>
+          </w:p>
+          <w:p>
+            <w:r>
+              <w:t> </w:t>
+            </w:r>
+          </w:p>
+          <w:p>
+            <w:r>
+              <w:rPr>
+                <w:lang w:val="es-419"/>
+              </w:rPr>
+              <w:t>ESCENARIO2: </w:t>
+            </w:r>
+            <w:r>
+              <w:t> </w:t>
+            </w:r>
+          </w:p>
+          <w:p>
+            <w:r>
+              <w:rPr>
+                <w:lang w:val="es-419"/>
+              </w:rPr>
+              <w:t>El sistema verifica la disponibilidad de los productos por medio del inventario antes de realizar las ventas.</w:t>
+            </w:r>
+            <w:r>
+              <w:t> </w:t>
+            </w:r>
+          </w:p>
+          <w:p>
+            <w:r>
+              <w:rPr>
+                <w:b/>
+                <w:bCs/>
+                <w:lang w:val="es-419"/>
+              </w:rPr>
+              <w:t>Necesitamos:</w:t>
+            </w:r>
+            <w:r>
+              <w:t> </w:t>
+            </w:r>
+          </w:p>
+          <w:p>
+            <w:r>
+              <w:rPr>
+                <w:lang w:val="es-419"/>
+              </w:rPr>
+              <w:t>Interfaz de administrador, inventario, seguimiento de actividades.</w:t>
+            </w:r>
+            <w:r>
+              <w:t> </w:t>
+            </w:r>
+          </w:p>
+          <w:p>
+            <w:r>
+              <w:t> </w:t>
+            </w:r>
+          </w:p>
+          <w:p>
+            <w:r>
+              <w:rPr>
+                <w:lang w:val="es-419"/>
+              </w:rPr>
+              <w:t>ESCENARIO3:</w:t>
+            </w:r>
+            <w:r>
+              <w:t> </w:t>
+            </w:r>
+          </w:p>
+          <w:p>
+            <w:r>
+              <w:rPr>
+                <w:lang w:val="es-419"/>
+              </w:rPr>
+              <w:t> El administrador tendrá la capacidad de realizar cambios manuales en las ventas para corregir errores o implementar datos que vea necesarios en las compras.</w:t>
+            </w:r>
+            <w:r>
+              <w:t> </w:t>
+            </w:r>
+          </w:p>
+          <w:p>
+            <w:r>
+              <w:rPr>
+                <w:b/>
+                <w:bCs/>
+                <w:lang w:val="es-419"/>
+              </w:rPr>
+              <w:t>Necesitamos</w:t>
+            </w:r>
+            <w:r>
+              <w:rPr>
+                <w:lang w:val="es-419"/>
+              </w:rPr>
+              <w:t>:</w:t>
+            </w:r>
+            <w:r>
+              <w:t> </w:t>
+            </w:r>
+          </w:p>
+          <w:p>
+            <w:r>
+              <w:rPr>
+                <w:lang w:val="es-419"/>
+              </w:rPr>
+              <w:t>Interfaz de administrador, inventario, filtrado de ventas, informas detallados.</w:t>
+            </w:r>
+            <w:r>
+              <w:t> </w:t>
+            </w:r>
+          </w:p>
+          <w:p>
+            <w:r>
+              <w:lastRenderedPageBreak/>
+              <w:t> </w:t>
+            </w:r>
+          </w:p>
+        </w:tc>
+      </w:tr>
+      <w:tr>
+        <w:trPr>
+          <w:trHeight w:val="300"/>
+        </w:trPr>
+        <w:tc>
+          <w:tcPr>
+            <w:tcW w:w="1980" w:type="dxa"/>
+            <w:tcBorders>
+              <w:top w:val="single" w:sz="6" w:space="0" w:color="auto"/>
+              <w:left w:val="single" w:sz="6" w:space="0" w:color="auto"/>
+              <w:bottom w:val="single" w:sz="6" w:space="0" w:color="auto"/>
+              <w:right w:val="single" w:sz="6" w:space="0" w:color="auto"/>
+            </w:tcBorders>
+            <w:shd w:val="clear" w:color="auto" w:fill="auto"/>
+            <w:hideMark/>
+          </w:tcPr>
+          <w:p>
+            <w:r>
+              <w:rPr>
+                <w:lang w:val="es-419"/>
+              </w:rPr>
+              <w:lastRenderedPageBreak/>
+              <w:t>US004</w:t>
+            </w:r>
+            <w:r>
+              <w:t> </w:t>
+            </w:r>
+          </w:p>
+        </w:tc>
+        <w:tc>
+          <w:tcPr>
+            <w:tcW w:w="2115" w:type="dxa"/>
+            <w:tcBorders>
+              <w:top w:val="single" w:sz="6" w:space="0" w:color="auto"/>
+              <w:left w:val="single" w:sz="6" w:space="0" w:color="auto"/>
+              <w:bottom w:val="single" w:sz="6" w:space="0" w:color="auto"/>
+              <w:right w:val="single" w:sz="6" w:space="0" w:color="auto"/>
+            </w:tcBorders>
+            <w:shd w:val="clear" w:color="auto" w:fill="auto"/>
+            <w:hideMark/>
+          </w:tcPr>
+          <w:p>
+            <w:r>
+              <w:rPr>
+                <w:lang w:val="es-419"/>
+              </w:rPr>
+              <w:t>CU004</w:t>
+            </w:r>
+            <w:r>
+              <w:t> </w:t>
+            </w:r>
+          </w:p>
+        </w:tc>
+        <w:tc>
+          <w:tcPr>
+            <w:tcW w:w="4665" w:type="dxa"/>
+            <w:tcBorders>
+              <w:top w:val="single" w:sz="6" w:space="0" w:color="auto"/>
+              <w:left w:val="single" w:sz="6" w:space="0" w:color="auto"/>
+              <w:bottom w:val="single" w:sz="6" w:space="0" w:color="auto"/>
+              <w:right w:val="single" w:sz="6" w:space="0" w:color="auto"/>
+            </w:tcBorders>
+            <w:shd w:val="clear" w:color="auto" w:fill="auto"/>
+            <w:hideMark/>
+          </w:tcPr>
+          <w:p>
+            <w:r>
+              <w:rPr>
+                <w:lang w:val="es-419"/>
+              </w:rPr>
+              <w:t>COMO cliente QUIERO consultar el perfil de mi mascota PARA PODER conocer las condiciones y datos de mí mascota.</w:t>
+            </w:r>
+            <w:r>
+              <w:t> </w:t>
+            </w:r>
+          </w:p>
+        </w:tc>
+        <w:tc>
+          <w:tcPr>
+            <w:tcW w:w="5205" w:type="dxa"/>
+            <w:tcBorders>
+              <w:top w:val="single" w:sz="6" w:space="0" w:color="auto"/>
+              <w:left w:val="single" w:sz="6" w:space="0" w:color="auto"/>
+              <w:bottom w:val="single" w:sz="6" w:space="0" w:color="auto"/>
+              <w:right w:val="single" w:sz="6" w:space="0" w:color="auto"/>
+            </w:tcBorders>
+            <w:shd w:val="clear" w:color="auto" w:fill="auto"/>
+            <w:hideMark/>
+          </w:tcPr>
+          <w:p>
+            <w:r>
+              <w:rPr>
+                <w:lang w:val="es-419"/>
+              </w:rPr>
+              <w:t>ESCENARIO1:</w:t>
+            </w:r>
+            <w:r>
+              <w:t> </w:t>
+            </w:r>
+          </w:p>
+          <w:p>
+            <w:r>
+              <w:rPr>
+                <w:lang w:val="es-419"/>
+              </w:rPr>
+              <w:t>La interfaz del usuario contará con una opción para consultar el perfil de la mascota y al ingresar a este se necesitará registrar un dato solicitado para poder ingresar.</w:t>
+            </w:r>
+            <w:r>
+              <w:t> </w:t>
+            </w:r>
+          </w:p>
+          <w:p>
+            <w:r>
+              <w:rPr>
+                <w:b/>
+                <w:bCs/>
+                <w:lang w:val="es-419"/>
+              </w:rPr>
+              <w:t>Necesitamos:</w:t>
+            </w:r>
+            <w:r>
+              <w:t> </w:t>
+            </w:r>
+          </w:p>
+          <w:p>
+            <w:r>
+              <w:rPr>
+                <w:lang w:val="es-419"/>
+              </w:rPr>
+              <w:t>Interfaz de usuario, opción de perfil, confirmación de usuario.</w:t>
+            </w:r>
+            <w:r>
+              <w:t> </w:t>
+            </w:r>
+          </w:p>
+          <w:p>
+            <w:r>
+              <w:t> </w:t>
+            </w:r>
+          </w:p>
+          <w:p>
+            <w:r>
+              <w:rPr>
+                <w:lang w:val="es-419"/>
+              </w:rPr>
+              <w:t>ESCENARIO2:</w:t>
+            </w:r>
+            <w:r>
+              <w:t> </w:t>
+            </w:r>
+          </w:p>
+          <w:p>
+            <w:r>
+              <w:rPr>
+                <w:lang w:val="es-419"/>
+              </w:rPr>
+              <w:t>Al ingresar al perfil de la mascota, se mostrará un recuadro con todos los datos propios de la mascota, los datos del dueño los datos de las ultimas revisiones médicas y las observaciones o recomendaciones de las mascotas</w:t>
+            </w:r>
+            <w:r>
+              <w:t> </w:t>
+            </w:r>
+          </w:p>
+          <w:p>
+            <w:r>
+              <w:rPr>
+                <w:b/>
+                <w:bCs/>
+                <w:lang w:val="es-419"/>
+              </w:rPr>
+              <w:t>Necesitamos:</w:t>
+            </w:r>
+            <w:r>
+              <w:t> </w:t>
+            </w:r>
+          </w:p>
+          <w:p>
+            <w:r>
+              <w:rPr>
+                <w:lang w:val="es-419"/>
+              </w:rPr>
+              <w:t>Interfaz de usuario, interfaz de perfil.</w:t>
+            </w:r>
+            <w:r>
+              <w:t> </w:t>
+            </w:r>
+          </w:p>
+        </w:tc>
+      </w:tr>
+      <w:tr>
+        <w:trPr>
+          <w:trHeight w:val="300"/>
+        </w:trPr>
+        <w:tc>
+          <w:tcPr>
+            <w:tcW w:w="1980" w:type="dxa"/>
+            <w:tcBorders>
+              <w:top w:val="single" w:sz="6" w:space="0" w:color="auto"/>
+              <w:left w:val="single" w:sz="6" w:space="0" w:color="auto"/>
+              <w:bottom w:val="single" w:sz="6" w:space="0" w:color="auto"/>
+              <w:right w:val="single" w:sz="6" w:space="0" w:color="auto"/>
+            </w:tcBorders>
+            <w:shd w:val="clear" w:color="auto" w:fill="auto"/>
+            <w:hideMark/>
+          </w:tcPr>
+          <w:p>
+            <w:r>
+              <w:rPr>
+                <w:lang w:val="es-419"/>
+              </w:rPr>
+              <w:t>US005</w:t>
+            </w:r>
+            <w:r>
+              <w:t> </w:t>
+            </w:r>
+          </w:p>
+        </w:tc>
+        <w:tc>
+          <w:tcPr>
+            <w:tcW w:w="2115" w:type="dxa"/>
+            <w:tcBorders>
+              <w:top w:val="single" w:sz="6" w:space="0" w:color="auto"/>
+              <w:left w:val="single" w:sz="6" w:space="0" w:color="auto"/>
+              <w:bottom w:val="single" w:sz="6" w:space="0" w:color="auto"/>
+              <w:right w:val="single" w:sz="6" w:space="0" w:color="auto"/>
+            </w:tcBorders>
+            <w:shd w:val="clear" w:color="auto" w:fill="auto"/>
+            <w:hideMark/>
+          </w:tcPr>
+          <w:p>
+            <w:r>
+              <w:rPr>
+                <w:lang w:val="es-419"/>
+              </w:rPr>
+              <w:t>CU005</w:t>
+            </w:r>
+            <w:r>
+              <w:t> </w:t>
+            </w:r>
+          </w:p>
+        </w:tc>
+        <w:tc>
+          <w:tcPr>
+            <w:tcW w:w="4665" w:type="dxa"/>
+            <w:tcBorders>
+              <w:top w:val="single" w:sz="6" w:space="0" w:color="auto"/>
+              <w:left w:val="single" w:sz="6" w:space="0" w:color="auto"/>
+              <w:bottom w:val="single" w:sz="6" w:space="0" w:color="auto"/>
+              <w:right w:val="single" w:sz="6" w:space="0" w:color="auto"/>
+            </w:tcBorders>
+            <w:shd w:val="clear" w:color="auto" w:fill="auto"/>
+            <w:hideMark/>
+          </w:tcPr>
+          <w:p>
+            <w:r>
+              <w:rPr>
+                <w:lang w:val="es-419"/>
+              </w:rPr>
+              <w:t>COMO administrador NECESITO configurar los perfiles de las mascotas PARA PODER actualizarlos tras cada revisión de la mascota.</w:t>
+            </w:r>
+            <w:r>
+              <w:t> </w:t>
+            </w:r>
+          </w:p>
+        </w:tc>
+        <w:tc>
+          <w:tcPr>
+            <w:tcW w:w="5205" w:type="dxa"/>
+            <w:tcBorders>
+              <w:top w:val="single" w:sz="6" w:space="0" w:color="auto"/>
+              <w:left w:val="single" w:sz="6" w:space="0" w:color="auto"/>
+              <w:bottom w:val="single" w:sz="6" w:space="0" w:color="auto"/>
+              <w:right w:val="single" w:sz="6" w:space="0" w:color="auto"/>
+            </w:tcBorders>
+            <w:shd w:val="clear" w:color="auto" w:fill="auto"/>
+            <w:hideMark/>
+          </w:tcPr>
+          <w:p>
+            <w:r>
+              <w:rPr>
+                <w:lang w:val="es-419"/>
+              </w:rPr>
+              <w:t>ESCENARIO1:</w:t>
+            </w:r>
+            <w:r>
+              <w:t> </w:t>
+            </w:r>
+          </w:p>
+          <w:p>
+            <w:r>
+              <w:rPr>
+                <w:lang w:val="es-419"/>
+              </w:rPr>
+              <w:t>El administrador contara con una interfaz propia para crear los perfiles de las mascotas.</w:t>
+            </w:r>
+            <w:r>
+              <w:t> </w:t>
+            </w:r>
+          </w:p>
+          <w:p>
+            <w:r>
+              <w:rPr>
+                <w:b/>
+                <w:bCs/>
+                <w:lang w:val="es-419"/>
+              </w:rPr>
+              <w:t>Necesitamos:</w:t>
+            </w:r>
+            <w:r>
+              <w:t> </w:t>
+            </w:r>
+          </w:p>
+          <w:p>
+            <w:r>
+              <w:rPr>
+                <w:lang w:val="es-419"/>
+              </w:rPr>
+              <w:t>Interfaz de administrador, interfaz de perfil, opción para crear perfil, formulario de datos, base de datos.</w:t>
+            </w:r>
+            <w:r>
+              <w:t> </w:t>
+            </w:r>
+          </w:p>
+          <w:p>
+            <w:r>
+              <w:lastRenderedPageBreak/>
+              <w:t> </w:t>
+            </w:r>
+          </w:p>
+          <w:p>
+            <w:r>
+              <w:rPr>
+                <w:lang w:val="es-419"/>
+              </w:rPr>
+              <w:t>ESCENARIO2:</w:t>
+            </w:r>
+            <w:r>
+              <w:t> </w:t>
+            </w:r>
+          </w:p>
+          <w:p>
+            <w:r>
+              <w:rPr>
+                <w:lang w:val="es-419"/>
+              </w:rPr>
+              <w:t>Dado el caso en el que el perfil ya este creado, el administrador contara con opciones para actualizar o eliminar los perfiles de las mascotas de manera manual según las necesidades que se presenten.</w:t>
+            </w:r>
+            <w:r>
+              <w:t> </w:t>
+            </w:r>
+          </w:p>
+          <w:p>
+            <w:r>
+              <w:rPr>
+                <w:b/>
+                <w:bCs/>
+                <w:lang w:val="es-419"/>
+              </w:rPr>
+              <w:t>Necesitamos:</w:t>
+            </w:r>
+            <w:r>
+              <w:t> </w:t>
+            </w:r>
+          </w:p>
+          <w:p>
+            <w:r>
+              <w:rPr>
+                <w:lang w:val="es-419"/>
+              </w:rPr>
+              <w:t>Interfaz de administrador, interfaz de perfil, opciones de actualizar, opciones de eliminar, formulario de datos, base de datos.</w:t>
+            </w:r>
+            <w:r>
+              <w:t> </w:t>
+            </w:r>
+          </w:p>
+        </w:tc>
+      </w:tr>
+      <w:tr>
+        <w:trPr>
+          <w:trHeight w:val="300"/>
+        </w:trPr>
+        <w:tc>
+          <w:tcPr>
+            <w:tcW w:w="1980" w:type="dxa"/>
+            <w:tcBorders>
+              <w:top w:val="single" w:sz="6" w:space="0" w:color="auto"/>
+              <w:left w:val="single" w:sz="6" w:space="0" w:color="auto"/>
+              <w:bottom w:val="single" w:sz="6" w:space="0" w:color="auto"/>
+              <w:right w:val="single" w:sz="6" w:space="0" w:color="auto"/>
+            </w:tcBorders>
+            <w:shd w:val="clear" w:color="auto" w:fill="auto"/>
+            <w:hideMark/>
+          </w:tcPr>
+          <w:p>
+            <w:r>
+              <w:rPr>
+                <w:lang w:val="es-419"/>
+              </w:rPr>
+              <w:lastRenderedPageBreak/>
+              <w:t>US006</w:t>
+            </w:r>
+            <w:r>
+              <w:t> </w:t>
+            </w:r>
+          </w:p>
+        </w:tc>
+        <w:tc>
+          <w:tcPr>
+            <w:tcW w:w="2115" w:type="dxa"/>
+            <w:tcBorders>
+              <w:top w:val="single" w:sz="6" w:space="0" w:color="auto"/>
+              <w:left w:val="single" w:sz="6" w:space="0" w:color="auto"/>
+              <w:bottom w:val="single" w:sz="6" w:space="0" w:color="auto"/>
+              <w:right w:val="single" w:sz="6" w:space="0" w:color="auto"/>
+            </w:tcBorders>
+            <w:shd w:val="clear" w:color="auto" w:fill="auto"/>
+            <w:hideMark/>
+          </w:tcPr>
+          <w:p>
+            <w:r>
+              <w:rPr>
+                <w:lang w:val="es-419"/>
+              </w:rPr>
+              <w:t>CU006</w:t>
+            </w:r>
+            <w:r>
+              <w:t> </w:t>
+            </w:r>
+          </w:p>
+        </w:tc>
+        <w:tc>
+          <w:tcPr>
+            <w:tcW w:w="4665" w:type="dxa"/>
+            <w:tcBorders>
+              <w:top w:val="single" w:sz="6" w:space="0" w:color="auto"/>
+              <w:left w:val="single" w:sz="6" w:space="0" w:color="auto"/>
+              <w:bottom w:val="single" w:sz="6" w:space="0" w:color="auto"/>
+              <w:right w:val="single" w:sz="6" w:space="0" w:color="auto"/>
+            </w:tcBorders>
+            <w:shd w:val="clear" w:color="auto" w:fill="auto"/>
+            <w:hideMark/>
+          </w:tcPr>
+          <w:p>
+            <w:r>
+              <w:rPr>
+                <w:lang w:val="es-419"/>
+              </w:rPr>
+              <w:t>COMO administrador NECESITO manejar los descuentos de los productos PARA PODER refrescar los precios de los productos.</w:t>
+            </w:r>
+            <w:r>
+              <w:t> </w:t>
+            </w:r>
+          </w:p>
+        </w:tc>
+        <w:tc>
+          <w:tcPr>
+            <w:tcW w:w="5205" w:type="dxa"/>
+            <w:tcBorders>
+              <w:top w:val="single" w:sz="6" w:space="0" w:color="auto"/>
+              <w:left w:val="single" w:sz="6" w:space="0" w:color="auto"/>
+              <w:bottom w:val="single" w:sz="6" w:space="0" w:color="auto"/>
+              <w:right w:val="single" w:sz="6" w:space="0" w:color="auto"/>
+            </w:tcBorders>
+            <w:shd w:val="clear" w:color="auto" w:fill="auto"/>
+            <w:hideMark/>
+          </w:tcPr>
+          <w:p>
+            <w:r>
+              <w:rPr>
+                <w:lang w:val="es-419"/>
+              </w:rPr>
+              <w:t>ESCENARIO 1: </w:t>
+            </w:r>
+            <w:r>
+              <w:t> </w:t>
+            </w:r>
+          </w:p>
+          <w:p>
+            <w:r>
+              <w:rPr>
+                <w:lang w:val="es-419"/>
+              </w:rPr>
+              <w:t>En la interfaz de los productos, se podrá visualizar la cantidad en porcentaje del descuento, y junto al precio original, se mostrará el precio del producto con el descuento ya aplicado.</w:t>
+            </w:r>
+            <w:r>
+              <w:t> </w:t>
+            </w:r>
+          </w:p>
+          <w:p>
+            <w:r>
+              <w:rPr>
+                <w:b/>
+                <w:bCs/>
+                <w:lang w:val="es-419"/>
+              </w:rPr>
+              <w:t>Necesitamos:</w:t>
+            </w:r>
+            <w:r>
+              <w:t> </w:t>
+            </w:r>
+          </w:p>
+          <w:p>
+            <w:r>
+              <w:rPr>
+                <w:lang w:val="es-419"/>
+              </w:rPr>
+              <w:t>Interfaz de administrador, interfaz de productos, opción para aplicar el descuento. </w:t>
+            </w:r>
+            <w:r>
+              <w:t> </w:t>
+            </w:r>
+          </w:p>
+        </w:tc>
+      </w:tr>
+      <w:tr>
+        <w:trPr>
+          <w:trHeight w:val="300"/>
+        </w:trPr>
+        <w:tc>
+          <w:tcPr>
+            <w:tcW w:w="1980" w:type="dxa"/>
+            <w:tcBorders>
+              <w:top w:val="single" w:sz="6" w:space="0" w:color="auto"/>
+              <w:left w:val="single" w:sz="6" w:space="0" w:color="auto"/>
+              <w:bottom w:val="single" w:sz="6" w:space="0" w:color="auto"/>
+              <w:right w:val="single" w:sz="6" w:space="0" w:color="auto"/>
+            </w:tcBorders>
+            <w:shd w:val="clear" w:color="auto" w:fill="auto"/>
+            <w:hideMark/>
+          </w:tcPr>
+          <w:p>
+            <w:r>
+              <w:rPr>
+                <w:lang w:val="es-419"/>
+              </w:rPr>
+              <w:t>US007</w:t>
+            </w:r>
+            <w:r>
+              <w:t> </w:t>
+            </w:r>
+          </w:p>
+        </w:tc>
+        <w:tc>
+          <w:tcPr>
+            <w:tcW w:w="2115" w:type="dxa"/>
+            <w:tcBorders>
+              <w:top w:val="single" w:sz="6" w:space="0" w:color="auto"/>
+              <w:left w:val="single" w:sz="6" w:space="0" w:color="auto"/>
+              <w:bottom w:val="single" w:sz="6" w:space="0" w:color="auto"/>
+              <w:right w:val="single" w:sz="6" w:space="0" w:color="auto"/>
+            </w:tcBorders>
+            <w:shd w:val="clear" w:color="auto" w:fill="auto"/>
+            <w:hideMark/>
+          </w:tcPr>
+          <w:p>
+            <w:r>
+              <w:rPr>
+                <w:lang w:val="es-419"/>
+              </w:rPr>
+              <w:t>CU007</w:t>
+            </w:r>
+            <w:r>
+              <w:t> </w:t>
+            </w:r>
+          </w:p>
+        </w:tc>
+        <w:tc>
+          <w:tcPr>
+            <w:tcW w:w="4665" w:type="dxa"/>
+            <w:tcBorders>
+              <w:top w:val="single" w:sz="6" w:space="0" w:color="auto"/>
+              <w:left w:val="single" w:sz="6" w:space="0" w:color="auto"/>
+              <w:bottom w:val="single" w:sz="6" w:space="0" w:color="auto"/>
+              <w:right w:val="single" w:sz="6" w:space="0" w:color="auto"/>
+            </w:tcBorders>
+            <w:shd w:val="clear" w:color="auto" w:fill="auto"/>
+            <w:hideMark/>
+          </w:tcPr>
+          <w:p>
+            <w:r>
+              <w:rPr>
+                <w:lang w:val="es-419"/>
+              </w:rPr>
+              <w:t>COMO administrador NECESITO gestionar el apartado de agendas PARA PODER programar fechas adecuadas a las citas previamente solicitadas. </w:t>
+            </w:r>
+            <w:r>
+              <w:t> </w:t>
+            </w:r>
+          </w:p>
+        </w:tc>
+        <w:tc>
+          <w:tcPr>
+            <w:tcW w:w="5205" w:type="dxa"/>
+            <w:tcBorders>
+              <w:top w:val="single" w:sz="6" w:space="0" w:color="auto"/>
+              <w:left w:val="single" w:sz="6" w:space="0" w:color="auto"/>
+              <w:bottom w:val="single" w:sz="6" w:space="0" w:color="auto"/>
+              <w:right w:val="single" w:sz="6" w:space="0" w:color="auto"/>
+            </w:tcBorders>
+            <w:shd w:val="clear" w:color="auto" w:fill="auto"/>
+            <w:hideMark/>
+          </w:tcPr>
+          <w:p>
+            <w:r>
+              <w:rPr>
+                <w:lang w:val="es-419"/>
+              </w:rPr>
+              <w:t>ESCENARIO 1: Muestra un formulario en el que se visualiza el tipo de agendamiento que hizo el usuario</w:t>
+            </w:r>
+            <w:r>
+              <w:t> </w:t>
+            </w:r>
+          </w:p>
+          <w:p>
+            <w:r>
+              <w:rPr>
+                <w:b/>
+                <w:bCs/>
+                <w:lang w:val="es-419"/>
+              </w:rPr>
+              <w:t>Necesitamos:</w:t>
+            </w:r>
+            <w:r>
+              <w:t> </w:t>
+            </w:r>
+          </w:p>
+          <w:p>
+            <w:r>
+              <w:rPr>
+                <w:lang w:val="es-419"/>
+              </w:rPr>
+              <w:t>Formulario con los datos que escogió el usuario</w:t>
+            </w:r>
+            <w:r>
+              <w:t> </w:t>
+            </w:r>
+          </w:p>
+          <w:p>
+            <w:r>
+              <w:t> </w:t>
+            </w:r>
+          </w:p>
+          <w:p>
+            <w:r>
+              <w:rPr>
+                <w:lang w:val="es-419"/>
+              </w:rPr>
+              <w:lastRenderedPageBreak/>
+              <w:t>ESCENARIO 2: Se muestra un calendario en el cual queda registrado la fecha, la hora, los datos tanto de mascota como dueño y el doctor que atiende.</w:t>
+            </w:r>
+            <w:r>
+              <w:t> </w:t>
+            </w:r>
+          </w:p>
+          <w:p>
+            <w:r>
+              <w:rPr>
+                <w:b/>
+                <w:bCs/>
+                <w:lang w:val="es-419"/>
+              </w:rPr>
+              <w:t>Necesitamos:</w:t>
+            </w:r>
+            <w:r>
+              <w:t> </w:t>
+            </w:r>
+          </w:p>
+          <w:p>
+            <w:r>
+              <w:rPr>
+                <w:lang w:val="es-419"/>
+              </w:rPr>
+              <w:t>Calendario, datos del usuario y mascota y datos del doctor</w:t>
+            </w:r>
+            <w:r>
+              <w:t> </w:t>
+            </w:r>
+          </w:p>
+          <w:p>
+            <w:r>
+              <w:t> </w:t>
+            </w:r>
+          </w:p>
+        </w:tc>
+      </w:tr>
+      <w:tr>
+        <w:trPr>
+          <w:trHeight w:val="300"/>
+        </w:trPr>
+        <w:tc>
+          <w:tcPr>
+            <w:tcW w:w="1980" w:type="dxa"/>
+            <w:tcBorders>
+              <w:top w:val="single" w:sz="6" w:space="0" w:color="auto"/>
+              <w:left w:val="single" w:sz="6" w:space="0" w:color="auto"/>
+              <w:bottom w:val="single" w:sz="6" w:space="0" w:color="auto"/>
+              <w:right w:val="single" w:sz="6" w:space="0" w:color="auto"/>
+            </w:tcBorders>
+            <w:shd w:val="clear" w:color="auto" w:fill="auto"/>
+            <w:hideMark/>
+          </w:tcPr>
+          <w:p>
+            <w:r>
+              <w:rPr>
+                <w:lang w:val="es-419"/>
+              </w:rPr>
+              <w:lastRenderedPageBreak/>
+              <w:t>US008</w:t>
+            </w:r>
+            <w:r>
+              <w:t> </w:t>
+            </w:r>
+          </w:p>
+        </w:tc>
+        <w:tc>
+          <w:tcPr>
+            <w:tcW w:w="2115" w:type="dxa"/>
+            <w:tcBorders>
+              <w:top w:val="single" w:sz="6" w:space="0" w:color="auto"/>
+              <w:left w:val="single" w:sz="6" w:space="0" w:color="auto"/>
+              <w:bottom w:val="single" w:sz="6" w:space="0" w:color="auto"/>
+              <w:right w:val="single" w:sz="6" w:space="0" w:color="auto"/>
+            </w:tcBorders>
+            <w:shd w:val="clear" w:color="auto" w:fill="auto"/>
+            <w:hideMark/>
+          </w:tcPr>
+          <w:p>
+            <w:r>
+              <w:rPr>
+                <w:lang w:val="es-419"/>
+              </w:rPr>
+              <w:t>CU008</w:t>
+            </w:r>
+            <w:r>
+              <w:t> </w:t>
+            </w:r>
+          </w:p>
+        </w:tc>
+        <w:tc>
+          <w:tcPr>
+            <w:tcW w:w="4665" w:type="dxa"/>
+            <w:tcBorders>
+              <w:top w:val="single" w:sz="6" w:space="0" w:color="auto"/>
+              <w:left w:val="single" w:sz="6" w:space="0" w:color="auto"/>
+              <w:bottom w:val="single" w:sz="6" w:space="0" w:color="auto"/>
+              <w:right w:val="single" w:sz="6" w:space="0" w:color="auto"/>
+            </w:tcBorders>
+            <w:shd w:val="clear" w:color="auto" w:fill="auto"/>
+            <w:hideMark/>
+          </w:tcPr>
+          <w:p>
+            <w:r>
+              <w:rPr>
+                <w:lang w:val="es-419"/>
+              </w:rPr>
+              <w:t>COMO administrador NECESITO gestionar el ingreso y salida de los productos PARA PODER tener un orden en los inventarios.</w:t>
+            </w:r>
+            <w:r>
+              <w:t> </w:t>
+            </w:r>
+          </w:p>
+        </w:tc>
+        <w:tc>
+          <w:tcPr>
+            <w:tcW w:w="5205" w:type="dxa"/>
+            <w:tcBorders>
+              <w:top w:val="single" w:sz="6" w:space="0" w:color="auto"/>
+              <w:left w:val="single" w:sz="6" w:space="0" w:color="auto"/>
+              <w:bottom w:val="single" w:sz="6" w:space="0" w:color="auto"/>
+              <w:right w:val="single" w:sz="6" w:space="0" w:color="auto"/>
+            </w:tcBorders>
+            <w:shd w:val="clear" w:color="auto" w:fill="auto"/>
+            <w:hideMark/>
+          </w:tcPr>
+          <w:p>
+            <w:r>
+              <w:rPr>
+                <w:lang w:val="es-419"/>
+              </w:rPr>
+              <w:t>ESCENARIOS:</w:t>
+            </w:r>
+            <w:r>
+              <w:t> </w:t>
+            </w:r>
+          </w:p>
+          <w:p>
+            <w:r>
+              <w:rPr>
+                <w:lang w:val="es-419"/>
+              </w:rPr>
+              <w:t>El administrador podrá registrar nuevos productos por medio del inventario incluyendo la información y detalles necesarios de cada producto, además que el sistema debe registrar automáticamente el ingreso de un producto </w:t>
+            </w:r>
+            <w:r>
+              <w:t> </w:t>
+            </w:r>
+          </w:p>
+          <w:p>
+            <w:r>
+              <w:rPr>
+                <w:b/>
+                <w:bCs/>
+                <w:lang w:val="es-419"/>
+              </w:rPr>
+              <w:t>Necesitamos:</w:t>
+            </w:r>
+            <w:r>
+              <w:t> </w:t>
+            </w:r>
+          </w:p>
+          <w:p>
+            <w:r>
+              <w:rPr>
+                <w:lang w:val="es-419"/>
+              </w:rPr>
+              <w:t>Interfaz inventario, administrador inventario, nivel mínimo de stock, historial de movimientos.</w:t>
+            </w:r>
+            <w:r>
+              <w:t> </w:t>
+            </w:r>
+          </w:p>
+          <w:p>
+            <w:r>
+              <w:t> </w:t>
+            </w:r>
+          </w:p>
+          <w:p>
+            <w:r>
+              <w:rPr>
+                <w:lang w:val="es-419"/>
+              </w:rPr>
+              <w:t>ESCENARIO2:</w:t>
+            </w:r>
+            <w:r>
+              <w:t> </w:t>
+            </w:r>
+          </w:p>
+          <w:p>
+            <w:r>
+              <w:rPr>
+                <w:lang w:val="es-419"/>
+              </w:rPr>
+              <w:t>Se deben recrear funciones similares para retirar productos del inventario, también así registrando automáticamente el retiro de los productos del inventario.</w:t>
+            </w:r>
+            <w:r>
+              <w:t> </w:t>
+            </w:r>
+          </w:p>
+          <w:p>
+            <w:r>
+              <w:rPr>
+                <w:lang w:val="es-419"/>
+              </w:rPr>
+              <w:t>Necesitamos:</w:t>
+            </w:r>
+            <w:r>
+              <w:t> </w:t>
+            </w:r>
+          </w:p>
+          <w:p>
+            <w:r>
+              <w:rPr>
+                <w:lang w:val="es-419"/>
+              </w:rPr>
+              <w:t xml:space="preserve">Interfaz inventario, administrador inventario, nivel mínimo de stock, historial de </w:t>
+            </w:r>
+            <w:r>
+              <w:rPr>
+                <w:lang w:val="es-419"/>
+              </w:rPr>
+              <w:lastRenderedPageBreak/>
+              <w:t>movimientos.</w:t>
+            </w:r>
+            <w:r>
+              <w:t> </w:t>
+            </w:r>
+          </w:p>
+          <w:p>
+            <w:r>
+              <w:t> </w:t>
+            </w:r>
+          </w:p>
+        </w:tc>
+      </w:tr>
+      <w:tr>
+        <w:trPr>
+          <w:trHeight w:val="300"/>
+        </w:trPr>
+        <w:tc>
+          <w:tcPr>
+            <w:tcW w:w="1980" w:type="dxa"/>
+            <w:tcBorders>
+              <w:top w:val="single" w:sz="6" w:space="0" w:color="auto"/>
+              <w:left w:val="single" w:sz="6" w:space="0" w:color="auto"/>
+              <w:bottom w:val="single" w:sz="6" w:space="0" w:color="auto"/>
+              <w:right w:val="single" w:sz="6" w:space="0" w:color="auto"/>
+            </w:tcBorders>
+            <w:shd w:val="clear" w:color="auto" w:fill="auto"/>
+            <w:hideMark/>
+          </w:tcPr>
+          <w:p>
+            <w:r>
+              <w:rPr>
+                <w:lang w:val="es-419"/>
+              </w:rPr>
+              <w:lastRenderedPageBreak/>
+              <w:t>US009</w:t>
+            </w:r>
+            <w:r>
+              <w:t> </w:t>
+            </w:r>
+          </w:p>
+        </w:tc>
+        <w:tc>
+          <w:tcPr>
+            <w:tcW w:w="2115" w:type="dxa"/>
+            <w:tcBorders>
+              <w:top w:val="single" w:sz="6" w:space="0" w:color="auto"/>
+              <w:left w:val="single" w:sz="6" w:space="0" w:color="auto"/>
+              <w:bottom w:val="single" w:sz="6" w:space="0" w:color="auto"/>
+              <w:right w:val="single" w:sz="6" w:space="0" w:color="auto"/>
+            </w:tcBorders>
+            <w:shd w:val="clear" w:color="auto" w:fill="auto"/>
+            <w:hideMark/>
+          </w:tcPr>
+          <w:p>
+            <w:r>
+              <w:rPr>
+                <w:lang w:val="es-419"/>
+              </w:rPr>
+              <w:t>CU009</w:t>
+            </w:r>
+            <w:r>
+              <w:t> </w:t>
+            </w:r>
+          </w:p>
+        </w:tc>
+        <w:tc>
+          <w:tcPr>
+            <w:tcW w:w="4665" w:type="dxa"/>
+            <w:tcBorders>
+              <w:top w:val="single" w:sz="6" w:space="0" w:color="auto"/>
+              <w:left w:val="single" w:sz="6" w:space="0" w:color="auto"/>
+              <w:bottom w:val="single" w:sz="6" w:space="0" w:color="auto"/>
+              <w:right w:val="single" w:sz="6" w:space="0" w:color="auto"/>
+            </w:tcBorders>
+            <w:shd w:val="clear" w:color="auto" w:fill="auto"/>
+            <w:hideMark/>
+          </w:tcPr>
+          <w:p>
+            <w:r>
+              <w:rPr>
+                <w:lang w:val="es-419"/>
+              </w:rPr>
+              <w:t>COMO cliente NECESITO seleccionar el tipo de servicio médico para la mascota PARA PODER escoger el tratamiento que se lleve a cabo.</w:t>
+            </w:r>
+            <w:r>
+              <w:t> </w:t>
+            </w:r>
+          </w:p>
+        </w:tc>
+        <w:tc>
+          <w:tcPr>
+            <w:tcW w:w="5205" w:type="dxa"/>
+            <w:tcBorders>
+              <w:top w:val="single" w:sz="6" w:space="0" w:color="auto"/>
+              <w:left w:val="single" w:sz="6" w:space="0" w:color="auto"/>
+              <w:bottom w:val="single" w:sz="6" w:space="0" w:color="auto"/>
+              <w:right w:val="single" w:sz="6" w:space="0" w:color="auto"/>
+            </w:tcBorders>
+            <w:shd w:val="clear" w:color="auto" w:fill="auto"/>
+            <w:hideMark/>
+          </w:tcPr>
+          <w:p>
+            <w:r>
+              <w:rPr>
+                <w:lang w:val="es-419"/>
+              </w:rPr>
+              <w:t>ESCENARIOS1:</w:t>
+            </w:r>
+            <w:r>
+              <w:t> </w:t>
+            </w:r>
+          </w:p>
+          <w:p>
+            <w:r>
+              <w:rPr>
+                <w:lang w:val="es-419"/>
+              </w:rPr>
+              <w:t>El usuario contara con un apartado que permita escoger entre los diferentes tipos de citas que requiera el usuario, todo esto en el interfaz de citas.</w:t>
+            </w:r>
+            <w:r>
+              <w:t> </w:t>
+            </w:r>
+          </w:p>
+          <w:p>
+            <w:r>
+              <w:rPr>
+                <w:b/>
+                <w:bCs/>
+                <w:lang w:val="es-419"/>
+              </w:rPr>
+              <w:t>Necesitamos:</w:t>
+            </w:r>
+            <w:r>
+              <w:t> </w:t>
+            </w:r>
+          </w:p>
+          <w:p>
+            <w:r>
+              <w:rPr>
+                <w:lang w:val="es-419"/>
+              </w:rPr>
+              <w:t>Interfaz de citas, tipo de cita.</w:t>
+            </w:r>
+            <w:r>
+              <w:t> </w:t>
+            </w:r>
+          </w:p>
+          <w:p>
+            <w:r>
+              <w:t> </w:t>
+            </w:r>
+          </w:p>
+          <w:p>
+            <w:r>
+              <w:t> </w:t>
+            </w:r>
+          </w:p>
+          <w:p>
+            <w:r>
+              <w:t> </w:t>
+            </w:r>
+          </w:p>
+          <w:p>
+            <w:r>
+              <w:rPr>
+                <w:lang w:val="es-419"/>
+              </w:rPr>
+              <w:t>ESCENARIO2:</w:t>
+            </w:r>
+            <w:r>
+              <w:t> </w:t>
+            </w:r>
+          </w:p>
+          <w:p>
+            <w:r>
+              <w:rPr>
+                <w:lang w:val="es-419"/>
+              </w:rPr>
+              <w:t>El usuario escoge una opción de cita y posteriormente será llevado a un formulario en donde podrá ver la disponibilidad de las citas y escoger una fecha que se acople tanto al usuario como a los doctores.</w:t>
+            </w:r>
+            <w:r>
+              <w:t> </w:t>
+            </w:r>
+          </w:p>
+          <w:p>
+            <w:r>
+              <w:rPr>
+                <w:b/>
+                <w:bCs/>
+                <w:lang w:val="es-419"/>
+              </w:rPr>
+              <w:t>Necesitamos: </w:t>
+            </w:r>
+            <w:r>
+              <w:t> </w:t>
+            </w:r>
+          </w:p>
+          <w:p>
+            <w:r>
+              <w:rPr>
+                <w:lang w:val="es-419"/>
+              </w:rPr>
+              <w:t>Calendario, interfaz citas, horas y fechas disponibles.</w:t>
+            </w:r>
+            <w:r>
+              <w:t> </w:t>
+            </w:r>
+          </w:p>
+        </w:tc>
+      </w:tr>
+      <w:tr>
+        <w:trPr>
+          <w:trHeight w:val="300"/>
+        </w:trPr>
+        <w:tc>
+          <w:tcPr>
+            <w:tcW w:w="1980" w:type="dxa"/>
+            <w:tcBorders>
+              <w:top w:val="single" w:sz="6" w:space="0" w:color="auto"/>
+              <w:left w:val="single" w:sz="6" w:space="0" w:color="auto"/>
+              <w:bottom w:val="single" w:sz="6" w:space="0" w:color="auto"/>
+              <w:right w:val="single" w:sz="6" w:space="0" w:color="auto"/>
+            </w:tcBorders>
+            <w:shd w:val="clear" w:color="auto" w:fill="auto"/>
+            <w:hideMark/>
+          </w:tcPr>
+          <w:p>
+            <w:r>
+              <w:rPr>
+                <w:lang w:val="es-419"/>
+              </w:rPr>
+              <w:t>US010</w:t>
+            </w:r>
+            <w:r>
+              <w:t> </w:t>
+            </w:r>
+          </w:p>
+        </w:tc>
+        <w:tc>
+          <w:tcPr>
+            <w:tcW w:w="2115" w:type="dxa"/>
+            <w:tcBorders>
+              <w:top w:val="single" w:sz="6" w:space="0" w:color="auto"/>
+              <w:left w:val="single" w:sz="6" w:space="0" w:color="auto"/>
+              <w:bottom w:val="single" w:sz="6" w:space="0" w:color="auto"/>
+              <w:right w:val="single" w:sz="6" w:space="0" w:color="auto"/>
+            </w:tcBorders>
+            <w:shd w:val="clear" w:color="auto" w:fill="auto"/>
+            <w:hideMark/>
+          </w:tcPr>
+          <w:p>
+            <w:r>
+              <w:rPr>
+                <w:lang w:val="es-419"/>
+              </w:rPr>
+              <w:t>CU010</w:t>
+            </w:r>
+            <w:r>
+              <w:t> </w:t>
+            </w:r>
+          </w:p>
+        </w:tc>
+        <w:tc>
+          <w:tcPr>
+            <w:tcW w:w="4665" w:type="dxa"/>
+            <w:tcBorders>
+              <w:top w:val="single" w:sz="6" w:space="0" w:color="auto"/>
+              <w:left w:val="single" w:sz="6" w:space="0" w:color="auto"/>
+              <w:bottom w:val="single" w:sz="6" w:space="0" w:color="auto"/>
+              <w:right w:val="single" w:sz="6" w:space="0" w:color="auto"/>
+            </w:tcBorders>
+            <w:shd w:val="clear" w:color="auto" w:fill="auto"/>
+            <w:hideMark/>
+          </w:tcPr>
+          <w:p>
+            <w:r>
+              <w:rPr>
+                <w:lang w:val="es-419"/>
+              </w:rPr>
+              <w:t>COMO administrador NECESITO modificar las categorías de los productos PARA PODER organizar y clasificar los productos de manera más eficiente y sencilla.</w:t>
+            </w:r>
+            <w:r>
+              <w:t> </w:t>
+            </w:r>
+          </w:p>
+        </w:tc>
+        <w:tc>
+          <w:tcPr>
+            <w:tcW w:w="5205" w:type="dxa"/>
+            <w:tcBorders>
+              <w:top w:val="single" w:sz="6" w:space="0" w:color="auto"/>
+              <w:left w:val="single" w:sz="6" w:space="0" w:color="auto"/>
+              <w:bottom w:val="single" w:sz="6" w:space="0" w:color="auto"/>
+              <w:right w:val="single" w:sz="6" w:space="0" w:color="auto"/>
+            </w:tcBorders>
+            <w:shd w:val="clear" w:color="auto" w:fill="auto"/>
+            <w:hideMark/>
+          </w:tcPr>
+          <w:p>
+            <w:r>
+              <w:rPr>
+                <w:lang w:val="es-419"/>
+              </w:rPr>
+              <w:t>ESCENARIOS:</w:t>
+            </w:r>
+            <w:r>
+              <w:t> </w:t>
+            </w:r>
+          </w:p>
+          <w:p>
+            <w:r>
+              <w:rPr>
+                <w:lang w:val="es-419"/>
+              </w:rPr>
+              <w:t>El administrador podrá seleccionar las categorías que quiera modificar o detallar, contará con opciones para editar las categorías, así mismo se podrá agregar o eliminar clases o subclases.</w:t>
+            </w:r>
+            <w:r>
+              <w:t> </w:t>
+            </w:r>
+          </w:p>
+          <w:p>
+            <w:r>
+              <w:rPr>
+                <w:b/>
+                <w:bCs/>
+                <w:lang w:val="es-419"/>
+              </w:rPr>
+              <w:lastRenderedPageBreak/>
+              <w:t>Necesitamos:</w:t>
+            </w:r>
+            <w:r>
+              <w:t> </w:t>
+            </w:r>
+          </w:p>
+          <w:p>
+            <w:r>
+              <w:rPr>
+                <w:lang w:val="es-419"/>
+              </w:rPr>
+              <w:t>Interfaz de administrador, listado de productos existentes, subcategorías.</w:t>
+            </w:r>
+            <w:r>
+              <w:t> </w:t>
+            </w:r>
+          </w:p>
+        </w:tc>
+      </w:tr>
+      <w:tr>
+        <w:trPr>
+          <w:trHeight w:val="300"/>
+        </w:trPr>
+        <w:tc>
+          <w:tcPr>
+            <w:tcW w:w="1980" w:type="dxa"/>
+            <w:tcBorders>
+              <w:top w:val="single" w:sz="6" w:space="0" w:color="auto"/>
+              <w:left w:val="single" w:sz="6" w:space="0" w:color="auto"/>
+              <w:bottom w:val="single" w:sz="6" w:space="0" w:color="auto"/>
+              <w:right w:val="single" w:sz="6" w:space="0" w:color="auto"/>
+            </w:tcBorders>
+            <w:shd w:val="clear" w:color="auto" w:fill="auto"/>
+            <w:hideMark/>
+          </w:tcPr>
+          <w:p>
+            <w:r>
+              <w:rPr>
+                <w:lang w:val="es-419"/>
+              </w:rPr>
+              <w:lastRenderedPageBreak/>
+              <w:t>US011</w:t>
+            </w:r>
+            <w:r>
+              <w:t> </w:t>
+            </w:r>
+          </w:p>
+        </w:tc>
+        <w:tc>
+          <w:tcPr>
+            <w:tcW w:w="2115" w:type="dxa"/>
+            <w:tcBorders>
+              <w:top w:val="single" w:sz="6" w:space="0" w:color="auto"/>
+              <w:left w:val="single" w:sz="6" w:space="0" w:color="auto"/>
+              <w:bottom w:val="single" w:sz="6" w:space="0" w:color="auto"/>
+              <w:right w:val="single" w:sz="6" w:space="0" w:color="auto"/>
+            </w:tcBorders>
+            <w:shd w:val="clear" w:color="auto" w:fill="auto"/>
+            <w:hideMark/>
+          </w:tcPr>
+          <w:p>
+            <w:r>
+              <w:rPr>
+                <w:lang w:val="es-419"/>
+              </w:rPr>
+              <w:t>CU011</w:t>
+            </w:r>
+            <w:r>
+              <w:t> </w:t>
+            </w:r>
+          </w:p>
+        </w:tc>
+        <w:tc>
+          <w:tcPr>
+            <w:tcW w:w="4665" w:type="dxa"/>
+            <w:tcBorders>
+              <w:top w:val="single" w:sz="6" w:space="0" w:color="auto"/>
+              <w:left w:val="single" w:sz="6" w:space="0" w:color="auto"/>
+              <w:bottom w:val="single" w:sz="6" w:space="0" w:color="auto"/>
+              <w:right w:val="single" w:sz="6" w:space="0" w:color="auto"/>
+            </w:tcBorders>
+            <w:shd w:val="clear" w:color="auto" w:fill="auto"/>
+            <w:hideMark/>
+          </w:tcPr>
+          <w:p>
+            <w:r>
+              <w:rPr>
+                <w:lang w:val="es-419"/>
+              </w:rPr>
+              <w:t>COMO cliente NECESITO comprar los productos PARA PODER suplir con una necesidad.</w:t>
+            </w:r>
+            <w:r>
+              <w:t> </w:t>
+            </w:r>
+          </w:p>
+        </w:tc>
+        <w:tc>
+          <w:tcPr>
+            <w:tcW w:w="5205" w:type="dxa"/>
+            <w:tcBorders>
+              <w:top w:val="single" w:sz="6" w:space="0" w:color="auto"/>
+              <w:left w:val="single" w:sz="6" w:space="0" w:color="auto"/>
+              <w:bottom w:val="single" w:sz="6" w:space="0" w:color="auto"/>
+              <w:right w:val="single" w:sz="6" w:space="0" w:color="auto"/>
+            </w:tcBorders>
+            <w:shd w:val="clear" w:color="auto" w:fill="auto"/>
+            <w:hideMark/>
+          </w:tcPr>
+          <w:p>
+            <w:r>
+              <w:rPr>
+                <w:lang w:val="es-419"/>
+              </w:rPr>
+              <w:t>ESCENARIO1:</w:t>
+            </w:r>
+            <w:r>
+              <w:t> </w:t>
+            </w:r>
+          </w:p>
+          <w:p>
+            <w:r>
+              <w:rPr>
+                <w:lang w:val="es-419"/>
+              </w:rPr>
+              <w:t>Una interfaz intuitiva en la que se muestre los productos con imágenes, precios y respectivos detalles que se deseen mostrar.</w:t>
+            </w:r>
+            <w:r>
+              <w:t> </w:t>
+            </w:r>
+          </w:p>
+          <w:p>
+            <w:r>
+              <w:rPr>
+                <w:b/>
+                <w:bCs/>
+                <w:lang w:val="es-419"/>
+              </w:rPr>
+              <w:t>Necesitamos:</w:t>
+            </w:r>
+            <w:r>
+              <w:t> </w:t>
+            </w:r>
+          </w:p>
+          <w:p>
+            <w:r>
+              <w:rPr>
+                <w:lang w:val="es-419"/>
+              </w:rPr>
+              <w:t>Interfaz de productos, inventarios, Carrito de compras.</w:t>
+            </w:r>
+            <w:r>
+              <w:t> </w:t>
+            </w:r>
+          </w:p>
+          <w:p>
+            <w:r>
+              <w:t> </w:t>
+            </w:r>
+          </w:p>
+          <w:p>
+            <w:r>
+              <w:rPr>
+                <w:lang w:val="es-419"/>
+              </w:rPr>
+              <w:t>ESCENARIO2:</w:t>
+            </w:r>
+            <w:r>
+              <w:t> </w:t>
+            </w:r>
+          </w:p>
+          <w:p>
+            <w:r>
+              <w:rPr>
+                <w:lang w:val="es-419"/>
+              </w:rPr>
+              <w:t>El usuario podrá añadir los productos al carrito, así mismo modificar sus compras agregar o eliminar, y posteriormente confirmar sus compras.</w:t>
+            </w:r>
+            <w:r>
+              <w:t> </w:t>
+            </w:r>
+          </w:p>
+          <w:p>
+            <w:r>
+              <w:rPr>
+                <w:lang w:val="es-419"/>
+              </w:rPr>
+              <w:t>Necesitamos:</w:t>
+            </w:r>
+            <w:r>
+              <w:t> </w:t>
+            </w:r>
+          </w:p>
+          <w:p>
+            <w:r>
+              <w:rPr>
+                <w:lang w:val="es-419"/>
+              </w:rPr>
+              <w:t>Interfaz de productos, inventarios, Carrito de compras, recibo de compras, confirmación.</w:t>
+            </w:r>
+            <w:r>
+              <w:t> </w:t>
+            </w:r>
+          </w:p>
+          <w:p>
+            <w:r>
+              <w:t> </w:t>
+            </w:r>
+          </w:p>
+        </w:tc>
+      </w:tr>
+      <w:tr>
+        <w:trPr>
+          <w:trHeight w:val="300"/>
+        </w:trPr>
+        <w:tc>
+          <w:tcPr>
+            <w:tcW w:w="1980" w:type="dxa"/>
+            <w:tcBorders>
+              <w:top w:val="single" w:sz="6" w:space="0" w:color="auto"/>
+              <w:left w:val="single" w:sz="6" w:space="0" w:color="auto"/>
+              <w:bottom w:val="single" w:sz="6" w:space="0" w:color="auto"/>
+              <w:right w:val="single" w:sz="6" w:space="0" w:color="auto"/>
+            </w:tcBorders>
+            <w:shd w:val="clear" w:color="auto" w:fill="auto"/>
+            <w:hideMark/>
+          </w:tcPr>
+          <w:p>
+            <w:r>
+              <w:rPr>
+                <w:lang w:val="es-419"/>
+              </w:rPr>
+              <w:t>US012</w:t>
+            </w:r>
+            <w:r>
+              <w:t> </w:t>
+            </w:r>
+          </w:p>
+        </w:tc>
+        <w:tc>
+          <w:tcPr>
+            <w:tcW w:w="2115" w:type="dxa"/>
+            <w:tcBorders>
+              <w:top w:val="single" w:sz="6" w:space="0" w:color="auto"/>
+              <w:left w:val="single" w:sz="6" w:space="0" w:color="auto"/>
+              <w:bottom w:val="single" w:sz="6" w:space="0" w:color="auto"/>
+              <w:right w:val="single" w:sz="6" w:space="0" w:color="auto"/>
+            </w:tcBorders>
+            <w:shd w:val="clear" w:color="auto" w:fill="auto"/>
+            <w:hideMark/>
+          </w:tcPr>
+          <w:p>
+            <w:r>
+              <w:rPr>
+                <w:lang w:val="es-419"/>
+              </w:rPr>
+              <w:t>CU012</w:t>
+            </w:r>
+            <w:r>
+              <w:t> </w:t>
+            </w:r>
+          </w:p>
+        </w:tc>
+        <w:tc>
+          <w:tcPr>
+            <w:tcW w:w="4665" w:type="dxa"/>
+            <w:tcBorders>
+              <w:top w:val="single" w:sz="6" w:space="0" w:color="auto"/>
+              <w:left w:val="single" w:sz="6" w:space="0" w:color="auto"/>
+              <w:bottom w:val="single" w:sz="6" w:space="0" w:color="auto"/>
+              <w:right w:val="single" w:sz="6" w:space="0" w:color="auto"/>
+            </w:tcBorders>
+            <w:shd w:val="clear" w:color="auto" w:fill="auto"/>
+            <w:hideMark/>
+          </w:tcPr>
+          <w:p>
+            <w:r>
+              <w:rPr>
+                <w:lang w:val="es-419"/>
+              </w:rPr>
+              <w:t>COMO cliente NECESITO un mensaje de recordatorio PARA PODER recordar la fecha de una cita agendada.</w:t>
+            </w:r>
+            <w:r>
+              <w:t> </w:t>
+            </w:r>
+          </w:p>
+        </w:tc>
+        <w:tc>
+          <w:tcPr>
+            <w:tcW w:w="5205" w:type="dxa"/>
+            <w:tcBorders>
+              <w:top w:val="single" w:sz="6" w:space="0" w:color="auto"/>
+              <w:left w:val="single" w:sz="6" w:space="0" w:color="auto"/>
+              <w:bottom w:val="single" w:sz="6" w:space="0" w:color="auto"/>
+              <w:right w:val="single" w:sz="6" w:space="0" w:color="auto"/>
+            </w:tcBorders>
+            <w:shd w:val="clear" w:color="auto" w:fill="auto"/>
+            <w:hideMark/>
+          </w:tcPr>
+          <w:p>
+            <w:r>
+              <w:rPr>
+                <w:lang w:val="es-419"/>
+              </w:rPr>
+              <w:t>ESCENARIO1:</w:t>
+            </w:r>
+            <w:r>
+              <w:t> </w:t>
+            </w:r>
+          </w:p>
+          <w:p>
+            <w:r>
+              <w:rPr>
+                <w:lang w:val="es-419"/>
+              </w:rPr>
+              <w:t>El sistema enviara un mensaje automático al usuario días previos a las citas, para recordar que hay una cita pendiente a la que tiene que asistir, y será enviado por el medio de contacto que prefiera el usuario.</w:t>
+            </w:r>
+            <w:r>
+              <w:t> </w:t>
+            </w:r>
+          </w:p>
+          <w:p>
+            <w:r>
+              <w:rPr>
+                <w:b/>
+                <w:bCs/>
+                <w:lang w:val="es-419"/>
+              </w:rPr>
+              <w:lastRenderedPageBreak/>
+              <w:t>Necesitamos:</w:t>
+            </w:r>
+            <w:r>
+              <w:t> </w:t>
+            </w:r>
+          </w:p>
+          <w:p>
+            <w:r>
+              <w:rPr>
+                <w:lang w:val="es-419"/>
+              </w:rPr>
+              <w:t>Mensaje de recordatorio, medio de contacto, confirmación de cita.</w:t>
+            </w:r>
+            <w:r>
+              <w:t> </w:t>
+            </w:r>
+          </w:p>
+        </w:tc>
+      </w:tr>
+      <w:tr>
+        <w:trPr>
+          <w:trHeight w:val="300"/>
+        </w:trPr>
+        <w:tc>
+          <w:tcPr>
+            <w:tcW w:w="1980" w:type="dxa"/>
+            <w:tcBorders>
+              <w:top w:val="single" w:sz="6" w:space="0" w:color="auto"/>
+              <w:left w:val="single" w:sz="6" w:space="0" w:color="auto"/>
+              <w:bottom w:val="single" w:sz="6" w:space="0" w:color="auto"/>
+              <w:right w:val="single" w:sz="6" w:space="0" w:color="auto"/>
+            </w:tcBorders>
+            <w:shd w:val="clear" w:color="auto" w:fill="auto"/>
+            <w:hideMark/>
+          </w:tcPr>
+          <w:p>
+            <w:r>
+              <w:rPr>
+                <w:lang w:val="es-419"/>
+              </w:rPr>
+              <w:lastRenderedPageBreak/>
+              <w:t>US013</w:t>
+            </w:r>
+            <w:r>
+              <w:t> </w:t>
+            </w:r>
+          </w:p>
+        </w:tc>
+        <w:tc>
+          <w:tcPr>
+            <w:tcW w:w="2115" w:type="dxa"/>
+            <w:tcBorders>
+              <w:top w:val="single" w:sz="6" w:space="0" w:color="auto"/>
+              <w:left w:val="single" w:sz="6" w:space="0" w:color="auto"/>
+              <w:bottom w:val="single" w:sz="6" w:space="0" w:color="auto"/>
+              <w:right w:val="single" w:sz="6" w:space="0" w:color="auto"/>
+            </w:tcBorders>
+            <w:shd w:val="clear" w:color="auto" w:fill="auto"/>
+            <w:hideMark/>
+          </w:tcPr>
+          <w:p>
+            <w:r>
+              <w:rPr>
+                <w:lang w:val="es-419"/>
+              </w:rPr>
+              <w:t>CU013</w:t>
+            </w:r>
+            <w:r>
+              <w:t> </w:t>
+            </w:r>
+          </w:p>
+        </w:tc>
+        <w:tc>
+          <w:tcPr>
+            <w:tcW w:w="4665" w:type="dxa"/>
+            <w:tcBorders>
+              <w:top w:val="single" w:sz="6" w:space="0" w:color="auto"/>
+              <w:left w:val="single" w:sz="6" w:space="0" w:color="auto"/>
+              <w:bottom w:val="single" w:sz="6" w:space="0" w:color="auto"/>
+              <w:right w:val="single" w:sz="6" w:space="0" w:color="auto"/>
+            </w:tcBorders>
+            <w:shd w:val="clear" w:color="auto" w:fill="auto"/>
+            <w:hideMark/>
+          </w:tcPr>
+          <w:p>
+            <w:r>
+              <w:rPr>
+                <w:lang w:val="es-419"/>
+              </w:rPr>
+              <w:t>COMO cliente NECESITO un mensaje de lo comprado PARA PODER revisar la compra ya hecha.</w:t>
+            </w:r>
+            <w:r>
+              <w:t> </w:t>
+            </w:r>
+          </w:p>
+        </w:tc>
+        <w:tc>
+          <w:tcPr>
+            <w:tcW w:w="5205" w:type="dxa"/>
+            <w:tcBorders>
+              <w:top w:val="single" w:sz="6" w:space="0" w:color="auto"/>
+              <w:left w:val="single" w:sz="6" w:space="0" w:color="auto"/>
+              <w:bottom w:val="single" w:sz="6" w:space="0" w:color="auto"/>
+              <w:right w:val="single" w:sz="6" w:space="0" w:color="auto"/>
+            </w:tcBorders>
+            <w:shd w:val="clear" w:color="auto" w:fill="auto"/>
+            <w:hideMark/>
+          </w:tcPr>
+          <w:p>
+            <w:r>
+              <w:rPr>
+                <w:lang w:val="es-419"/>
+              </w:rPr>
+              <w:t>ESCENARIO1:</w:t>
+            </w:r>
+            <w:r>
+              <w:t> </w:t>
+            </w:r>
+          </w:p>
+          <w:p>
+            <w:r>
+              <w:rPr>
+                <w:lang w:val="es-419"/>
+              </w:rPr>
+              <w:t>El sistema enviará un mensaje automático al usuario tras haber confirmado su compra, en donde se mostrará los productos comprados, credenciales de la compra y detalles necesarios</w:t>
+            </w:r>
+            <w:r>
+              <w:t> </w:t>
+            </w:r>
+          </w:p>
+          <w:p>
+            <w:r>
+              <w:rPr>
+                <w:b/>
+                <w:bCs/>
+                <w:lang w:val="es-419"/>
+              </w:rPr>
+              <w:t>Necesitamos:</w:t>
+            </w:r>
+            <w:r>
+              <w:t> </w:t>
+            </w:r>
+          </w:p>
+          <w:p>
+            <w:r>
+              <w:rPr>
+                <w:lang w:val="es-419"/>
+              </w:rPr>
+              <w:t>Mensaje de compra, numero pedido, servicio al cliente, medio de comunicación.</w:t>
+            </w:r>
+            <w:r>
+              <w:t> </w:t>
+            </w:r>
+          </w:p>
+        </w:tc>
+      </w:tr>
+      <w:tr>
+        <w:trPr>
+          <w:trHeight w:val="300"/>
+        </w:trPr>
+        <w:tc>
+          <w:tcPr>
+            <w:tcW w:w="1980" w:type="dxa"/>
+            <w:tcBorders>
+              <w:top w:val="single" w:sz="6" w:space="0" w:color="auto"/>
+              <w:left w:val="single" w:sz="6" w:space="0" w:color="auto"/>
+              <w:bottom w:val="single" w:sz="6" w:space="0" w:color="auto"/>
+              <w:right w:val="single" w:sz="6" w:space="0" w:color="auto"/>
+            </w:tcBorders>
+            <w:shd w:val="clear" w:color="auto" w:fill="auto"/>
+            <w:hideMark/>
+          </w:tcPr>
+          <w:p>
+            <w:r>
+              <w:rPr>
+                <w:lang w:val="es-419"/>
+              </w:rPr>
+              <w:t>US014</w:t>
+            </w:r>
+            <w:r>
+              <w:t> </w:t>
+            </w:r>
+          </w:p>
+        </w:tc>
+        <w:tc>
+          <w:tcPr>
+            <w:tcW w:w="2115" w:type="dxa"/>
+            <w:tcBorders>
+              <w:top w:val="single" w:sz="6" w:space="0" w:color="auto"/>
+              <w:left w:val="single" w:sz="6" w:space="0" w:color="auto"/>
+              <w:bottom w:val="single" w:sz="6" w:space="0" w:color="auto"/>
+              <w:right w:val="single" w:sz="6" w:space="0" w:color="auto"/>
+            </w:tcBorders>
+            <w:shd w:val="clear" w:color="auto" w:fill="auto"/>
+            <w:hideMark/>
+          </w:tcPr>
+          <w:p>
+            <w:r>
+              <w:rPr>
+                <w:lang w:val="es-419"/>
+              </w:rPr>
+              <w:t>CU014</w:t>
+            </w:r>
+            <w:r>
+              <w:t> </w:t>
+            </w:r>
+          </w:p>
+        </w:tc>
+        <w:tc>
+          <w:tcPr>
+            <w:tcW w:w="4665" w:type="dxa"/>
+            <w:tcBorders>
+              <w:top w:val="single" w:sz="6" w:space="0" w:color="auto"/>
+              <w:left w:val="single" w:sz="6" w:space="0" w:color="auto"/>
+              <w:bottom w:val="single" w:sz="6" w:space="0" w:color="auto"/>
+              <w:right w:val="single" w:sz="6" w:space="0" w:color="auto"/>
+            </w:tcBorders>
+            <w:shd w:val="clear" w:color="auto" w:fill="auto"/>
+            <w:hideMark/>
+          </w:tcPr>
+          <w:p>
+            <w:r>
+              <w:rPr>
+                <w:lang w:val="es-419"/>
+              </w:rPr>
+              <w:t>COMO cliente NECESITO recuperar la contraseña PARA PODER re acceder a mi usuario.</w:t>
+            </w:r>
+            <w:r>
+              <w:t> </w:t>
+            </w:r>
+          </w:p>
+        </w:tc>
+        <w:tc>
+          <w:tcPr>
+            <w:tcW w:w="5205" w:type="dxa"/>
+            <w:tcBorders>
+              <w:top w:val="single" w:sz="6" w:space="0" w:color="auto"/>
+              <w:left w:val="single" w:sz="6" w:space="0" w:color="auto"/>
+              <w:bottom w:val="single" w:sz="6" w:space="0" w:color="auto"/>
+              <w:right w:val="single" w:sz="6" w:space="0" w:color="auto"/>
+            </w:tcBorders>
+            <w:shd w:val="clear" w:color="auto" w:fill="auto"/>
+            <w:hideMark/>
+          </w:tcPr>
+          <w:p>
+            <w:r>
+              <w:rPr>
+                <w:lang w:val="es-419"/>
+              </w:rPr>
+              <w:t>ESCENARIO1:</w:t>
+            </w:r>
+            <w:r>
+              <w:t> </w:t>
+            </w:r>
+          </w:p>
+          <w:p>
+            <w:r>
+              <w:rPr>
+                <w:lang w:val="es-419"/>
+              </w:rPr>
+              <w:t>En la interfaz de inicio de sesión, habrá una opción que permitirá recuperar la contraseña “¿Olvido su contraseña?”.</w:t>
+            </w:r>
+            <w:r>
+              <w:t> </w:t>
+            </w:r>
+          </w:p>
+          <w:p>
+            <w:r>
+              <w:rPr>
+                <w:b/>
+                <w:bCs/>
+                <w:lang w:val="es-419"/>
+              </w:rPr>
+              <w:t>Necesitamos:</w:t>
+            </w:r>
+            <w:r>
+              <w:t> </w:t>
+            </w:r>
+          </w:p>
+          <w:p>
+            <w:r>
+              <w:rPr>
+                <w:lang w:val="es-419"/>
+              </w:rPr>
+              <w:t>Restablecimiento contraseña, enlace de restablecer contraseña.</w:t>
+            </w:r>
+            <w:r>
+              <w:t> </w:t>
+            </w:r>
+          </w:p>
+          <w:p>
+            <w:r>
+              <w:t> </w:t>
+            </w:r>
+          </w:p>
+          <w:p>
+            <w:r>
+              <w:rPr>
+                <w:lang w:val="es-419"/>
+              </w:rPr>
+              <w:t>ESCENARIO2:</w:t>
+            </w:r>
+            <w:r>
+              <w:t> </w:t>
+            </w:r>
+          </w:p>
+          <w:p>
+            <w:r>
+              <w:rPr>
+                <w:lang w:val="es-419"/>
+              </w:rPr>
+              <w:t xml:space="preserve">Al darle clic a la opción, nos llevara a un formulario en donde pedirá datos necesarios y que son propios de un solo usuario, para que seguidamente el usuario digite un código de confirmación y digite una contraseña nueva y pueda volver </w:t>
+            </w:r>
+            <w:r>
+              <w:rPr>
+                <w:lang w:val="es-419"/>
+              </w:rPr>
+              <w:lastRenderedPageBreak/>
+              <w:t>a ingresar.</w:t>
+            </w:r>
+            <w:r>
+              <w:t> </w:t>
+            </w:r>
+          </w:p>
+          <w:p>
+            <w:r>
+              <w:rPr>
+                <w:b/>
+                <w:bCs/>
+                <w:lang w:val="es-419"/>
+              </w:rPr>
+              <w:t>Necesitamos:</w:t>
+            </w:r>
+            <w:r>
+              <w:t> </w:t>
+            </w:r>
+          </w:p>
+          <w:p>
+            <w:r>
+              <w:rPr>
+                <w:lang w:val="es-419"/>
+              </w:rPr>
+              <w:t>Medio de comunicación, requisitos de seguridad de contraseña.</w:t>
+            </w:r>
+            <w:r>
+              <w:t> </w:t>
+            </w:r>
+          </w:p>
+        </w:tc>
+      </w:tr>
+      <w:tr>
+        <w:trPr>
+          <w:trHeight w:val="300"/>
+        </w:trPr>
+        <w:tc>
+          <w:tcPr>
+            <w:tcW w:w="1980" w:type="dxa"/>
+            <w:tcBorders>
+              <w:top w:val="single" w:sz="6" w:space="0" w:color="auto"/>
+              <w:left w:val="single" w:sz="6" w:space="0" w:color="auto"/>
+              <w:bottom w:val="single" w:sz="6" w:space="0" w:color="auto"/>
+              <w:right w:val="single" w:sz="6" w:space="0" w:color="auto"/>
+            </w:tcBorders>
+            <w:shd w:val="clear" w:color="auto" w:fill="auto"/>
+            <w:hideMark/>
+          </w:tcPr>
+          <w:p>
+            <w:r>
+              <w:rPr>
+                <w:lang w:val="es-419"/>
+              </w:rPr>
+              <w:lastRenderedPageBreak/>
+              <w:t>US015</w:t>
+            </w:r>
+            <w:r>
+              <w:t> </w:t>
+            </w:r>
+          </w:p>
+        </w:tc>
+        <w:tc>
+          <w:tcPr>
+            <w:tcW w:w="2115" w:type="dxa"/>
+            <w:tcBorders>
+              <w:top w:val="single" w:sz="6" w:space="0" w:color="auto"/>
+              <w:left w:val="single" w:sz="6" w:space="0" w:color="auto"/>
+              <w:bottom w:val="single" w:sz="6" w:space="0" w:color="auto"/>
+              <w:right w:val="single" w:sz="6" w:space="0" w:color="auto"/>
+            </w:tcBorders>
+            <w:shd w:val="clear" w:color="auto" w:fill="auto"/>
+            <w:hideMark/>
+          </w:tcPr>
+          <w:p>
+            <w:r>
+              <w:rPr>
+                <w:lang w:val="es-419"/>
+              </w:rPr>
+              <w:t>CU015</w:t>
+            </w:r>
+            <w:r>
+              <w:t> </w:t>
+            </w:r>
+          </w:p>
+        </w:tc>
+        <w:tc>
+          <w:tcPr>
+            <w:tcW w:w="4665" w:type="dxa"/>
+            <w:tcBorders>
+              <w:top w:val="single" w:sz="6" w:space="0" w:color="auto"/>
+              <w:left w:val="single" w:sz="6" w:space="0" w:color="auto"/>
+              <w:bottom w:val="single" w:sz="6" w:space="0" w:color="auto"/>
+              <w:right w:val="single" w:sz="6" w:space="0" w:color="auto"/>
+            </w:tcBorders>
+            <w:shd w:val="clear" w:color="auto" w:fill="auto"/>
+            <w:hideMark/>
+          </w:tcPr>
+          <w:p>
+            <w:r>
+              <w:rPr>
+                <w:lang w:val="es-419"/>
+              </w:rPr>
+              <w:t>COMO cliente NECESITO cancelar citas o compras PARA PODER reagendar una cita en el caso de no poder asistir.</w:t>
+            </w:r>
+            <w:r>
+              <w:t> </w:t>
+            </w:r>
+          </w:p>
+        </w:tc>
+        <w:tc>
+          <w:tcPr>
+            <w:tcW w:w="5205" w:type="dxa"/>
+            <w:tcBorders>
+              <w:top w:val="single" w:sz="6" w:space="0" w:color="auto"/>
+              <w:left w:val="single" w:sz="6" w:space="0" w:color="auto"/>
+              <w:bottom w:val="single" w:sz="6" w:space="0" w:color="auto"/>
+              <w:right w:val="single" w:sz="6" w:space="0" w:color="auto"/>
+            </w:tcBorders>
+            <w:shd w:val="clear" w:color="auto" w:fill="auto"/>
+            <w:hideMark/>
+          </w:tcPr>
+          <w:p>
+            <w:r>
+              <w:rPr>
+                <w:lang w:val="es-419"/>
+              </w:rPr>
+              <w:t>ESCENARIOS:</w:t>
+            </w:r>
+            <w:r>
+              <w:t> </w:t>
+            </w:r>
+          </w:p>
+          <w:p>
+            <w:r>
+              <w:rPr>
+                <w:lang w:val="es-419"/>
+              </w:rPr>
+              <w:t>El sistema contará con una interfaz para cancelar una cita o compra, seguidamente el usuario será llevado a un formulario en donde confirma su cancelación, para por último enviarle un mensaje de confirmación.</w:t>
+            </w:r>
+            <w:r>
+              <w:t> </w:t>
+            </w:r>
+          </w:p>
+          <w:p>
+            <w:r>
+              <w:rPr>
+                <w:b/>
+                <w:bCs/>
+                <w:lang w:val="es-419"/>
+              </w:rPr>
+              <w:t>Necesitamos:</w:t>
+            </w:r>
+            <w:r>
+              <w:t> </w:t>
+            </w:r>
+          </w:p>
+          <w:p>
+            <w:r>
+              <w:rPr>
+                <w:lang w:val="es-419"/>
+              </w:rPr>
+              <w:t>Opción de cancelar, medio de confirmación, mensaje de porque cancela.</w:t>
+            </w:r>
+            <w:r>
+              <w:t> </w:t>
+            </w:r>
+          </w:p>
+        </w:tc>
+      </w:tr>
+      <w:tr>
+        <w:trPr>
+          <w:trHeight w:val="300"/>
+        </w:trPr>
+        <w:tc>
+          <w:tcPr>
+            <w:tcW w:w="1980" w:type="dxa"/>
+            <w:tcBorders>
+              <w:top w:val="single" w:sz="6" w:space="0" w:color="auto"/>
+              <w:left w:val="single" w:sz="6" w:space="0" w:color="auto"/>
+              <w:bottom w:val="single" w:sz="6" w:space="0" w:color="auto"/>
+              <w:right w:val="single" w:sz="6" w:space="0" w:color="auto"/>
+            </w:tcBorders>
+            <w:shd w:val="clear" w:color="auto" w:fill="auto"/>
+            <w:hideMark/>
+          </w:tcPr>
+          <w:p>
+            <w:r>
+              <w:rPr>
+                <w:lang w:val="es-419"/>
+              </w:rPr>
+              <w:t>US016</w:t>
+            </w:r>
+            <w:r>
+              <w:t> </w:t>
+            </w:r>
+          </w:p>
+        </w:tc>
+        <w:tc>
+          <w:tcPr>
+            <w:tcW w:w="2115" w:type="dxa"/>
+            <w:tcBorders>
+              <w:top w:val="single" w:sz="6" w:space="0" w:color="auto"/>
+              <w:left w:val="single" w:sz="6" w:space="0" w:color="auto"/>
+              <w:bottom w:val="single" w:sz="6" w:space="0" w:color="auto"/>
+              <w:right w:val="single" w:sz="6" w:space="0" w:color="auto"/>
+            </w:tcBorders>
+            <w:shd w:val="clear" w:color="auto" w:fill="auto"/>
+            <w:hideMark/>
+          </w:tcPr>
+          <w:p>
+            <w:r>
+              <w:rPr>
+                <w:lang w:val="es-419"/>
+              </w:rPr>
+              <w:t>CU016</w:t>
+            </w:r>
+            <w:r>
+              <w:t> </w:t>
+            </w:r>
+          </w:p>
+        </w:tc>
+        <w:tc>
+          <w:tcPr>
+            <w:tcW w:w="4665" w:type="dxa"/>
+            <w:tcBorders>
+              <w:top w:val="single" w:sz="6" w:space="0" w:color="auto"/>
+              <w:left w:val="single" w:sz="6" w:space="0" w:color="auto"/>
+              <w:bottom w:val="single" w:sz="6" w:space="0" w:color="auto"/>
+              <w:right w:val="single" w:sz="6" w:space="0" w:color="auto"/>
+            </w:tcBorders>
+            <w:shd w:val="clear" w:color="auto" w:fill="auto"/>
+            <w:hideMark/>
+          </w:tcPr>
+          <w:p>
+            <w:r>
+              <w:rPr>
+                <w:lang w:val="es-419"/>
+              </w:rPr>
+              <w:t>COMO cliente NECESITO un carrito de compras PARA agregar varios productos en una sola compra.</w:t>
+            </w:r>
+            <w:r>
+              <w:t> </w:t>
+            </w:r>
+          </w:p>
+        </w:tc>
+        <w:tc>
+          <w:tcPr>
+            <w:tcW w:w="5205" w:type="dxa"/>
+            <w:tcBorders>
+              <w:top w:val="single" w:sz="6" w:space="0" w:color="auto"/>
+              <w:left w:val="single" w:sz="6" w:space="0" w:color="auto"/>
+              <w:bottom w:val="single" w:sz="6" w:space="0" w:color="auto"/>
+              <w:right w:val="single" w:sz="6" w:space="0" w:color="auto"/>
+            </w:tcBorders>
+            <w:shd w:val="clear" w:color="auto" w:fill="auto"/>
+            <w:hideMark/>
+          </w:tcPr>
+          <w:p>
+            <w:r>
+              <w:rPr>
+                <w:lang w:val="es-419"/>
+              </w:rPr>
+              <w:t>ESCENARIOS:</w:t>
+            </w:r>
+            <w:r>
+              <w:t> </w:t>
+            </w:r>
+          </w:p>
+          <w:p>
+            <w:r>
+              <w:rPr>
+                <w:lang w:val="es-419"/>
+              </w:rPr>
+              <w:t>Se puede agregar varios productos en una sola compra.</w:t>
+            </w:r>
+            <w:r>
+              <w:t> </w:t>
+            </w:r>
+          </w:p>
+          <w:p>
+            <w:r>
+              <w:rPr>
+                <w:b/>
+                <w:bCs/>
+                <w:lang w:val="es-419"/>
+              </w:rPr>
+              <w:t>Necesitamos:</w:t>
+            </w:r>
+            <w:r>
+              <w:t> </w:t>
+            </w:r>
+          </w:p>
+          <w:p>
+            <w:r>
+              <w:rPr>
+                <w:lang w:val="es-419"/>
+              </w:rPr>
+              <w:t>Id del producto, usuario, quitar y agregar producto.</w:t>
+            </w:r>
+            <w:r>
+              <w:t> </w:t>
+            </w:r>
+          </w:p>
+        </w:tc>
+      </w:tr>
+    </w:tbl>
+    <w:p>
+      <w:r>
+        <w:t> </w:t>
+      </w:r>
+    </w:p>
+    <w:p/>
+    <w:p>
+      <w:pPr>
+        <w:pStyle w:val="Ttulo1"/>
+      </w:pPr>
+      <w:bookmarkStart w:id="9" w:name="_Toc200400749"/>
+      <w:r>
+        <w:t>7</w:t>
+      </w:r>
+      <w:r>
+        <w:t xml:space="preserve">. </w:t>
+      </w:r>
+      <w:r>
+        <w:t xml:space="preserve">Modelo Entidad </w:t>
+      </w:r>
+      <w:r>
+        <w:t>relación</w:t>
+      </w:r>
+      <w:r>
+        <w:t xml:space="preserve"> (</w:t>
+      </w:r>
+      <w:r>
+        <w:t>MER</w:t>
+      </w:r>
+      <w:r>
+        <w:t>)</w:t>
+      </w:r>
+      <w:bookmarkEnd w:id="9"/>
+    </w:p>
+    <w:p/>
+    <w:p>
+      <w:r>
+        <w:t>Conexiones entre entidades del sistema:</w:t>
+      </w:r>
+    </w:p>
+    <w:p>
+      <w:r>
+        <w:t>1.</w:t>
+      </w:r>
+    </w:p>
+    <w:p>
+      <w:r>
+        <w:rPr>
+          <w:noProof/>
+        </w:rPr>
+        <w:lastRenderedPageBreak/>
         <w:drawing>
           <wp:inline distT="0" distB="0" distL="0" distR="0" wp14:anchorId="47EEECF0" wp14:editId="33AB3F9F">
             <wp:extent cx="5469255" cy="2192655"/>
@@ -1755,7 +8664,7 @@
                     </pic:cNvPicPr>
                   </pic:nvPicPr>
                   <pic:blipFill>
-                    <a:blip r:embed="rId7">
+                    <a:blip r:embed="rId10">
                       <a:extLst>
                         <a:ext uri="{28A0092B-C50C-407E-A947-70E740481C1C}">
                           <a14:useLocalDpi xmlns:a14="http://schemas.microsoft.com/office/drawing/2010/main" val="0"/>
@@ -1816,7 +8725,7 @@
                     </pic:cNvPicPr>
                   </pic:nvPicPr>
                   <pic:blipFill>
-                    <a:blip r:embed="rId8">
+                    <a:blip r:embed="rId11">
                       <a:extLst>
                         <a:ext uri="{28A0092B-C50C-407E-A947-70E740481C1C}">
                           <a14:useLocalDpi xmlns:a14="http://schemas.microsoft.com/office/drawing/2010/main" val="0"/>
@@ -1853,7 +8762,6 @@
     <w:p/>
     <w:p>
       <w:r>
-        <w:lastRenderedPageBreak/>
         <w:t>3.</w:t>
       </w:r>
     </w:p>
@@ -1862,6 +8770,7 @@
         <w:rPr>
           <w:noProof/>
         </w:rPr>
+        <w:lastRenderedPageBreak/>
         <w:drawing>
           <wp:inline distT="0" distB="0" distL="0" distR="0" wp14:anchorId="751E98AB" wp14:editId="35072853">
             <wp:extent cx="5486400" cy="3411855"/>
@@ -1880,7 +8789,7 @@
                     </pic:cNvPicPr>
                   </pic:nvPicPr>
                   <pic:blipFill>
-                    <a:blip r:embed="rId9">
+                    <a:blip r:embed="rId12">
                       <a:extLst>
                         <a:ext uri="{28A0092B-C50C-407E-A947-70E740481C1C}">
                           <a14:useLocalDpi xmlns:a14="http://schemas.microsoft.com/office/drawing/2010/main" val="0"/>
@@ -1941,7 +8850,7 @@
                     </pic:cNvPicPr>
                   </pic:nvPicPr>
                   <pic:blipFill>
-                    <a:blip r:embed="rId10">
+                    <a:blip r:embed="rId13">
                       <a:extLst>
                         <a:ext uri="{28A0092B-C50C-407E-A947-70E740481C1C}">
                           <a14:useLocalDpi xmlns:a14="http://schemas.microsoft.com/office/drawing/2010/main" val="0"/>
@@ -1979,7 +8888,6 @@
     <w:p/>
     <w:p>
       <w:r>
-        <w:lastRenderedPageBreak/>
         <w:t>5.</w:t>
       </w:r>
     </w:p>
@@ -1988,6 +8896,7 @@
         <w:rPr>
           <w:noProof/>
         </w:rPr>
+        <w:lastRenderedPageBreak/>
         <w:drawing>
           <wp:inline distT="0" distB="0" distL="0" distR="0" wp14:anchorId="37F3EED2" wp14:editId="7173A99B">
             <wp:extent cx="5486400" cy="2192655"/>
@@ -2006,7 +8915,7 @@
                     </pic:cNvPicPr>
                   </pic:nvPicPr>
                   <pic:blipFill>
-                    <a:blip r:embed="rId11">
+                    <a:blip r:embed="rId14">
                       <a:extLst>
                         <a:ext uri="{28A0092B-C50C-407E-A947-70E740481C1C}">
                           <a14:useLocalDpi xmlns:a14="http://schemas.microsoft.com/office/drawing/2010/main" val="0"/>
@@ -2067,7 +8976,7 @@
                     </pic:cNvPicPr>
                   </pic:nvPicPr>
                   <pic:blipFill>
-                    <a:blip r:embed="rId12">
+                    <a:blip r:embed="rId15">
                       <a:extLst>
                         <a:ext uri="{28A0092B-C50C-407E-A947-70E740481C1C}">
                           <a14:useLocalDpi xmlns:a14="http://schemas.microsoft.com/office/drawing/2010/main" val="0"/>
@@ -2128,7 +9037,7 @@
                     </pic:cNvPicPr>
                   </pic:nvPicPr>
                   <pic:blipFill>
-                    <a:blip r:embed="rId13">
+                    <a:blip r:embed="rId16">
                       <a:extLst>
                         <a:ext uri="{28A0092B-C50C-407E-A947-70E740481C1C}">
                           <a14:useLocalDpi xmlns:a14="http://schemas.microsoft.com/office/drawing/2010/main" val="0"/>
@@ -2161,13 +9070,16 @@
       </w:r>
     </w:p>
     <w:p/>
+    <w:p/>
+    <w:p/>
+    <w:p/>
     <w:p>
       <w:pPr>
         <w:pStyle w:val="Ttulo1"/>
       </w:pPr>
-      <w:r>
-        <w:lastRenderedPageBreak/>
-        <w:t>4</w:t>
+      <w:bookmarkStart w:id="10" w:name="_Toc200400750"/>
+      <w:r>
+        <w:t>8</w:t>
       </w:r>
       <w:r>
         <w:t xml:space="preserve">. </w:t>
@@ -2175,6 +9087,7 @@
       <w:r>
         <w:t>Diccionario de Datos</w:t>
       </w:r>
+      <w:bookmarkEnd w:id="10"/>
     </w:p>
     <w:p>
       <w:r>
@@ -2203,10 +9116,10 @@
             <v:path o:extrusionok="f" gradientshapeok="t" o:connecttype="rect"/>
             <o:lock v:ext="edit" aspectratio="t"/>
           </v:shapetype>
-          <v:shape id="_x0000_i1037" type="#_x0000_t75" style="width:76.15pt;height:49.4pt" o:ole="">
-            <v:imagedata r:id="rId14" o:title=""/>
+          <v:shape id="_x0000_i1025" type="#_x0000_t75" style="width:76.5pt;height:49.5pt" o:ole="">
+            <v:imagedata r:id="rId17" o:title=""/>
           </v:shape>
-          <o:OLEObject Type="Embed" ProgID="Package" ShapeID="_x0000_i1037" DrawAspect="Icon" ObjectID="_1810058948" r:id="rId15"/>
+          <o:OLEObject Type="Embed" ProgID="Package" ShapeID="_x0000_i1025" DrawAspect="Icon" ObjectID="_1811015395" r:id="rId18"/>
         </w:object>
       </w:r>
     </w:p>
@@ -2215,13 +9128,14 @@
       <w:pPr>
         <w:pStyle w:val="Ttulo1"/>
       </w:pPr>
-      <w:r>
-        <w:t>5</w:t>
+      <w:bookmarkStart w:id="11" w:name="_Toc200400751"/>
+      <w:r>
+        <w:t>9</w:t>
       </w:r>
       <w:r>
         <w:t>. Tecnologías Utilizadas</w:t>
       </w:r>
-      <w:bookmarkEnd w:id="3"/>
+      <w:bookmarkEnd w:id="11"/>
     </w:p>
     <w:p>
       <w:r>
@@ -2899,6 +9813,7 @@
           </w:tcPr>
           <w:p>
             <w:r>
+              <w:lastRenderedPageBreak/>
               <w:t>sweetalert2</w:t>
             </w:r>
           </w:p>
@@ -2995,7 +9910,6 @@
           </w:tcPr>
           <w:p>
             <w:r>
-              <w:lastRenderedPageBreak/>
               <w:t>@eslint/js</w:t>
             </w:r>
           </w:p>
@@ -3862,6 +10776,7 @@
           </w:tcPr>
           <w:p>
             <w:r>
+              <w:lastRenderedPageBreak/>
               <w:t>mysql2</w:t>
             </w:r>
           </w:p>
@@ -3947,7 +10862,6 @@
           <w:p>
             <w:proofErr w:type="spellStart"/>
             <w:r>
-              <w:lastRenderedPageBreak/>
               <w:t>nodemon</w:t>
             </w:r>
             <w:proofErr w:type="spellEnd"/>
@@ -4142,11 +11056,14 @@
       <w:pPr>
         <w:pStyle w:val="Ttulo1"/>
       </w:pPr>
-      <w:bookmarkStart w:id="4" w:name="_Toc199144780"/>
-      <w:r>
-        <w:t>4. Estructura de Archivos</w:t>
-      </w:r>
-      <w:bookmarkEnd w:id="4"/>
+      <w:bookmarkStart w:id="12" w:name="_Toc200400752"/>
+      <w:r>
+        <w:t>10</w:t>
+      </w:r>
+      <w:r>
+        <w:t>. Estructura de Archivos</w:t>
+      </w:r>
+      <w:bookmarkEnd w:id="12"/>
     </w:p>
     <w:p/>
     <w:p>
@@ -4207,7 +11124,7 @@
                     <pic:cNvPicPr/>
                   </pic:nvPicPr>
                   <pic:blipFill>
-                    <a:blip r:embed="rId16"/>
+                    <a:blip r:embed="rId19"/>
                     <a:stretch>
                       <a:fillRect/>
                     </a:stretch>
@@ -4304,6 +11221,7 @@
           <w:b/>
           <w:bCs/>
         </w:rPr>
+        <w:lastRenderedPageBreak/>
         <w:t>front</w:t>
       </w:r>
       <w:proofErr w:type="spellEnd"/>
@@ -4342,7 +11260,6 @@
         <w:rPr>
           <w:rFonts w:ascii="Segoe UI Emoji" w:hAnsi="Segoe UI Emoji" w:cs="Segoe UI Emoji"/>
         </w:rPr>
-        <w:lastRenderedPageBreak/>
         <w:t>📷</w:t>
       </w:r>
       <w:r>
@@ -4370,7 +11287,7 @@
                     <pic:cNvPicPr/>
                   </pic:nvPicPr>
                   <pic:blipFill>
-                    <a:blip r:embed="rId17"/>
+                    <a:blip r:embed="rId20"/>
                     <a:stretch>
                       <a:fillRect/>
                     </a:stretch>
@@ -4482,7 +11399,7 @@
                     <pic:cNvPicPr/>
                   </pic:nvPicPr>
                   <pic:blipFill>
-                    <a:blip r:embed="rId18"/>
+                    <a:blip r:embed="rId21"/>
                     <a:stretch>
                       <a:fillRect/>
                     </a:stretch>
@@ -4621,6 +11538,7 @@
         </w:numPr>
       </w:pPr>
       <w:r>
+        <w:lastRenderedPageBreak/>
         <w:t>index.js</w:t>
       </w:r>
       <w:r>
@@ -4641,7 +11559,6 @@
     <w:p/>
     <w:p>
       <w:r>
-        <w:lastRenderedPageBreak/>
         <w:br/>
       </w:r>
       <w:r>
@@ -4782,7 +11699,7 @@
                     <pic:cNvPicPr/>
                   </pic:nvPicPr>
                   <pic:blipFill>
-                    <a:blip r:embed="rId19"/>
+                    <a:blip r:embed="rId22"/>
                     <a:stretch>
                       <a:fillRect/>
                     </a:stretch>
@@ -4838,6 +11755,7 @@
         <w:br/>
       </w:r>
       <w:r>
+        <w:lastRenderedPageBreak/>
         <w:br/>
       </w:r>
       <w:r>
@@ -4895,7 +11813,6 @@
         <w:rPr>
           <w:noProof/>
         </w:rPr>
-        <w:lastRenderedPageBreak/>
         <w:drawing>
           <wp:inline distT="0" distB="0" distL="0" distR="0" wp14:anchorId="1566ABC3" wp14:editId="1ED820BF">
             <wp:extent cx="3315163" cy="1028844"/>
@@ -4912,7 +11829,7 @@
                     <pic:cNvPicPr/>
                   </pic:nvPicPr>
                   <pic:blipFill>
-                    <a:blip r:embed="rId20"/>
+                    <a:blip r:embed="rId23"/>
                     <a:stretch>
                       <a:fillRect/>
                     </a:stretch>
@@ -5062,6 +11979,7 @@
         <w:rPr>
           <w:noProof/>
         </w:rPr>
+        <w:lastRenderedPageBreak/>
         <w:drawing>
           <wp:inline distT="0" distB="0" distL="0" distR="0" wp14:anchorId="23C3FF8C" wp14:editId="312F723B">
             <wp:extent cx="3210373" cy="3639058"/>
@@ -5078,7 +11996,7 @@
                     <pic:cNvPicPr/>
                   </pic:nvPicPr>
                   <pic:blipFill>
-                    <a:blip r:embed="rId21"/>
+                    <a:blip r:embed="rId24"/>
                     <a:stretch>
                       <a:fillRect/>
                     </a:stretch>
@@ -5101,7 +12019,6 @@
     </w:p>
     <w:p>
       <w:r>
-        <w:lastRenderedPageBreak/>
         <w:t xml:space="preserve">Aquí se encuentra la </w:t>
       </w:r>
       <w:r>
@@ -5181,6 +12098,7 @@
         <w:rPr>
           <w:noProof/>
         </w:rPr>
+        <w:lastRenderedPageBreak/>
         <w:drawing>
           <wp:inline distT="0" distB="0" distL="0" distR="0" wp14:anchorId="53C79028" wp14:editId="29F22CB8">
             <wp:extent cx="3229426" cy="1247949"/>
@@ -5197,7 +12115,7 @@
                     <pic:cNvPicPr/>
                   </pic:nvPicPr>
                   <pic:blipFill>
-                    <a:blip r:embed="rId22"/>
+                    <a:blip r:embed="rId25"/>
                     <a:stretch>
                       <a:fillRect/>
                     </a:stretch>
@@ -5303,7 +12221,6 @@
         <w:rPr>
           <w:noProof/>
         </w:rPr>
-        <w:lastRenderedPageBreak/>
         <w:drawing>
           <wp:inline distT="0" distB="0" distL="0" distR="0" wp14:anchorId="7345FCBC" wp14:editId="5EFDB08E">
             <wp:extent cx="3181794" cy="2591162"/>
@@ -5320,7 +12237,7 @@
                     <pic:cNvPicPr/>
                   </pic:nvPicPr>
                   <pic:blipFill>
-                    <a:blip r:embed="rId23"/>
+                    <a:blip r:embed="rId26"/>
                     <a:stretch>
                       <a:fillRect/>
                     </a:stretch>
@@ -5375,6 +12292,7 @@
         </w:rPr>
       </w:pPr>
       <w:r>
+        <w:lastRenderedPageBreak/>
         <w:br/>
       </w:r>
       <w:r>
@@ -5427,7 +12345,6 @@
         <w:rPr>
           <w:noProof/>
         </w:rPr>
-        <w:lastRenderedPageBreak/>
         <w:drawing>
           <wp:inline distT="0" distB="0" distL="0" distR="0" wp14:anchorId="5F1735EA" wp14:editId="187C2BA0">
             <wp:extent cx="3210373" cy="4677428"/>
@@ -5444,7 +12361,7 @@
                     <pic:cNvPicPr/>
                   </pic:nvPicPr>
                   <pic:blipFill>
-                    <a:blip r:embed="rId24"/>
+                    <a:blip r:embed="rId27"/>
                     <a:stretch>
                       <a:fillRect/>
                     </a:stretch>
@@ -5550,7 +12467,7 @@
                     <pic:cNvPicPr/>
                   </pic:nvPicPr>
                   <pic:blipFill>
-                    <a:blip r:embed="rId25"/>
+                    <a:blip r:embed="rId28"/>
                     <a:stretch>
                       <a:fillRect/>
                     </a:stretch>
@@ -5662,6 +12579,7 @@
         <w:rPr>
           <w:b/>
           <w:bCs/>
+          <w:lang w:val="en-US"/>
         </w:rPr>
       </w:pPr>
       <w:r>
@@ -5691,8 +12609,27 @@
         <w:rPr>
           <w:b/>
           <w:bCs/>
-        </w:rPr>
-        <w:t xml:space="preserve"> Archivos swagger.js y </w:t>
+          <w:lang w:val="en-US"/>
+        </w:rPr>
+        <w:t xml:space="preserve"> </w:t>
+      </w:r>
+      <w:proofErr w:type="spellStart"/>
+      <w:r>
+        <w:rPr>
+          <w:b/>
+          <w:bCs/>
+          <w:lang w:val="en-US"/>
+        </w:rPr>
+        <w:t>Archivos</w:t>
+      </w:r>
+      <w:proofErr w:type="spellEnd"/>
+      <w:r>
+        <w:rPr>
+          <w:b/>
+          <w:bCs/>
+          <w:lang w:val="en-US"/>
+        </w:rPr>
+        <w:t xml:space="preserve"> swagger.js y </w:t>
       </w:r>
       <w:proofErr w:type="spellStart"/>
       <w:proofErr w:type="gramStart"/>
@@ -5700,6 +12637,7 @@
         <w:rPr>
           <w:b/>
           <w:bCs/>
+          <w:lang w:val="en-US"/>
         </w:rPr>
         <w:t>swagger.json</w:t>
       </w:r>
@@ -5745,7 +12683,7 @@
                     <pic:cNvPicPr/>
                   </pic:nvPicPr>
                   <pic:blipFill>
-                    <a:blip r:embed="rId26"/>
+                    <a:blip r:embed="rId29"/>
                     <a:stretch>
                       <a:fillRect/>
                     </a:stretch>
@@ -5902,7 +12840,7 @@
                     <pic:cNvPicPr/>
                   </pic:nvPicPr>
                   <pic:blipFill>
-                    <a:blip r:embed="rId27"/>
+                    <a:blip r:embed="rId30"/>
                     <a:stretch>
                       <a:fillRect/>
                     </a:stretch>
@@ -6122,7 +13060,7 @@
                     <pic:cNvPicPr/>
                   </pic:nvPicPr>
                   <pic:blipFill>
-                    <a:blip r:embed="rId28"/>
+                    <a:blip r:embed="rId31"/>
                     <a:stretch>
                       <a:fillRect/>
                     </a:stretch>
@@ -6212,7 +13150,7 @@
                     <pic:cNvPicPr/>
                   </pic:nvPicPr>
                   <pic:blipFill>
-                    <a:blip r:embed="rId29"/>
+                    <a:blip r:embed="rId32"/>
                     <a:stretch>
                       <a:fillRect/>
                     </a:stretch>
@@ -6308,7 +13246,7 @@
                     <pic:cNvPicPr/>
                   </pic:nvPicPr>
                   <pic:blipFill>
-                    <a:blip r:embed="rId30"/>
+                    <a:blip r:embed="rId33"/>
                     <a:stretch>
                       <a:fillRect/>
                     </a:stretch>
@@ -6427,7 +13365,7 @@
                     <pic:cNvPicPr/>
                   </pic:nvPicPr>
                   <pic:blipFill>
-                    <a:blip r:embed="rId31"/>
+                    <a:blip r:embed="rId34"/>
                     <a:stretch>
                       <a:fillRect/>
                     </a:stretch>
@@ -6523,7 +13461,7 @@
                     <pic:cNvPicPr/>
                   </pic:nvPicPr>
                   <pic:blipFill>
-                    <a:blip r:embed="rId32"/>
+                    <a:blip r:embed="rId35"/>
                     <a:stretch>
                       <a:fillRect/>
                     </a:stretch>
@@ -6612,7 +13550,7 @@
                     <pic:cNvPicPr/>
                   </pic:nvPicPr>
                   <pic:blipFill>
-                    <a:blip r:embed="rId33"/>
+                    <a:blip r:embed="rId36"/>
                     <a:stretch>
                       <a:fillRect/>
                     </a:stretch>
@@ -6720,7 +13658,7 @@
                     <pic:cNvPicPr/>
                   </pic:nvPicPr>
                   <pic:blipFill>
-                    <a:blip r:embed="rId34"/>
+                    <a:blip r:embed="rId37"/>
                     <a:stretch>
                       <a:fillRect/>
                     </a:stretch>
@@ -6833,7 +13771,7 @@
                     <pic:cNvPicPr/>
                   </pic:nvPicPr>
                   <pic:blipFill>
-                    <a:blip r:embed="rId35"/>
+                    <a:blip r:embed="rId38"/>
                     <a:stretch>
                       <a:fillRect/>
                     </a:stretch>
@@ -6931,7 +13869,7 @@
                     <pic:cNvPicPr/>
                   </pic:nvPicPr>
                   <pic:blipFill>
-                    <a:blip r:embed="rId36"/>
+                    <a:blip r:embed="rId39"/>
                     <a:stretch>
                       <a:fillRect/>
                     </a:stretch>
@@ -7021,7 +13959,7 @@
                     <pic:cNvPicPr/>
                   </pic:nvPicPr>
                   <pic:blipFill>
-                    <a:blip r:embed="rId37"/>
+                    <a:blip r:embed="rId40"/>
                     <a:stretch>
                       <a:fillRect/>
                     </a:stretch>
@@ -7120,7 +14058,7 @@
                     <pic:cNvPicPr/>
                   </pic:nvPicPr>
                   <pic:blipFill>
-                    <a:blip r:embed="rId38"/>
+                    <a:blip r:embed="rId41"/>
                     <a:stretch>
                       <a:fillRect/>
                     </a:stretch>
@@ -7224,7 +14162,7 @@
                     <pic:cNvPicPr/>
                   </pic:nvPicPr>
                   <pic:blipFill>
-                    <a:blip r:embed="rId39"/>
+                    <a:blip r:embed="rId42"/>
                     <a:stretch>
                       <a:fillRect/>
                     </a:stretch>
@@ -7288,20 +14226,18 @@
       <w:pPr>
         <w:pStyle w:val="Ttulo1"/>
       </w:pPr>
-      <w:bookmarkStart w:id="5" w:name="_Toc199144781"/>
-      <w:r>
-        <w:t>5. Base de Datos</w:t>
-      </w:r>
-      <w:bookmarkEnd w:id="5"/>
+      <w:bookmarkStart w:id="13" w:name="_Toc200400753"/>
+      <w:r>
+        <w:t>11</w:t>
+      </w:r>
+      <w:r>
+        <w:t>. Base de Datos</w:t>
+      </w:r>
+      <w:bookmarkEnd w:id="13"/>
     </w:p>
     <w:p>
       <w:r>
-        <w:t>- Diagrama entidad-relación (ERD).</w:t>
-      </w:r>
-    </w:p>
-    <w:p>
-      <w:r>
-        <w:t>- Descripción de tablas y relaciones.</w:t>
+        <w:t>Descripción de tablas y relaciones.</w:t>
       </w:r>
     </w:p>
     <w:p>
@@ -7335,7 +14271,7 @@
                     <pic:cNvPicPr/>
                   </pic:nvPicPr>
                   <pic:blipFill>
-                    <a:blip r:embed="rId40"/>
+                    <a:blip r:embed="rId43"/>
                     <a:stretch>
                       <a:fillRect/>
                     </a:stretch>
@@ -7489,7 +14425,6 @@
           <w:b/>
           <w:bCs/>
         </w:rPr>
-        <w:lastRenderedPageBreak/>
         <w:t>correo_</w:t>
       </w:r>
       <w:proofErr w:type="gramStart"/>
@@ -7561,6 +14496,7 @@
           <w:b/>
           <w:bCs/>
         </w:rPr>
+        <w:lastRenderedPageBreak/>
         <w:t>usuario :</w:t>
       </w:r>
       <w:proofErr w:type="gramEnd"/>
@@ -8086,7 +15022,7 @@
                     <pic:cNvPicPr/>
                   </pic:nvPicPr>
                   <pic:blipFill>
-                    <a:blip r:embed="rId41"/>
+                    <a:blip r:embed="rId44"/>
                     <a:stretch>
                       <a:fillRect/>
                     </a:stretch>
@@ -8177,7 +15113,6 @@
           <w:b/>
           <w:bCs/>
         </w:rPr>
-        <w:lastRenderedPageBreak/>
         <w:t>nombre_</w:t>
       </w:r>
       <w:proofErr w:type="gramStart"/>
@@ -8253,6 +15188,7 @@
         </w:numPr>
       </w:pPr>
       <w:r>
+        <w:lastRenderedPageBreak/>
         <w:t>"cliente": Usuario estándar con acceso limitado a funciones del sistema.</w:t>
       </w:r>
     </w:p>
@@ -8286,7 +15222,7 @@
                     <pic:cNvPicPr/>
                   </pic:nvPicPr>
                   <pic:blipFill>
-                    <a:blip r:embed="rId42"/>
+                    <a:blip r:embed="rId45"/>
                     <a:stretch>
                       <a:fillRect/>
                     </a:stretch>
@@ -8503,7 +15439,6 @@
           <w:b/>
           <w:bCs/>
         </w:rPr>
-        <w:lastRenderedPageBreak/>
         <w:t>Fecha_</w:t>
       </w:r>
       <w:proofErr w:type="gramStart"/>
@@ -8605,6 +15540,7 @@
           <w:b/>
           <w:bCs/>
         </w:rPr>
+        <w:lastRenderedPageBreak/>
         <w:t>imagen :</w:t>
       </w:r>
       <w:proofErr w:type="gramEnd"/>
@@ -8871,7 +15807,7 @@
                     <pic:cNvPicPr/>
                   </pic:nvPicPr>
                   <pic:blipFill>
-                    <a:blip r:embed="rId43"/>
+                    <a:blip r:embed="rId46"/>
                     <a:stretch>
                       <a:fillRect/>
                     </a:stretch>
@@ -8962,7 +15898,6 @@
           <w:b/>
           <w:bCs/>
         </w:rPr>
-        <w:lastRenderedPageBreak/>
         <w:t>ID_</w:t>
       </w:r>
       <w:proofErr w:type="gramStart"/>
@@ -9081,6 +16016,7 @@
           <w:b/>
           <w:bCs/>
         </w:rPr>
+        <w:lastRenderedPageBreak/>
         <w:t>Motivo_</w:t>
       </w:r>
       <w:proofErr w:type="gramStart"/>
@@ -9310,7 +16246,7 @@
                     <pic:cNvPicPr/>
                   </pic:nvPicPr>
                   <pic:blipFill>
-                    <a:blip r:embed="rId44"/>
+                    <a:blip r:embed="rId47"/>
                     <a:stretch>
                       <a:fillRect/>
                     </a:stretch>
@@ -9338,7 +16274,6 @@
           <w:b/>
           <w:bCs/>
         </w:rPr>
-        <w:lastRenderedPageBreak/>
         <w:t>id :</w:t>
       </w:r>
       <w:proofErr w:type="gramEnd"/>
@@ -9457,6 +16392,7 @@
           <w:b/>
           <w:bCs/>
         </w:rPr>
+        <w:lastRenderedPageBreak/>
         <w:t>status :</w:t>
       </w:r>
       <w:proofErr w:type="gramEnd"/>
@@ -9897,7 +16833,7 @@
                     <pic:cNvPicPr/>
                   </pic:nvPicPr>
                   <pic:blipFill>
-                    <a:blip r:embed="rId45"/>
+                    <a:blip r:embed="rId48"/>
                     <a:stretch>
                       <a:fillRect/>
                     </a:stretch>
@@ -10407,7 +17343,7 @@
                     <pic:cNvPicPr/>
                   </pic:nvPicPr>
                   <pic:blipFill>
-                    <a:blip r:embed="rId46"/>
+                    <a:blip r:embed="rId49"/>
                     <a:stretch>
                       <a:fillRect/>
                     </a:stretch>
@@ -10690,7 +17626,7 @@
                     <pic:cNvPicPr/>
                   </pic:nvPicPr>
                   <pic:blipFill>
-                    <a:blip r:embed="rId47"/>
+                    <a:blip r:embed="rId50"/>
                     <a:stretch>
                       <a:fillRect/>
                     </a:stretch>
@@ -10891,11 +17827,14 @@
       <w:pPr>
         <w:pStyle w:val="Ttulo1"/>
       </w:pPr>
-      <w:bookmarkStart w:id="6" w:name="_Toc199144782"/>
-      <w:r>
-        <w:t>6. API REST</w:t>
-      </w:r>
-      <w:bookmarkEnd w:id="6"/>
+      <w:bookmarkStart w:id="14" w:name="_Toc200400754"/>
+      <w:r>
+        <w:t>12</w:t>
+      </w:r>
+      <w:r>
+        <w:t>. API REST</w:t>
+      </w:r>
+      <w:bookmarkEnd w:id="14"/>
     </w:p>
     <w:p>
       <w:r>
@@ -10932,7 +17871,7 @@
                     <pic:cNvPicPr/>
                   </pic:nvPicPr>
                   <pic:blipFill>
-                    <a:blip r:embed="rId48"/>
+                    <a:blip r:embed="rId51"/>
                     <a:stretch>
                       <a:fillRect/>
                     </a:stretch>
@@ -10974,7 +17913,7 @@
                     <pic:cNvPicPr/>
                   </pic:nvPicPr>
                   <pic:blipFill>
-                    <a:blip r:embed="rId49"/>
+                    <a:blip r:embed="rId52"/>
                     <a:stretch>
                       <a:fillRect/>
                     </a:stretch>
@@ -11016,7 +17955,7 @@
                     <pic:cNvPicPr/>
                   </pic:nvPicPr>
                   <pic:blipFill>
-                    <a:blip r:embed="rId50"/>
+                    <a:blip r:embed="rId53"/>
                     <a:stretch>
                       <a:fillRect/>
                     </a:stretch>
@@ -11041,28 +17980,183 @@
       <w:pPr>
         <w:pStyle w:val="Ttulo1"/>
       </w:pPr>
-      <w:bookmarkStart w:id="7" w:name="_Toc199144786"/>
-      <w:r>
-        <w:t>10. Despliegue</w:t>
-      </w:r>
-      <w:bookmarkEnd w:id="7"/>
+      <w:bookmarkStart w:id="15" w:name="_Toc200400755"/>
+      <w:r>
+        <w:t>13</w:t>
+      </w:r>
+      <w:r>
+        <w:t>. Despliegue</w:t>
+      </w:r>
+      <w:bookmarkEnd w:id="15"/>
     </w:p>
     <w:p>
       <w:r>
-        <w:t>- Instrucciones y herramientas para realizar el despliegue.</w:t>
+        <w:t>Herramientas</w:t>
+      </w:r>
+      <w:r>
+        <w:t>:</w:t>
       </w:r>
     </w:p>
     <w:p>
-      <w:bookmarkStart w:id="8" w:name="_Toc199144788"/>
+      <w:pPr>
+        <w:pStyle w:val="Prrafodelista"/>
+        <w:numPr>
+          <w:ilvl w:val="0"/>
+          <w:numId w:val="23"/>
+        </w:numPr>
+      </w:pPr>
       <w:r>
         <w:lastRenderedPageBreak/>
-        <w:t>Anexos</w:t>
-      </w:r>
-      <w:bookmarkEnd w:id="8"/>
+        <w:t>Base de datos:</w:t>
+      </w:r>
+      <w:r>
+        <w:br/>
+      </w:r>
+      <w:r>
+        <w:t xml:space="preserve">Se </w:t>
+      </w:r>
+      <w:proofErr w:type="gramStart"/>
+      <w:r>
+        <w:t>migrara</w:t>
+      </w:r>
+      <w:proofErr w:type="gramEnd"/>
+      <w:r>
+        <w:t xml:space="preserve"> la base de datos de MySQL </w:t>
+      </w:r>
+      <w:proofErr w:type="spellStart"/>
+      <w:r>
+        <w:t>phpmyadmin</w:t>
+      </w:r>
+      <w:proofErr w:type="spellEnd"/>
+      <w:r>
+        <w:t xml:space="preserve"> (local), a </w:t>
+      </w:r>
+      <w:r>
+        <w:t>Azure de Microsoft</w:t>
+      </w:r>
+      <w:r>
+        <w:br/>
+      </w:r>
+      <w:r>
+        <w:drawing>
+          <wp:inline distT="0" distB="0" distL="0" distR="0" wp14:anchorId="029C7573" wp14:editId="305BAB3E">
+            <wp:extent cx="5486400" cy="2767330"/>
+            <wp:effectExtent l="0" t="0" r="0" b="0"/>
+            <wp:docPr id="1019735051" name="Imagen 1" descr="Interfaz de usuario gráfica, Texto, Aplicación, Correo electrónico&#10;&#10;El contenido generado por IA puede ser incorrecto."/>
+            <wp:cNvGraphicFramePr>
+              <a:graphicFrameLocks xmlns:a="http://schemas.openxmlformats.org/drawingml/2006/main" noChangeAspect="1"/>
+            </wp:cNvGraphicFramePr>
+            <a:graphic xmlns:a="http://schemas.openxmlformats.org/drawingml/2006/main">
+              <a:graphicData uri="http://schemas.openxmlformats.org/drawingml/2006/picture">
+                <pic:pic xmlns:pic="http://schemas.openxmlformats.org/drawingml/2006/picture">
+                  <pic:nvPicPr>
+                    <pic:cNvPr id="1019735051" name="Imagen 1" descr="Interfaz de usuario gráfica, Texto, Aplicación, Correo electrónico&#10;&#10;El contenido generado por IA puede ser incorrecto."/>
+                    <pic:cNvPicPr/>
+                  </pic:nvPicPr>
+                  <pic:blipFill>
+                    <a:blip r:embed="rId54"/>
+                    <a:stretch>
+                      <a:fillRect/>
+                    </a:stretch>
+                  </pic:blipFill>
+                  <pic:spPr>
+                    <a:xfrm>
+                      <a:off x="0" y="0"/>
+                      <a:ext cx="5486400" cy="2767330"/>
+                    </a:xfrm>
+                    <a:prstGeom prst="rect">
+                      <a:avLst/>
+                    </a:prstGeom>
+                  </pic:spPr>
+                </pic:pic>
+              </a:graphicData>
+            </a:graphic>
+          </wp:inline>
+        </w:drawing>
+      </w:r>
+    </w:p>
+    <w:p/>
+    <w:p>
+      <w:pPr>
+        <w:pStyle w:val="Prrafodelista"/>
+        <w:numPr>
+          <w:ilvl w:val="0"/>
+          <w:numId w:val="23"/>
+        </w:numPr>
+      </w:pPr>
+      <w:proofErr w:type="spellStart"/>
+      <w:r>
+        <w:t>Frontend</w:t>
+      </w:r>
+      <w:proofErr w:type="spellEnd"/>
+      <w:r>
+        <w:t xml:space="preserve"> y </w:t>
+      </w:r>
+      <w:proofErr w:type="spellStart"/>
+      <w:r>
+        <w:t>Backend</w:t>
+      </w:r>
+      <w:proofErr w:type="spellEnd"/>
     </w:p>
     <w:p>
-      <w:r>
-        <w:t>- Enlaces a repositorios, herramientas y otros documentos de soporte.</w:t>
+      <w:pPr>
+        <w:pStyle w:val="Prrafodelista"/>
+      </w:pPr>
+      <w:r>
+        <w:t xml:space="preserve">El </w:t>
+      </w:r>
+      <w:proofErr w:type="spellStart"/>
+      <w:r>
+        <w:t>Frontend</w:t>
+      </w:r>
+      <w:proofErr w:type="spellEnd"/>
+      <w:r>
+        <w:t xml:space="preserve"> </w:t>
+      </w:r>
+      <w:r>
+        <w:t xml:space="preserve">hecho con </w:t>
+      </w:r>
+      <w:proofErr w:type="spellStart"/>
+      <w:r>
+        <w:t>react</w:t>
+      </w:r>
+      <w:proofErr w:type="spellEnd"/>
+      <w:r>
+        <w:t xml:space="preserve"> y el </w:t>
+      </w:r>
+      <w:proofErr w:type="spellStart"/>
+      <w:r>
+        <w:t>Backend</w:t>
+      </w:r>
+      <w:proofErr w:type="spellEnd"/>
+      <w:r>
+        <w:t xml:space="preserve"> hecho </w:t>
+      </w:r>
+      <w:r>
+        <w:t xml:space="preserve">con node.js, se </w:t>
+      </w:r>
+      <w:r>
+        <w:t>cargarán</w:t>
+      </w:r>
+      <w:r>
+        <w:t xml:space="preserve"> en render:</w:t>
+      </w:r>
+      <w:r>
+        <w:tab/>
+      </w:r>
+    </w:p>
+    <w:p/>
+    <w:p>
+      <w:r>
+        <w:t>Anexos</w:t>
+      </w:r>
+    </w:p>
+    <w:p>
+      <w:r>
+        <w:t xml:space="preserve">- </w:t>
+      </w:r>
+      <w:r>
+        <w:t>https://github.com/elaserrot/JAME-02</w:t>
       </w:r>
     </w:p>
     <w:sectPr>
@@ -12143,6 +19237,119 @@
     </w:lvl>
   </w:abstractNum>
   <w:abstractNum w:abstractNumId="15" w15:restartNumberingAfterBreak="0">
+    <w:nsid w:val="3EDF23CB"/>
+    <w:multiLevelType w:val="hybridMultilevel"/>
+    <w:tmpl w:val="2376E942"/>
+    <w:lvl w:ilvl="0" w:tplc="12B63F42">
+      <w:start w:val="13"/>
+      <w:numFmt w:val="bullet"/>
+      <w:lvlText w:val="-"/>
+      <w:lvlJc w:val="left"/>
+      <w:pPr>
+        <w:ind w:left="720" w:hanging="360"/>
+      </w:pPr>
+      <w:rPr>
+        <w:rFonts w:ascii="Cambria" w:eastAsiaTheme="minorEastAsia" w:hAnsi="Cambria" w:cstheme="minorBidi" w:hint="default"/>
+      </w:rPr>
+    </w:lvl>
+    <w:lvl w:ilvl="1" w:tplc="240A0003" w:tentative="1">
+      <w:start w:val="1"/>
+      <w:numFmt w:val="bullet"/>
+      <w:lvlText w:val="o"/>
+      <w:lvlJc w:val="left"/>
+      <w:pPr>
+        <w:ind w:left="1440" w:hanging="360"/>
+      </w:pPr>
+      <w:rPr>
+        <w:rFonts w:ascii="Courier New" w:hAnsi="Courier New" w:cs="Courier New" w:hint="default"/>
+      </w:rPr>
+    </w:lvl>
+    <w:lvl w:ilvl="2" w:tplc="240A0005" w:tentative="1">
+      <w:start w:val="1"/>
+      <w:numFmt w:val="bullet"/>
+      <w:lvlText w:val=""/>
+      <w:lvlJc w:val="left"/>
+      <w:pPr>
+        <w:ind w:left="2160" w:hanging="360"/>
+      </w:pPr>
+      <w:rPr>
+        <w:rFonts w:ascii="Wingdings" w:hAnsi="Wingdings" w:hint="default"/>
+      </w:rPr>
+    </w:lvl>
+    <w:lvl w:ilvl="3" w:tplc="240A0001" w:tentative="1">
+      <w:start w:val="1"/>
+      <w:numFmt w:val="bullet"/>
+      <w:lvlText w:val=""/>
+      <w:lvlJc w:val="left"/>
+      <w:pPr>
+        <w:ind w:left="2880" w:hanging="360"/>
+      </w:pPr>
+      <w:rPr>
+        <w:rFonts w:ascii="Symbol" w:hAnsi="Symbol" w:hint="default"/>
+      </w:rPr>
+    </w:lvl>
+    <w:lvl w:ilvl="4" w:tplc="240A0003" w:tentative="1">
+      <w:start w:val="1"/>
+      <w:numFmt w:val="bullet"/>
+      <w:lvlText w:val="o"/>
+      <w:lvlJc w:val="left"/>
+      <w:pPr>
+        <w:ind w:left="3600" w:hanging="360"/>
+      </w:pPr>
+      <w:rPr>
+        <w:rFonts w:ascii="Courier New" w:hAnsi="Courier New" w:cs="Courier New" w:hint="default"/>
+      </w:rPr>
+    </w:lvl>
+    <w:lvl w:ilvl="5" w:tplc="240A0005" w:tentative="1">
+      <w:start w:val="1"/>
+      <w:numFmt w:val="bullet"/>
+      <w:lvlText w:val=""/>
+      <w:lvlJc w:val="left"/>
+      <w:pPr>
+        <w:ind w:left="4320" w:hanging="360"/>
+      </w:pPr>
+      <w:rPr>
+        <w:rFonts w:ascii="Wingdings" w:hAnsi="Wingdings" w:hint="default"/>
+      </w:rPr>
+    </w:lvl>
+    <w:lvl w:ilvl="6" w:tplc="240A0001" w:tentative="1">
+      <w:start w:val="1"/>
+      <w:numFmt w:val="bullet"/>
+      <w:lvlText w:val=""/>
+      <w:lvlJc w:val="left"/>
+      <w:pPr>
+        <w:ind w:left="5040" w:hanging="360"/>
+      </w:pPr>
+      <w:rPr>
+        <w:rFonts w:ascii="Symbol" w:hAnsi="Symbol" w:hint="default"/>
+      </w:rPr>
+    </w:lvl>
+    <w:lvl w:ilvl="7" w:tplc="240A0003" w:tentative="1">
+      <w:start w:val="1"/>
+      <w:numFmt w:val="bullet"/>
+      <w:lvlText w:val="o"/>
+      <w:lvlJc w:val="left"/>
+      <w:pPr>
+        <w:ind w:left="5760" w:hanging="360"/>
+      </w:pPr>
+      <w:rPr>
+        <w:rFonts w:ascii="Courier New" w:hAnsi="Courier New" w:cs="Courier New" w:hint="default"/>
+      </w:rPr>
+    </w:lvl>
+    <w:lvl w:ilvl="8" w:tplc="240A0005" w:tentative="1">
+      <w:start w:val="1"/>
+      <w:numFmt w:val="bullet"/>
+      <w:lvlText w:val=""/>
+      <w:lvlJc w:val="left"/>
+      <w:pPr>
+        <w:ind w:left="6480" w:hanging="360"/>
+      </w:pPr>
+      <w:rPr>
+        <w:rFonts w:ascii="Wingdings" w:hAnsi="Wingdings" w:hint="default"/>
+      </w:rPr>
+    </w:lvl>
+  </w:abstractNum>
+  <w:abstractNum w:abstractNumId="16" w15:restartNumberingAfterBreak="0">
     <w:nsid w:val="50D25E1E"/>
     <w:multiLevelType w:val="multilevel"/>
     <w:tmpl w:val="BEC06D0E"/>
@@ -12291,7 +19498,7 @@
       </w:rPr>
     </w:lvl>
   </w:abstractNum>
-  <w:abstractNum w:abstractNumId="16" w15:restartNumberingAfterBreak="0">
+  <w:abstractNum w:abstractNumId="17" w15:restartNumberingAfterBreak="0">
     <w:nsid w:val="511550C0"/>
     <w:multiLevelType w:val="multilevel"/>
     <w:tmpl w:val="57EA2C2A"/>
@@ -12440,7 +19647,7 @@
       </w:rPr>
     </w:lvl>
   </w:abstractNum>
-  <w:abstractNum w:abstractNumId="17" w15:restartNumberingAfterBreak="0">
+  <w:abstractNum w:abstractNumId="18" w15:restartNumberingAfterBreak="0">
     <w:nsid w:val="6ADE1FC5"/>
     <w:multiLevelType w:val="multilevel"/>
     <w:tmpl w:val="075A45DE"/>
@@ -12589,7 +19796,7 @@
       </w:rPr>
     </w:lvl>
   </w:abstractNum>
-  <w:abstractNum w:abstractNumId="18" w15:restartNumberingAfterBreak="0">
+  <w:abstractNum w:abstractNumId="19" w15:restartNumberingAfterBreak="0">
     <w:nsid w:val="6D7E585A"/>
     <w:multiLevelType w:val="multilevel"/>
     <w:tmpl w:val="70CE105A"/>
@@ -12738,7 +19945,7 @@
       </w:rPr>
     </w:lvl>
   </w:abstractNum>
-  <w:abstractNum w:abstractNumId="19" w15:restartNumberingAfterBreak="0">
+  <w:abstractNum w:abstractNumId="20" w15:restartNumberingAfterBreak="0">
     <w:nsid w:val="6FB77DA7"/>
     <w:multiLevelType w:val="hybridMultilevel"/>
     <w:tmpl w:val="906C2278"/>
@@ -12851,7 +20058,7 @@
       </w:rPr>
     </w:lvl>
   </w:abstractNum>
-  <w:abstractNum w:abstractNumId="20" w15:restartNumberingAfterBreak="0">
+  <w:abstractNum w:abstractNumId="21" w15:restartNumberingAfterBreak="0">
     <w:nsid w:val="755054AB"/>
     <w:multiLevelType w:val="hybridMultilevel"/>
     <w:tmpl w:val="EB4AF4D0"/>
@@ -12940,7 +20147,7 @@
       </w:pPr>
     </w:lvl>
   </w:abstractNum>
-  <w:abstractNum w:abstractNumId="21" w15:restartNumberingAfterBreak="0">
+  <w:abstractNum w:abstractNumId="22" w15:restartNumberingAfterBreak="0">
     <w:nsid w:val="7FA52E75"/>
     <w:multiLevelType w:val="multilevel"/>
     <w:tmpl w:val="DADE362C"/>
@@ -13117,31 +20324,31 @@
     <w:abstractNumId w:val="0"/>
   </w:num>
   <w:num w:numId="10" w16cid:durableId="406342410">
-    <w:abstractNumId w:val="20"/>
+    <w:abstractNumId w:val="21"/>
   </w:num>
   <w:num w:numId="11" w16cid:durableId="1184243659">
-    <w:abstractNumId w:val="21"/>
+    <w:abstractNumId w:val="22"/>
   </w:num>
   <w:num w:numId="12" w16cid:durableId="161624978">
     <w:abstractNumId w:val="11"/>
   </w:num>
   <w:num w:numId="13" w16cid:durableId="1262644841">
-    <w:abstractNumId w:val="18"/>
+    <w:abstractNumId w:val="19"/>
   </w:num>
   <w:num w:numId="14" w16cid:durableId="612252267">
     <w:abstractNumId w:val="9"/>
   </w:num>
   <w:num w:numId="15" w16cid:durableId="1758676249">
-    <w:abstractNumId w:val="16"/>
+    <w:abstractNumId w:val="17"/>
   </w:num>
   <w:num w:numId="16" w16cid:durableId="643004783">
-    <w:abstractNumId w:val="19"/>
+    <w:abstractNumId w:val="20"/>
   </w:num>
   <w:num w:numId="17" w16cid:durableId="1338582278">
     <w:abstractNumId w:val="12"/>
   </w:num>
   <w:num w:numId="18" w16cid:durableId="85929384">
-    <w:abstractNumId w:val="15"/>
+    <w:abstractNumId w:val="16"/>
   </w:num>
   <w:num w:numId="19" w16cid:durableId="1457019529">
     <w:abstractNumId w:val="10"/>
@@ -13150,10 +20357,13 @@
     <w:abstractNumId w:val="13"/>
   </w:num>
   <w:num w:numId="21" w16cid:durableId="1614827416">
-    <w:abstractNumId w:val="17"/>
+    <w:abstractNumId w:val="18"/>
   </w:num>
   <w:num w:numId="22" w16cid:durableId="5206856">
     <w:abstractNumId w:val="14"/>
+  </w:num>
+  <w:num w:numId="23" w16cid:durableId="1427724740">
+    <w:abstractNumId w:val="15"/>
   </w:num>
 </w:numbering>
 </file>
@@ -13764,7 +20974,6 @@
   <w:style w:type="character" w:default="1" w:styleId="Fuentedeprrafopredeter">
     <w:name w:val="Default Paragraph Font"/>
     <w:uiPriority w:val="1"/>
-    <w:semiHidden/>
     <w:unhideWhenUsed/>
   </w:style>
   <w:style w:type="table" w:default="1" w:styleId="Tablanormal">
@@ -24563,6 +31772,30 @@
       <w:u w:val="single"/>
     </w:rPr>
   </w:style>
+  <w:style w:type="character" w:styleId="Mencinsinresolver">
+    <w:name w:val="Unresolved Mention"/>
+    <w:basedOn w:val="Fuentedeprrafopredeter"/>
+    <w:uiPriority w:val="99"/>
+    <w:semiHidden/>
+    <w:unhideWhenUsed/>
+    <w:rsid w:val="00762281"/>
+    <w:rPr>
+      <w:color w:val="605E5C"/>
+      <w:shd w:val="clear" w:color="auto" w:fill="E1DFDD"/>
+    </w:rPr>
+  </w:style>
+  <w:style w:type="character" w:styleId="Hipervnculovisitado">
+    <w:name w:val="FollowedHyperlink"/>
+    <w:basedOn w:val="Fuentedeprrafopredeter"/>
+    <w:uiPriority w:val="99"/>
+    <w:semiHidden/>
+    <w:unhideWhenUsed/>
+    <w:rsid w:val="00762281"/>
+    <w:rPr>
+      <w:color w:val="800080" w:themeColor="followedHyperlink"/>
+      <w:u w:val="single"/>
+    </w:rPr>
+  </w:style>
 </w:styles>
 </file>
 
